--- a/supporto/documentazione/Guide_ANTHEA/ANTHEA_Guida_pratica_ITEC_Rev47.docx
+++ b/supporto/documentazione/Guide_ANTHEA/ANTHEA_Guida_pratica_ITEC_Rev47.docx
@@ -2334,7 +2334,7 @@
       <w:r>
         <w:fldChar w:fldCharType="separate"/>
       </w:r>
-      <w:hyperlink w:anchor="_Toc243003144" w:history="1">
+      <w:hyperlink w:anchor="_Toc243007710" w:history="1">
         <w:r>
           <w:rPr>
             <w:rStyle w:val="Collegamentoipertestuale"/>
@@ -2382,7 +2382,7 @@
             <w:noProof/>
             <w:webHidden/>
           </w:rPr>
-          <w:instrText xml:space="preserve"> PAGEREF _Toc243003144 \h </w:instrText>
+          <w:instrText xml:space="preserve"> PAGEREF _Toc243007710 \h </w:instrText>
         </w:r>
         <w:r>
           <w:rPr>
@@ -2429,7 +2429,7 @@
           <w14:ligatures w14:val="standardContextual"/>
         </w:rPr>
       </w:pPr>
-      <w:hyperlink w:anchor="_Toc243003145" w:history="1">
+      <w:hyperlink w:anchor="_Toc243007711" w:history="1">
         <w:r>
           <w:rPr>
             <w:rStyle w:val="Collegamentoipertestuale"/>
@@ -2474,7 +2474,7 @@
             <w:noProof/>
             <w:webHidden/>
           </w:rPr>
-          <w:instrText xml:space="preserve"> PAGEREF _Toc243003145 \h </w:instrText>
+          <w:instrText xml:space="preserve"> PAGEREF _Toc243007711 \h </w:instrText>
         </w:r>
         <w:r>
           <w:rPr>
@@ -2521,7 +2521,7 @@
           <w14:ligatures w14:val="standardContextual"/>
         </w:rPr>
       </w:pPr>
-      <w:hyperlink w:anchor="_Toc243003146" w:history="1">
+      <w:hyperlink w:anchor="_Toc243007712" w:history="1">
         <w:r>
           <w:rPr>
             <w:rStyle w:val="Collegamentoipertestuale"/>
@@ -2566,7 +2566,7 @@
             <w:noProof/>
             <w:webHidden/>
           </w:rPr>
-          <w:instrText xml:space="preserve"> PAGEREF _Toc243003146 \h </w:instrText>
+          <w:instrText xml:space="preserve"> PAGEREF _Toc243007712 \h </w:instrText>
         </w:r>
         <w:r>
           <w:rPr>
@@ -2613,7 +2613,7 @@
           <w14:ligatures w14:val="standardContextual"/>
         </w:rPr>
       </w:pPr>
-      <w:hyperlink w:anchor="_Toc243003147" w:history="1">
+      <w:hyperlink w:anchor="_Toc243007713" w:history="1">
         <w:r>
           <w:rPr>
             <w:rStyle w:val="Collegamentoipertestuale"/>
@@ -2658,7 +2658,7 @@
             <w:noProof/>
             <w:webHidden/>
           </w:rPr>
-          <w:instrText xml:space="preserve"> PAGEREF _Toc243003147 \h </w:instrText>
+          <w:instrText xml:space="preserve"> PAGEREF _Toc243007713 \h </w:instrText>
         </w:r>
         <w:r>
           <w:rPr>
@@ -2705,7 +2705,7 @@
           <w14:ligatures w14:val="standardContextual"/>
         </w:rPr>
       </w:pPr>
-      <w:hyperlink w:anchor="_Toc243003148" w:history="1">
+      <w:hyperlink w:anchor="_Toc243007714" w:history="1">
         <w:r>
           <w:rPr>
             <w:rStyle w:val="Collegamentoipertestuale"/>
@@ -2750,7 +2750,7 @@
             <w:noProof/>
             <w:webHidden/>
           </w:rPr>
-          <w:instrText xml:space="preserve"> PAGEREF _Toc243003148 \h </w:instrText>
+          <w:instrText xml:space="preserve"> PAGEREF _Toc243007714 \h </w:instrText>
         </w:r>
         <w:r>
           <w:rPr>
@@ -2796,7 +2796,7 @@
           <w14:ligatures w14:val="standardContextual"/>
         </w:rPr>
       </w:pPr>
-      <w:hyperlink w:anchor="_Toc243003149" w:history="1">
+      <w:hyperlink w:anchor="_Toc243007715" w:history="1">
         <w:r>
           <w:rPr>
             <w:rStyle w:val="Collegamentoipertestuale"/>
@@ -2844,7 +2844,7 @@
             <w:noProof/>
             <w:webHidden/>
           </w:rPr>
-          <w:instrText xml:space="preserve"> PAGEREF _Toc243003149 \h </w:instrText>
+          <w:instrText xml:space="preserve"> PAGEREF _Toc243007715 \h </w:instrText>
         </w:r>
         <w:r>
           <w:rPr>
@@ -2891,7 +2891,7 @@
           <w14:ligatures w14:val="standardContextual"/>
         </w:rPr>
       </w:pPr>
-      <w:hyperlink w:anchor="_Toc243003150" w:history="1">
+      <w:hyperlink w:anchor="_Toc243007716" w:history="1">
         <w:r>
           <w:rPr>
             <w:rStyle w:val="Collegamentoipertestuale"/>
@@ -2936,7 +2936,7 @@
             <w:noProof/>
             <w:webHidden/>
           </w:rPr>
-          <w:instrText xml:space="preserve"> PAGEREF _Toc243003150 \h </w:instrText>
+          <w:instrText xml:space="preserve"> PAGEREF _Toc243007716 \h </w:instrText>
         </w:r>
         <w:r>
           <w:rPr>
@@ -2983,7 +2983,7 @@
           <w14:ligatures w14:val="standardContextual"/>
         </w:rPr>
       </w:pPr>
-      <w:hyperlink w:anchor="_Toc243003151" w:history="1">
+      <w:hyperlink w:anchor="_Toc243007717" w:history="1">
         <w:r>
           <w:rPr>
             <w:rStyle w:val="Collegamentoipertestuale"/>
@@ -3028,7 +3028,7 @@
             <w:noProof/>
             <w:webHidden/>
           </w:rPr>
-          <w:instrText xml:space="preserve"> PAGEREF _Toc243003151 \h </w:instrText>
+          <w:instrText xml:space="preserve"> PAGEREF _Toc243007717 \h </w:instrText>
         </w:r>
         <w:r>
           <w:rPr>
@@ -3075,7 +3075,7 @@
           <w14:ligatures w14:val="standardContextual"/>
         </w:rPr>
       </w:pPr>
-      <w:hyperlink w:anchor="_Toc243003152" w:history="1">
+      <w:hyperlink w:anchor="_Toc243007718" w:history="1">
         <w:r>
           <w:rPr>
             <w:rStyle w:val="Collegamentoipertestuale"/>
@@ -3120,7 +3120,7 @@
             <w:noProof/>
             <w:webHidden/>
           </w:rPr>
-          <w:instrText xml:space="preserve"> PAGEREF _Toc243003152 \h </w:instrText>
+          <w:instrText xml:space="preserve"> PAGEREF _Toc243007718 \h </w:instrText>
         </w:r>
         <w:r>
           <w:rPr>
@@ -3167,7 +3167,7 @@
           <w14:ligatures w14:val="standardContextual"/>
         </w:rPr>
       </w:pPr>
-      <w:hyperlink w:anchor="_Toc243003153" w:history="1">
+      <w:hyperlink w:anchor="_Toc243007719" w:history="1">
         <w:r>
           <w:rPr>
             <w:rStyle w:val="Collegamentoipertestuale"/>
@@ -3212,7 +3212,7 @@
             <w:noProof/>
             <w:webHidden/>
           </w:rPr>
-          <w:instrText xml:space="preserve"> PAGEREF _Toc243003153 \h </w:instrText>
+          <w:instrText xml:space="preserve"> PAGEREF _Toc243007719 \h </w:instrText>
         </w:r>
         <w:r>
           <w:rPr>
@@ -3258,7 +3258,7 @@
           <w14:ligatures w14:val="standardContextual"/>
         </w:rPr>
       </w:pPr>
-      <w:hyperlink w:anchor="_Toc243003154" w:history="1">
+      <w:hyperlink w:anchor="_Toc243007720" w:history="1">
         <w:r>
           <w:rPr>
             <w:rStyle w:val="Collegamentoipertestuale"/>
@@ -3306,7 +3306,7 @@
             <w:noProof/>
             <w:webHidden/>
           </w:rPr>
-          <w:instrText xml:space="preserve"> PAGEREF _Toc243003154 \h </w:instrText>
+          <w:instrText xml:space="preserve"> PAGEREF _Toc243007720 \h </w:instrText>
         </w:r>
         <w:r>
           <w:rPr>
@@ -3353,7 +3353,7 @@
           <w14:ligatures w14:val="standardContextual"/>
         </w:rPr>
       </w:pPr>
-      <w:hyperlink w:anchor="_Toc243003155" w:history="1">
+      <w:hyperlink w:anchor="_Toc243007721" w:history="1">
         <w:r>
           <w:rPr>
             <w:rStyle w:val="Collegamentoipertestuale"/>
@@ -3398,7 +3398,7 @@
             <w:noProof/>
             <w:webHidden/>
           </w:rPr>
-          <w:instrText xml:space="preserve"> PAGEREF _Toc243003155 \h </w:instrText>
+          <w:instrText xml:space="preserve"> PAGEREF _Toc243007721 \h </w:instrText>
         </w:r>
         <w:r>
           <w:rPr>
@@ -3445,7 +3445,7 @@
           <w14:ligatures w14:val="standardContextual"/>
         </w:rPr>
       </w:pPr>
-      <w:hyperlink w:anchor="_Toc243003156" w:history="1">
+      <w:hyperlink w:anchor="_Toc243007722" w:history="1">
         <w:r>
           <w:rPr>
             <w:rStyle w:val="Collegamentoipertestuale"/>
@@ -3490,7 +3490,7 @@
             <w:noProof/>
             <w:webHidden/>
           </w:rPr>
-          <w:instrText xml:space="preserve"> PAGEREF _Toc243003156 \h </w:instrText>
+          <w:instrText xml:space="preserve"> PAGEREF _Toc243007722 \h </w:instrText>
         </w:r>
         <w:r>
           <w:rPr>
@@ -3537,7 +3537,7 @@
           <w14:ligatures w14:val="standardContextual"/>
         </w:rPr>
       </w:pPr>
-      <w:hyperlink w:anchor="_Toc243003157" w:history="1">
+      <w:hyperlink w:anchor="_Toc243007723" w:history="1">
         <w:r>
           <w:rPr>
             <w:rStyle w:val="Collegamentoipertestuale"/>
@@ -3582,7 +3582,7 @@
             <w:noProof/>
             <w:webHidden/>
           </w:rPr>
-          <w:instrText xml:space="preserve"> PAGEREF _Toc243003157 \h </w:instrText>
+          <w:instrText xml:space="preserve"> PAGEREF _Toc243007723 \h </w:instrText>
         </w:r>
         <w:r>
           <w:rPr>
@@ -3629,7 +3629,7 @@
           <w14:ligatures w14:val="standardContextual"/>
         </w:rPr>
       </w:pPr>
-      <w:hyperlink w:anchor="_Toc243003158" w:history="1">
+      <w:hyperlink w:anchor="_Toc243007724" w:history="1">
         <w:r>
           <w:rPr>
             <w:rStyle w:val="Collegamentoipertestuale"/>
@@ -3674,7 +3674,7 @@
             <w:noProof/>
             <w:webHidden/>
           </w:rPr>
-          <w:instrText xml:space="preserve"> PAGEREF _Toc243003158 \h </w:instrText>
+          <w:instrText xml:space="preserve"> PAGEREF _Toc243007724 \h </w:instrText>
         </w:r>
         <w:r>
           <w:rPr>
@@ -3721,7 +3721,7 @@
           <w14:ligatures w14:val="standardContextual"/>
         </w:rPr>
       </w:pPr>
-      <w:hyperlink w:anchor="_Toc243003159" w:history="1">
+      <w:hyperlink w:anchor="_Toc243007725" w:history="1">
         <w:r>
           <w:rPr>
             <w:rStyle w:val="Collegamentoipertestuale"/>
@@ -3766,7 +3766,7 @@
             <w:noProof/>
             <w:webHidden/>
           </w:rPr>
-          <w:instrText xml:space="preserve"> PAGEREF _Toc243003159 \h </w:instrText>
+          <w:instrText xml:space="preserve"> PAGEREF _Toc243007725 \h </w:instrText>
         </w:r>
         <w:r>
           <w:rPr>
@@ -3813,7 +3813,7 @@
           <w14:ligatures w14:val="standardContextual"/>
         </w:rPr>
       </w:pPr>
-      <w:hyperlink w:anchor="_Toc243003160" w:history="1">
+      <w:hyperlink w:anchor="_Toc243007726" w:history="1">
         <w:r>
           <w:rPr>
             <w:rStyle w:val="Collegamentoipertestuale"/>
@@ -3858,7 +3858,7 @@
             <w:noProof/>
             <w:webHidden/>
           </w:rPr>
-          <w:instrText xml:space="preserve"> PAGEREF _Toc243003160 \h </w:instrText>
+          <w:instrText xml:space="preserve"> PAGEREF _Toc243007726 \h </w:instrText>
         </w:r>
         <w:r>
           <w:rPr>
@@ -3904,7 +3904,7 @@
           <w14:ligatures w14:val="standardContextual"/>
         </w:rPr>
       </w:pPr>
-      <w:hyperlink w:anchor="_Toc243003161" w:history="1">
+      <w:hyperlink w:anchor="_Toc243007727" w:history="1">
         <w:r>
           <w:rPr>
             <w:rStyle w:val="Collegamentoipertestuale"/>
@@ -3952,7 +3952,7 @@
             <w:noProof/>
             <w:webHidden/>
           </w:rPr>
-          <w:instrText xml:space="preserve"> PAGEREF _Toc243003161 \h </w:instrText>
+          <w:instrText xml:space="preserve"> PAGEREF _Toc243007727 \h </w:instrText>
         </w:r>
         <w:r>
           <w:rPr>
@@ -3999,7 +3999,7 @@
           <w14:ligatures w14:val="standardContextual"/>
         </w:rPr>
       </w:pPr>
-      <w:hyperlink w:anchor="_Toc243003162" w:history="1">
+      <w:hyperlink w:anchor="_Toc243007728" w:history="1">
         <w:r>
           <w:rPr>
             <w:rStyle w:val="Collegamentoipertestuale"/>
@@ -4044,7 +4044,7 @@
             <w:noProof/>
             <w:webHidden/>
           </w:rPr>
-          <w:instrText xml:space="preserve"> PAGEREF _Toc243003162 \h </w:instrText>
+          <w:instrText xml:space="preserve"> PAGEREF _Toc243007728 \h </w:instrText>
         </w:r>
         <w:r>
           <w:rPr>
@@ -4091,7 +4091,7 @@
           <w14:ligatures w14:val="standardContextual"/>
         </w:rPr>
       </w:pPr>
-      <w:hyperlink w:anchor="_Toc243003163" w:history="1">
+      <w:hyperlink w:anchor="_Toc243007729" w:history="1">
         <w:r>
           <w:rPr>
             <w:rStyle w:val="Collegamentoipertestuale"/>
@@ -4136,7 +4136,7 @@
             <w:noProof/>
             <w:webHidden/>
           </w:rPr>
-          <w:instrText xml:space="preserve"> PAGEREF _Toc243003163 \h </w:instrText>
+          <w:instrText xml:space="preserve"> PAGEREF _Toc243007729 \h </w:instrText>
         </w:r>
         <w:r>
           <w:rPr>
@@ -4182,7 +4182,7 @@
           <w14:ligatures w14:val="standardContextual"/>
         </w:rPr>
       </w:pPr>
-      <w:hyperlink w:anchor="_Toc243003164" w:history="1">
+      <w:hyperlink w:anchor="_Toc243007730" w:history="1">
         <w:r>
           <w:rPr>
             <w:rStyle w:val="Collegamentoipertestuale"/>
@@ -4230,7 +4230,7 @@
             <w:noProof/>
             <w:webHidden/>
           </w:rPr>
-          <w:instrText xml:space="preserve"> PAGEREF _Toc243003164 \h </w:instrText>
+          <w:instrText xml:space="preserve"> PAGEREF _Toc243007730 \h </w:instrText>
         </w:r>
         <w:r>
           <w:rPr>
@@ -4277,7 +4277,7 @@
           <w14:ligatures w14:val="standardContextual"/>
         </w:rPr>
       </w:pPr>
-      <w:hyperlink w:anchor="_Toc243003165" w:history="1">
+      <w:hyperlink w:anchor="_Toc243007731" w:history="1">
         <w:r>
           <w:rPr>
             <w:rStyle w:val="Collegamentoipertestuale"/>
@@ -4322,7 +4322,7 @@
             <w:noProof/>
             <w:webHidden/>
           </w:rPr>
-          <w:instrText xml:space="preserve"> PAGEREF _Toc243003165 \h </w:instrText>
+          <w:instrText xml:space="preserve"> PAGEREF _Toc243007731 \h </w:instrText>
         </w:r>
         <w:r>
           <w:rPr>
@@ -4369,7 +4369,7 @@
           <w14:ligatures w14:val="standardContextual"/>
         </w:rPr>
       </w:pPr>
-      <w:hyperlink w:anchor="_Toc243003166" w:history="1">
+      <w:hyperlink w:anchor="_Toc243007732" w:history="1">
         <w:r>
           <w:rPr>
             <w:rStyle w:val="Collegamentoipertestuale"/>
@@ -4414,7 +4414,7 @@
             <w:noProof/>
             <w:webHidden/>
           </w:rPr>
-          <w:instrText xml:space="preserve"> PAGEREF _Toc243003166 \h </w:instrText>
+          <w:instrText xml:space="preserve"> PAGEREF _Toc243007732 \h </w:instrText>
         </w:r>
         <w:r>
           <w:rPr>
@@ -4461,7 +4461,7 @@
           <w14:ligatures w14:val="standardContextual"/>
         </w:rPr>
       </w:pPr>
-      <w:hyperlink w:anchor="_Toc243003167" w:history="1">
+      <w:hyperlink w:anchor="_Toc243007733" w:history="1">
         <w:r>
           <w:rPr>
             <w:rStyle w:val="Collegamentoipertestuale"/>
@@ -4506,7 +4506,7 @@
             <w:noProof/>
             <w:webHidden/>
           </w:rPr>
-          <w:instrText xml:space="preserve"> PAGEREF _Toc243003167 \h </w:instrText>
+          <w:instrText xml:space="preserve"> PAGEREF _Toc243007733 \h </w:instrText>
         </w:r>
         <w:r>
           <w:rPr>
@@ -4553,7 +4553,7 @@
           <w14:ligatures w14:val="standardContextual"/>
         </w:rPr>
       </w:pPr>
-      <w:hyperlink w:anchor="_Toc243003168" w:history="1">
+      <w:hyperlink w:anchor="_Toc243007734" w:history="1">
         <w:r>
           <w:rPr>
             <w:rStyle w:val="Collegamentoipertestuale"/>
@@ -4598,7 +4598,7 @@
             <w:noProof/>
             <w:webHidden/>
           </w:rPr>
-          <w:instrText xml:space="preserve"> PAGEREF _Toc243003168 \h </w:instrText>
+          <w:instrText xml:space="preserve"> PAGEREF _Toc243007734 \h </w:instrText>
         </w:r>
         <w:r>
           <w:rPr>
@@ -4644,7 +4644,7 @@
           <w14:ligatures w14:val="standardContextual"/>
         </w:rPr>
       </w:pPr>
-      <w:hyperlink w:anchor="_Toc243003169" w:history="1">
+      <w:hyperlink w:anchor="_Toc243007735" w:history="1">
         <w:r>
           <w:rPr>
             <w:rStyle w:val="Collegamentoipertestuale"/>
@@ -4692,7 +4692,7 @@
             <w:noProof/>
             <w:webHidden/>
           </w:rPr>
-          <w:instrText xml:space="preserve"> PAGEREF _Toc243003169 \h </w:instrText>
+          <w:instrText xml:space="preserve"> PAGEREF _Toc243007735 \h </w:instrText>
         </w:r>
         <w:r>
           <w:rPr>
@@ -4739,7 +4739,7 @@
           <w14:ligatures w14:val="standardContextual"/>
         </w:rPr>
       </w:pPr>
-      <w:hyperlink w:anchor="_Toc243003170" w:history="1">
+      <w:hyperlink w:anchor="_Toc243007736" w:history="1">
         <w:r>
           <w:rPr>
             <w:rStyle w:val="Collegamentoipertestuale"/>
@@ -4784,7 +4784,7 @@
             <w:noProof/>
             <w:webHidden/>
           </w:rPr>
-          <w:instrText xml:space="preserve"> PAGEREF _Toc243003170 \h </w:instrText>
+          <w:instrText xml:space="preserve"> PAGEREF _Toc243007736 \h </w:instrText>
         </w:r>
         <w:r>
           <w:rPr>
@@ -4831,7 +4831,7 @@
           <w14:ligatures w14:val="standardContextual"/>
         </w:rPr>
       </w:pPr>
-      <w:hyperlink w:anchor="_Toc243003171" w:history="1">
+      <w:hyperlink w:anchor="_Toc243007737" w:history="1">
         <w:r>
           <w:rPr>
             <w:rStyle w:val="Collegamentoipertestuale"/>
@@ -4876,7 +4876,7 @@
             <w:noProof/>
             <w:webHidden/>
           </w:rPr>
-          <w:instrText xml:space="preserve"> PAGEREF _Toc243003171 \h </w:instrText>
+          <w:instrText xml:space="preserve"> PAGEREF _Toc243007737 \h </w:instrText>
         </w:r>
         <w:r>
           <w:rPr>
@@ -4922,7 +4922,7 @@
           <w14:ligatures w14:val="standardContextual"/>
         </w:rPr>
       </w:pPr>
-      <w:hyperlink w:anchor="_Toc243003172" w:history="1">
+      <w:hyperlink w:anchor="_Toc243007738" w:history="1">
         <w:r>
           <w:rPr>
             <w:rStyle w:val="Collegamentoipertestuale"/>
@@ -4970,7 +4970,7 @@
             <w:noProof/>
             <w:webHidden/>
           </w:rPr>
-          <w:instrText xml:space="preserve"> PAGEREF _Toc243003172 \h </w:instrText>
+          <w:instrText xml:space="preserve"> PAGEREF _Toc243007738 \h </w:instrText>
         </w:r>
         <w:r>
           <w:rPr>
@@ -5017,7 +5017,7 @@
           <w14:ligatures w14:val="standardContextual"/>
         </w:rPr>
       </w:pPr>
-      <w:hyperlink w:anchor="_Toc243003173" w:history="1">
+      <w:hyperlink w:anchor="_Toc243007739" w:history="1">
         <w:r>
           <w:rPr>
             <w:rStyle w:val="Collegamentoipertestuale"/>
@@ -5062,7 +5062,7 @@
             <w:noProof/>
             <w:webHidden/>
           </w:rPr>
-          <w:instrText xml:space="preserve"> PAGEREF _Toc243003173 \h </w:instrText>
+          <w:instrText xml:space="preserve"> PAGEREF _Toc243007739 \h </w:instrText>
         </w:r>
         <w:r>
           <w:rPr>
@@ -5109,7 +5109,7 @@
           <w14:ligatures w14:val="standardContextual"/>
         </w:rPr>
       </w:pPr>
-      <w:hyperlink w:anchor="_Toc243003174" w:history="1">
+      <w:hyperlink w:anchor="_Toc243007740" w:history="1">
         <w:r>
           <w:rPr>
             <w:rStyle w:val="Collegamentoipertestuale"/>
@@ -5154,7 +5154,7 @@
             <w:noProof/>
             <w:webHidden/>
           </w:rPr>
-          <w:instrText xml:space="preserve"> PAGEREF _Toc243003174 \h </w:instrText>
+          <w:instrText xml:space="preserve"> PAGEREF _Toc243007740 \h </w:instrText>
         </w:r>
         <w:r>
           <w:rPr>
@@ -5201,7 +5201,7 @@
           <w14:ligatures w14:val="standardContextual"/>
         </w:rPr>
       </w:pPr>
-      <w:hyperlink w:anchor="_Toc243003175" w:history="1">
+      <w:hyperlink w:anchor="_Toc243007741" w:history="1">
         <w:r>
           <w:rPr>
             <w:rStyle w:val="Collegamentoipertestuale"/>
@@ -5246,7 +5246,7 @@
             <w:noProof/>
             <w:webHidden/>
           </w:rPr>
-          <w:instrText xml:space="preserve"> PAGEREF _Toc243003175 \h </w:instrText>
+          <w:instrText xml:space="preserve"> PAGEREF _Toc243007741 \h </w:instrText>
         </w:r>
         <w:r>
           <w:rPr>
@@ -5293,7 +5293,7 @@
           <w14:ligatures w14:val="standardContextual"/>
         </w:rPr>
       </w:pPr>
-      <w:hyperlink w:anchor="_Toc243003176" w:history="1">
+      <w:hyperlink w:anchor="_Toc243007742" w:history="1">
         <w:r>
           <w:rPr>
             <w:rStyle w:val="Collegamentoipertestuale"/>
@@ -5338,7 +5338,7 @@
             <w:noProof/>
             <w:webHidden/>
           </w:rPr>
-          <w:instrText xml:space="preserve"> PAGEREF _Toc243003176 \h </w:instrText>
+          <w:instrText xml:space="preserve"> PAGEREF _Toc243007742 \h </w:instrText>
         </w:r>
         <w:r>
           <w:rPr>
@@ -5385,7 +5385,7 @@
           <w14:ligatures w14:val="standardContextual"/>
         </w:rPr>
       </w:pPr>
-      <w:hyperlink w:anchor="_Toc243003177" w:history="1">
+      <w:hyperlink w:anchor="_Toc243007743" w:history="1">
         <w:r>
           <w:rPr>
             <w:rStyle w:val="Collegamentoipertestuale"/>
@@ -5430,7 +5430,7 @@
             <w:noProof/>
             <w:webHidden/>
           </w:rPr>
-          <w:instrText xml:space="preserve"> PAGEREF _Toc243003177 \h </w:instrText>
+          <w:instrText xml:space="preserve"> PAGEREF _Toc243007743 \h </w:instrText>
         </w:r>
         <w:r>
           <w:rPr>
@@ -5476,7 +5476,7 @@
           <w14:ligatures w14:val="standardContextual"/>
         </w:rPr>
       </w:pPr>
-      <w:hyperlink w:anchor="_Toc243003178" w:history="1">
+      <w:hyperlink w:anchor="_Toc243007744" w:history="1">
         <w:r>
           <w:rPr>
             <w:rStyle w:val="Collegamentoipertestuale"/>
@@ -5524,7 +5524,7 @@
             <w:noProof/>
             <w:webHidden/>
           </w:rPr>
-          <w:instrText xml:space="preserve"> PAGEREF _Toc243003178 \h </w:instrText>
+          <w:instrText xml:space="preserve"> PAGEREF _Toc243007744 \h </w:instrText>
         </w:r>
         <w:r>
           <w:rPr>
@@ -5571,7 +5571,7 @@
           <w14:ligatures w14:val="standardContextual"/>
         </w:rPr>
       </w:pPr>
-      <w:hyperlink w:anchor="_Toc243003179" w:history="1">
+      <w:hyperlink w:anchor="_Toc243007745" w:history="1">
         <w:r>
           <w:rPr>
             <w:rStyle w:val="Collegamentoipertestuale"/>
@@ -5616,7 +5616,7 @@
             <w:noProof/>
             <w:webHidden/>
           </w:rPr>
-          <w:instrText xml:space="preserve"> PAGEREF _Toc243003179 \h </w:instrText>
+          <w:instrText xml:space="preserve"> PAGEREF _Toc243007745 \h </w:instrText>
         </w:r>
         <w:r>
           <w:rPr>
@@ -5663,7 +5663,7 @@
           <w14:ligatures w14:val="standardContextual"/>
         </w:rPr>
       </w:pPr>
-      <w:hyperlink w:anchor="_Toc243003180" w:history="1">
+      <w:hyperlink w:anchor="_Toc243007746" w:history="1">
         <w:r>
           <w:rPr>
             <w:rStyle w:val="Collegamentoipertestuale"/>
@@ -5708,7 +5708,7 @@
             <w:noProof/>
             <w:webHidden/>
           </w:rPr>
-          <w:instrText xml:space="preserve"> PAGEREF _Toc243003180 \h </w:instrText>
+          <w:instrText xml:space="preserve"> PAGEREF _Toc243007746 \h </w:instrText>
         </w:r>
         <w:r>
           <w:rPr>
@@ -5755,7 +5755,7 @@
           <w14:ligatures w14:val="standardContextual"/>
         </w:rPr>
       </w:pPr>
-      <w:hyperlink w:anchor="_Toc243003181" w:history="1">
+      <w:hyperlink w:anchor="_Toc243007747" w:history="1">
         <w:r>
           <w:rPr>
             <w:rStyle w:val="Collegamentoipertestuale"/>
@@ -5800,7 +5800,7 @@
             <w:noProof/>
             <w:webHidden/>
           </w:rPr>
-          <w:instrText xml:space="preserve"> PAGEREF _Toc243003181 \h </w:instrText>
+          <w:instrText xml:space="preserve"> PAGEREF _Toc243007747 \h </w:instrText>
         </w:r>
         <w:r>
           <w:rPr>
@@ -5847,7 +5847,7 @@
           <w14:ligatures w14:val="standardContextual"/>
         </w:rPr>
       </w:pPr>
-      <w:hyperlink w:anchor="_Toc243003182" w:history="1">
+      <w:hyperlink w:anchor="_Toc243007748" w:history="1">
         <w:r>
           <w:rPr>
             <w:rStyle w:val="Collegamentoipertestuale"/>
@@ -5892,7 +5892,7 @@
             <w:noProof/>
             <w:webHidden/>
           </w:rPr>
-          <w:instrText xml:space="preserve"> PAGEREF _Toc243003182 \h </w:instrText>
+          <w:instrText xml:space="preserve"> PAGEREF _Toc243007748 \h </w:instrText>
         </w:r>
         <w:r>
           <w:rPr>
@@ -5939,7 +5939,7 @@
           <w14:ligatures w14:val="standardContextual"/>
         </w:rPr>
       </w:pPr>
-      <w:hyperlink w:anchor="_Toc243003183" w:history="1">
+      <w:hyperlink w:anchor="_Toc243007749" w:history="1">
         <w:r>
           <w:rPr>
             <w:rStyle w:val="Collegamentoipertestuale"/>
@@ -5984,7 +5984,7 @@
             <w:noProof/>
             <w:webHidden/>
           </w:rPr>
-          <w:instrText xml:space="preserve"> PAGEREF _Toc243003183 \h </w:instrText>
+          <w:instrText xml:space="preserve"> PAGEREF _Toc243007749 \h </w:instrText>
         </w:r>
         <w:r>
           <w:rPr>
@@ -6031,7 +6031,7 @@
           <w14:ligatures w14:val="standardContextual"/>
         </w:rPr>
       </w:pPr>
-      <w:hyperlink w:anchor="_Toc243003184" w:history="1">
+      <w:hyperlink w:anchor="_Toc243007750" w:history="1">
         <w:r>
           <w:rPr>
             <w:rStyle w:val="Collegamentoipertestuale"/>
@@ -6076,7 +6076,7 @@
             <w:noProof/>
             <w:webHidden/>
           </w:rPr>
-          <w:instrText xml:space="preserve"> PAGEREF _Toc243003184 \h </w:instrText>
+          <w:instrText xml:space="preserve"> PAGEREF _Toc243007750 \h </w:instrText>
         </w:r>
         <w:r>
           <w:rPr>
@@ -6123,7 +6123,7 @@
           <w14:ligatures w14:val="standardContextual"/>
         </w:rPr>
       </w:pPr>
-      <w:hyperlink w:anchor="_Toc243003185" w:history="1">
+      <w:hyperlink w:anchor="_Toc243007751" w:history="1">
         <w:r>
           <w:rPr>
             <w:rStyle w:val="Collegamentoipertestuale"/>
@@ -6168,7 +6168,7 @@
             <w:noProof/>
             <w:webHidden/>
           </w:rPr>
-          <w:instrText xml:space="preserve"> PAGEREF _Toc243003185 \h </w:instrText>
+          <w:instrText xml:space="preserve"> PAGEREF _Toc243007751 \h </w:instrText>
         </w:r>
         <w:r>
           <w:rPr>
@@ -6215,7 +6215,7 @@
           <w14:ligatures w14:val="standardContextual"/>
         </w:rPr>
       </w:pPr>
-      <w:hyperlink w:anchor="_Toc243003186" w:history="1">
+      <w:hyperlink w:anchor="_Toc243007752" w:history="1">
         <w:r>
           <w:rPr>
             <w:rStyle w:val="Collegamentoipertestuale"/>
@@ -6260,7 +6260,7 @@
             <w:noProof/>
             <w:webHidden/>
           </w:rPr>
-          <w:instrText xml:space="preserve"> PAGEREF _Toc243003186 \h </w:instrText>
+          <w:instrText xml:space="preserve"> PAGEREF _Toc243007752 \h </w:instrText>
         </w:r>
         <w:r>
           <w:rPr>
@@ -6307,7 +6307,7 @@
           <w14:ligatures w14:val="standardContextual"/>
         </w:rPr>
       </w:pPr>
-      <w:hyperlink w:anchor="_Toc243003187" w:history="1">
+      <w:hyperlink w:anchor="_Toc243007753" w:history="1">
         <w:r>
           <w:rPr>
             <w:rStyle w:val="Collegamentoipertestuale"/>
@@ -6352,7 +6352,7 @@
             <w:noProof/>
             <w:webHidden/>
           </w:rPr>
-          <w:instrText xml:space="preserve"> PAGEREF _Toc243003187 \h </w:instrText>
+          <w:instrText xml:space="preserve"> PAGEREF _Toc243007753 \h </w:instrText>
         </w:r>
         <w:r>
           <w:rPr>
@@ -6398,7 +6398,7 @@
           <w14:ligatures w14:val="standardContextual"/>
         </w:rPr>
       </w:pPr>
-      <w:hyperlink w:anchor="_Toc243003188" w:history="1">
+      <w:hyperlink w:anchor="_Toc243007754" w:history="1">
         <w:r>
           <w:rPr>
             <w:rStyle w:val="Collegamentoipertestuale"/>
@@ -6446,7 +6446,7 @@
             <w:noProof/>
             <w:webHidden/>
           </w:rPr>
-          <w:instrText xml:space="preserve"> PAGEREF _Toc243003188 \h </w:instrText>
+          <w:instrText xml:space="preserve"> PAGEREF _Toc243007754 \h </w:instrText>
         </w:r>
         <w:r>
           <w:rPr>
@@ -6493,7 +6493,7 @@
           <w14:ligatures w14:val="standardContextual"/>
         </w:rPr>
       </w:pPr>
-      <w:hyperlink w:anchor="_Toc243003189" w:history="1">
+      <w:hyperlink w:anchor="_Toc243007755" w:history="1">
         <w:r>
           <w:rPr>
             <w:rStyle w:val="Collegamentoipertestuale"/>
@@ -6538,7 +6538,7 @@
             <w:noProof/>
             <w:webHidden/>
           </w:rPr>
-          <w:instrText xml:space="preserve"> PAGEREF _Toc243003189 \h </w:instrText>
+          <w:instrText xml:space="preserve"> PAGEREF _Toc243007755 \h </w:instrText>
         </w:r>
         <w:r>
           <w:rPr>
@@ -6585,7 +6585,7 @@
           <w14:ligatures w14:val="standardContextual"/>
         </w:rPr>
       </w:pPr>
-      <w:hyperlink w:anchor="_Toc243003190" w:history="1">
+      <w:hyperlink w:anchor="_Toc243007756" w:history="1">
         <w:r>
           <w:rPr>
             <w:rStyle w:val="Collegamentoipertestuale"/>
@@ -6630,7 +6630,7 @@
             <w:noProof/>
             <w:webHidden/>
           </w:rPr>
-          <w:instrText xml:space="preserve"> PAGEREF _Toc243003190 \h </w:instrText>
+          <w:instrText xml:space="preserve"> PAGEREF _Toc243007756 \h </w:instrText>
         </w:r>
         <w:r>
           <w:rPr>
@@ -6677,7 +6677,7 @@
           <w14:ligatures w14:val="standardContextual"/>
         </w:rPr>
       </w:pPr>
-      <w:hyperlink w:anchor="_Toc243003191" w:history="1">
+      <w:hyperlink w:anchor="_Toc243007757" w:history="1">
         <w:r>
           <w:rPr>
             <w:rStyle w:val="Collegamentoipertestuale"/>
@@ -6722,7 +6722,7 @@
             <w:noProof/>
             <w:webHidden/>
           </w:rPr>
-          <w:instrText xml:space="preserve"> PAGEREF _Toc243003191 \h </w:instrText>
+          <w:instrText xml:space="preserve"> PAGEREF _Toc243007757 \h </w:instrText>
         </w:r>
         <w:r>
           <w:rPr>
@@ -6769,7 +6769,7 @@
           <w14:ligatures w14:val="standardContextual"/>
         </w:rPr>
       </w:pPr>
-      <w:hyperlink w:anchor="_Toc243003192" w:history="1">
+      <w:hyperlink w:anchor="_Toc243007758" w:history="1">
         <w:r>
           <w:rPr>
             <w:rStyle w:val="Collegamentoipertestuale"/>
@@ -6814,7 +6814,7 @@
             <w:noProof/>
             <w:webHidden/>
           </w:rPr>
-          <w:instrText xml:space="preserve"> PAGEREF _Toc243003192 \h </w:instrText>
+          <w:instrText xml:space="preserve"> PAGEREF _Toc243007758 \h </w:instrText>
         </w:r>
         <w:r>
           <w:rPr>
@@ -6861,7 +6861,7 @@
           <w14:ligatures w14:val="standardContextual"/>
         </w:rPr>
       </w:pPr>
-      <w:hyperlink w:anchor="_Toc243003193" w:history="1">
+      <w:hyperlink w:anchor="_Toc243007759" w:history="1">
         <w:r>
           <w:rPr>
             <w:rStyle w:val="Collegamentoipertestuale"/>
@@ -6906,7 +6906,7 @@
             <w:noProof/>
             <w:webHidden/>
           </w:rPr>
-          <w:instrText xml:space="preserve"> PAGEREF _Toc243003193 \h </w:instrText>
+          <w:instrText xml:space="preserve"> PAGEREF _Toc243007759 \h </w:instrText>
         </w:r>
         <w:r>
           <w:rPr>
@@ -6953,7 +6953,7 @@
           <w14:ligatures w14:val="standardContextual"/>
         </w:rPr>
       </w:pPr>
-      <w:hyperlink w:anchor="_Toc243003194" w:history="1">
+      <w:hyperlink w:anchor="_Toc243007760" w:history="1">
         <w:r>
           <w:rPr>
             <w:rStyle w:val="Collegamentoipertestuale"/>
@@ -6998,7 +6998,7 @@
             <w:noProof/>
             <w:webHidden/>
           </w:rPr>
-          <w:instrText xml:space="preserve"> PAGEREF _Toc243003194 \h </w:instrText>
+          <w:instrText xml:space="preserve"> PAGEREF _Toc243007760 \h </w:instrText>
         </w:r>
         <w:r>
           <w:rPr>
@@ -7045,7 +7045,7 @@
           <w14:ligatures w14:val="standardContextual"/>
         </w:rPr>
       </w:pPr>
-      <w:hyperlink w:anchor="_Toc243003195" w:history="1">
+      <w:hyperlink w:anchor="_Toc243007761" w:history="1">
         <w:r>
           <w:rPr>
             <w:rStyle w:val="Collegamentoipertestuale"/>
@@ -7090,7 +7090,7 @@
             <w:noProof/>
             <w:webHidden/>
           </w:rPr>
-          <w:instrText xml:space="preserve"> PAGEREF _Toc243003195 \h </w:instrText>
+          <w:instrText xml:space="preserve"> PAGEREF _Toc243007761 \h </w:instrText>
         </w:r>
         <w:r>
           <w:rPr>
@@ -7137,7 +7137,7 @@
           <w14:ligatures w14:val="standardContextual"/>
         </w:rPr>
       </w:pPr>
-      <w:hyperlink w:anchor="_Toc243003196" w:history="1">
+      <w:hyperlink w:anchor="_Toc243007762" w:history="1">
         <w:r>
           <w:rPr>
             <w:rStyle w:val="Collegamentoipertestuale"/>
@@ -7182,7 +7182,7 @@
             <w:noProof/>
             <w:webHidden/>
           </w:rPr>
-          <w:instrText xml:space="preserve"> PAGEREF _Toc243003196 \h </w:instrText>
+          <w:instrText xml:space="preserve"> PAGEREF _Toc243007762 \h </w:instrText>
         </w:r>
         <w:r>
           <w:rPr>
@@ -7229,7 +7229,7 @@
           <w14:ligatures w14:val="standardContextual"/>
         </w:rPr>
       </w:pPr>
-      <w:hyperlink w:anchor="_Toc243003197" w:history="1">
+      <w:hyperlink w:anchor="_Toc243007763" w:history="1">
         <w:r>
           <w:rPr>
             <w:rStyle w:val="Collegamentoipertestuale"/>
@@ -7274,7 +7274,7 @@
             <w:noProof/>
             <w:webHidden/>
           </w:rPr>
-          <w:instrText xml:space="preserve"> PAGEREF _Toc243003197 \h </w:instrText>
+          <w:instrText xml:space="preserve"> PAGEREF _Toc243007763 \h </w:instrText>
         </w:r>
         <w:r>
           <w:rPr>
@@ -7321,7 +7321,7 @@
           <w14:ligatures w14:val="standardContextual"/>
         </w:rPr>
       </w:pPr>
-      <w:hyperlink w:anchor="_Toc243003198" w:history="1">
+      <w:hyperlink w:anchor="_Toc243007764" w:history="1">
         <w:r>
           <w:rPr>
             <w:rStyle w:val="Collegamentoipertestuale"/>
@@ -7366,7 +7366,7 @@
             <w:noProof/>
             <w:webHidden/>
           </w:rPr>
-          <w:instrText xml:space="preserve"> PAGEREF _Toc243003198 \h </w:instrText>
+          <w:instrText xml:space="preserve"> PAGEREF _Toc243007764 \h </w:instrText>
         </w:r>
         <w:r>
           <w:rPr>
@@ -7413,7 +7413,7 @@
           <w14:ligatures w14:val="standardContextual"/>
         </w:rPr>
       </w:pPr>
-      <w:hyperlink w:anchor="_Toc243003199" w:history="1">
+      <w:hyperlink w:anchor="_Toc243007765" w:history="1">
         <w:r>
           <w:rPr>
             <w:rStyle w:val="Collegamentoipertestuale"/>
@@ -7458,7 +7458,7 @@
             <w:noProof/>
             <w:webHidden/>
           </w:rPr>
-          <w:instrText xml:space="preserve"> PAGEREF _Toc243003199 \h </w:instrText>
+          <w:instrText xml:space="preserve"> PAGEREF _Toc243007765 \h </w:instrText>
         </w:r>
         <w:r>
           <w:rPr>
@@ -7505,7 +7505,7 @@
           <w14:ligatures w14:val="standardContextual"/>
         </w:rPr>
       </w:pPr>
-      <w:hyperlink w:anchor="_Toc243003200" w:history="1">
+      <w:hyperlink w:anchor="_Toc243007766" w:history="1">
         <w:r>
           <w:rPr>
             <w:rStyle w:val="Collegamentoipertestuale"/>
@@ -7550,7 +7550,7 @@
             <w:noProof/>
             <w:webHidden/>
           </w:rPr>
-          <w:instrText xml:space="preserve"> PAGEREF _Toc243003200 \h </w:instrText>
+          <w:instrText xml:space="preserve"> PAGEREF _Toc243007766 \h </w:instrText>
         </w:r>
         <w:r>
           <w:rPr>
@@ -7597,7 +7597,7 @@
           <w14:ligatures w14:val="standardContextual"/>
         </w:rPr>
       </w:pPr>
-      <w:hyperlink w:anchor="_Toc243003201" w:history="1">
+      <w:hyperlink w:anchor="_Toc243007767" w:history="1">
         <w:r>
           <w:rPr>
             <w:rStyle w:val="Collegamentoipertestuale"/>
@@ -7642,7 +7642,7 @@
             <w:noProof/>
             <w:webHidden/>
           </w:rPr>
-          <w:instrText xml:space="preserve"> PAGEREF _Toc243003201 \h </w:instrText>
+          <w:instrText xml:space="preserve"> PAGEREF _Toc243007767 \h </w:instrText>
         </w:r>
         <w:r>
           <w:rPr>
@@ -7689,7 +7689,7 @@
           <w14:ligatures w14:val="standardContextual"/>
         </w:rPr>
       </w:pPr>
-      <w:hyperlink w:anchor="_Toc243003202" w:history="1">
+      <w:hyperlink w:anchor="_Toc243007768" w:history="1">
         <w:r>
           <w:rPr>
             <w:rStyle w:val="Collegamentoipertestuale"/>
@@ -7734,7 +7734,7 @@
             <w:noProof/>
             <w:webHidden/>
           </w:rPr>
-          <w:instrText xml:space="preserve"> PAGEREF _Toc243003202 \h </w:instrText>
+          <w:instrText xml:space="preserve"> PAGEREF _Toc243007768 \h </w:instrText>
         </w:r>
         <w:r>
           <w:rPr>
@@ -7781,7 +7781,7 @@
           <w14:ligatures w14:val="standardContextual"/>
         </w:rPr>
       </w:pPr>
-      <w:hyperlink w:anchor="_Toc243003203" w:history="1">
+      <w:hyperlink w:anchor="_Toc243007769" w:history="1">
         <w:r>
           <w:rPr>
             <w:rStyle w:val="Collegamentoipertestuale"/>
@@ -7826,7 +7826,7 @@
             <w:noProof/>
             <w:webHidden/>
           </w:rPr>
-          <w:instrText xml:space="preserve"> PAGEREF _Toc243003203 \h </w:instrText>
+          <w:instrText xml:space="preserve"> PAGEREF _Toc243007769 \h </w:instrText>
         </w:r>
         <w:r>
           <w:rPr>
@@ -7873,7 +7873,7 @@
           <w14:ligatures w14:val="standardContextual"/>
         </w:rPr>
       </w:pPr>
-      <w:hyperlink w:anchor="_Toc243003204" w:history="1">
+      <w:hyperlink w:anchor="_Toc243007770" w:history="1">
         <w:r>
           <w:rPr>
             <w:rStyle w:val="Collegamentoipertestuale"/>
@@ -7918,7 +7918,7 @@
             <w:noProof/>
             <w:webHidden/>
           </w:rPr>
-          <w:instrText xml:space="preserve"> PAGEREF _Toc243003204 \h </w:instrText>
+          <w:instrText xml:space="preserve"> PAGEREF _Toc243007770 \h </w:instrText>
         </w:r>
         <w:r>
           <w:rPr>
@@ -7964,7 +7964,7 @@
           <w14:ligatures w14:val="standardContextual"/>
         </w:rPr>
       </w:pPr>
-      <w:hyperlink w:anchor="_Toc243003205" w:history="1">
+      <w:hyperlink w:anchor="_Toc243007771" w:history="1">
         <w:r>
           <w:rPr>
             <w:rStyle w:val="Collegamentoipertestuale"/>
@@ -8012,7 +8012,7 @@
             <w:noProof/>
             <w:webHidden/>
           </w:rPr>
-          <w:instrText xml:space="preserve"> PAGEREF _Toc243003205 \h </w:instrText>
+          <w:instrText xml:space="preserve"> PAGEREF _Toc243007771 \h </w:instrText>
         </w:r>
         <w:r>
           <w:rPr>
@@ -8059,7 +8059,7 @@
           <w14:ligatures w14:val="standardContextual"/>
         </w:rPr>
       </w:pPr>
-      <w:hyperlink w:anchor="_Toc243003206" w:history="1">
+      <w:hyperlink w:anchor="_Toc243007772" w:history="1">
         <w:r>
           <w:rPr>
             <w:rStyle w:val="Collegamentoipertestuale"/>
@@ -8104,7 +8104,7 @@
             <w:noProof/>
             <w:webHidden/>
           </w:rPr>
-          <w:instrText xml:space="preserve"> PAGEREF _Toc243003206 \h </w:instrText>
+          <w:instrText xml:space="preserve"> PAGEREF _Toc243007772 \h </w:instrText>
         </w:r>
         <w:r>
           <w:rPr>
@@ -8151,7 +8151,7 @@
           <w14:ligatures w14:val="standardContextual"/>
         </w:rPr>
       </w:pPr>
-      <w:hyperlink w:anchor="_Toc243003207" w:history="1">
+      <w:hyperlink w:anchor="_Toc243007773" w:history="1">
         <w:r>
           <w:rPr>
             <w:rStyle w:val="Collegamentoipertestuale"/>
@@ -8196,7 +8196,7 @@
             <w:noProof/>
             <w:webHidden/>
           </w:rPr>
-          <w:instrText xml:space="preserve"> PAGEREF _Toc243003207 \h </w:instrText>
+          <w:instrText xml:space="preserve"> PAGEREF _Toc243007773 \h </w:instrText>
         </w:r>
         <w:r>
           <w:rPr>
@@ -8243,7 +8243,7 @@
           <w14:ligatures w14:val="standardContextual"/>
         </w:rPr>
       </w:pPr>
-      <w:hyperlink w:anchor="_Toc243003208" w:history="1">
+      <w:hyperlink w:anchor="_Toc243007774" w:history="1">
         <w:r>
           <w:rPr>
             <w:rStyle w:val="Collegamentoipertestuale"/>
@@ -8288,7 +8288,7 @@
             <w:noProof/>
             <w:webHidden/>
           </w:rPr>
-          <w:instrText xml:space="preserve"> PAGEREF _Toc243003208 \h </w:instrText>
+          <w:instrText xml:space="preserve"> PAGEREF _Toc243007774 \h </w:instrText>
         </w:r>
         <w:r>
           <w:rPr>
@@ -8335,7 +8335,7 @@
           <w14:ligatures w14:val="standardContextual"/>
         </w:rPr>
       </w:pPr>
-      <w:hyperlink w:anchor="_Toc243003209" w:history="1">
+      <w:hyperlink w:anchor="_Toc243007775" w:history="1">
         <w:r>
           <w:rPr>
             <w:rStyle w:val="Collegamentoipertestuale"/>
@@ -8380,7 +8380,7 @@
             <w:noProof/>
             <w:webHidden/>
           </w:rPr>
-          <w:instrText xml:space="preserve"> PAGEREF _Toc243003209 \h </w:instrText>
+          <w:instrText xml:space="preserve"> PAGEREF _Toc243007775 \h </w:instrText>
         </w:r>
         <w:r>
           <w:rPr>
@@ -8426,7 +8426,7 @@
           <w14:ligatures w14:val="standardContextual"/>
         </w:rPr>
       </w:pPr>
-      <w:hyperlink w:anchor="_Toc243003210" w:history="1">
+      <w:hyperlink w:anchor="_Toc243007776" w:history="1">
         <w:r>
           <w:rPr>
             <w:rStyle w:val="Collegamentoipertestuale"/>
@@ -8474,7 +8474,7 @@
             <w:noProof/>
             <w:webHidden/>
           </w:rPr>
-          <w:instrText xml:space="preserve"> PAGEREF _Toc243003210 \h </w:instrText>
+          <w:instrText xml:space="preserve"> PAGEREF _Toc243007776 \h </w:instrText>
         </w:r>
         <w:r>
           <w:rPr>
@@ -8520,7 +8520,7 @@
           <w14:ligatures w14:val="standardContextual"/>
         </w:rPr>
       </w:pPr>
-      <w:hyperlink w:anchor="_Toc243003211" w:history="1">
+      <w:hyperlink w:anchor="_Toc243007777" w:history="1">
         <w:r>
           <w:rPr>
             <w:rStyle w:val="Collegamentoipertestuale"/>
@@ -8568,7 +8568,7 @@
             <w:noProof/>
             <w:webHidden/>
           </w:rPr>
-          <w:instrText xml:space="preserve"> PAGEREF _Toc243003211 \h </w:instrText>
+          <w:instrText xml:space="preserve"> PAGEREF _Toc243007777 \h </w:instrText>
         </w:r>
         <w:r>
           <w:rPr>
@@ -8615,7 +8615,7 @@
           <w14:ligatures w14:val="standardContextual"/>
         </w:rPr>
       </w:pPr>
-      <w:hyperlink w:anchor="_Toc243003212" w:history="1">
+      <w:hyperlink w:anchor="_Toc243007778" w:history="1">
         <w:r>
           <w:rPr>
             <w:rStyle w:val="Collegamentoipertestuale"/>
@@ -8660,7 +8660,7 @@
             <w:noProof/>
             <w:webHidden/>
           </w:rPr>
-          <w:instrText xml:space="preserve"> PAGEREF _Toc243003212 \h </w:instrText>
+          <w:instrText xml:space="preserve"> PAGEREF _Toc243007778 \h </w:instrText>
         </w:r>
         <w:r>
           <w:rPr>
@@ -8706,7 +8706,7 @@
           <w14:ligatures w14:val="standardContextual"/>
         </w:rPr>
       </w:pPr>
-      <w:hyperlink w:anchor="_Toc243003213" w:history="1">
+      <w:hyperlink w:anchor="_Toc243007779" w:history="1">
         <w:r>
           <w:rPr>
             <w:rStyle w:val="Collegamentoipertestuale"/>
@@ -8754,7 +8754,7 @@
             <w:noProof/>
             <w:webHidden/>
           </w:rPr>
-          <w:instrText xml:space="preserve"> PAGEREF _Toc243003213 \h </w:instrText>
+          <w:instrText xml:space="preserve"> PAGEREF _Toc243007779 \h </w:instrText>
         </w:r>
         <w:r>
           <w:rPr>
@@ -8801,7 +8801,7 @@
           <w14:ligatures w14:val="standardContextual"/>
         </w:rPr>
       </w:pPr>
-      <w:hyperlink w:anchor="_Toc243003214" w:history="1">
+      <w:hyperlink w:anchor="_Toc243007780" w:history="1">
         <w:r>
           <w:rPr>
             <w:rStyle w:val="Collegamentoipertestuale"/>
@@ -8846,7 +8846,7 @@
             <w:noProof/>
             <w:webHidden/>
           </w:rPr>
-          <w:instrText xml:space="preserve"> PAGEREF _Toc243003214 \h </w:instrText>
+          <w:instrText xml:space="preserve"> PAGEREF _Toc243007780 \h </w:instrText>
         </w:r>
         <w:r>
           <w:rPr>
@@ -8893,7 +8893,7 @@
           <w14:ligatures w14:val="standardContextual"/>
         </w:rPr>
       </w:pPr>
-      <w:hyperlink w:anchor="_Toc243003215" w:history="1">
+      <w:hyperlink w:anchor="_Toc243007781" w:history="1">
         <w:r>
           <w:rPr>
             <w:rStyle w:val="Collegamentoipertestuale"/>
@@ -8938,7 +8938,7 @@
             <w:noProof/>
             <w:webHidden/>
           </w:rPr>
-          <w:instrText xml:space="preserve"> PAGEREF _Toc243003215 \h </w:instrText>
+          <w:instrText xml:space="preserve"> PAGEREF _Toc243007781 \h </w:instrText>
         </w:r>
         <w:r>
           <w:rPr>
@@ -8985,7 +8985,7 @@
           <w14:ligatures w14:val="standardContextual"/>
         </w:rPr>
       </w:pPr>
-      <w:hyperlink w:anchor="_Toc243003216" w:history="1">
+      <w:hyperlink w:anchor="_Toc243007782" w:history="1">
         <w:r>
           <w:rPr>
             <w:rStyle w:val="Collegamentoipertestuale"/>
@@ -9030,7 +9030,7 @@
             <w:noProof/>
             <w:webHidden/>
           </w:rPr>
-          <w:instrText xml:space="preserve"> PAGEREF _Toc243003216 \h </w:instrText>
+          <w:instrText xml:space="preserve"> PAGEREF _Toc243007782 \h </w:instrText>
         </w:r>
         <w:r>
           <w:rPr>
@@ -9077,7 +9077,7 @@
           <w14:ligatures w14:val="standardContextual"/>
         </w:rPr>
       </w:pPr>
-      <w:hyperlink w:anchor="_Toc243003217" w:history="1">
+      <w:hyperlink w:anchor="_Toc243007783" w:history="1">
         <w:r>
           <w:rPr>
             <w:rStyle w:val="Collegamentoipertestuale"/>
@@ -9122,7 +9122,7 @@
             <w:noProof/>
             <w:webHidden/>
           </w:rPr>
-          <w:instrText xml:space="preserve"> PAGEREF _Toc243003217 \h </w:instrText>
+          <w:instrText xml:space="preserve"> PAGEREF _Toc243007783 \h </w:instrText>
         </w:r>
         <w:r>
           <w:rPr>
@@ -9169,7 +9169,7 @@
           <w14:ligatures w14:val="standardContextual"/>
         </w:rPr>
       </w:pPr>
-      <w:hyperlink w:anchor="_Toc243003218" w:history="1">
+      <w:hyperlink w:anchor="_Toc243007784" w:history="1">
         <w:r>
           <w:rPr>
             <w:rStyle w:val="Collegamentoipertestuale"/>
@@ -9214,7 +9214,7 @@
             <w:noProof/>
             <w:webHidden/>
           </w:rPr>
-          <w:instrText xml:space="preserve"> PAGEREF _Toc243003218 \h </w:instrText>
+          <w:instrText xml:space="preserve"> PAGEREF _Toc243007784 \h </w:instrText>
         </w:r>
         <w:r>
           <w:rPr>
@@ -9261,7 +9261,7 @@
           <w14:ligatures w14:val="standardContextual"/>
         </w:rPr>
       </w:pPr>
-      <w:hyperlink w:anchor="_Toc243003219" w:history="1">
+      <w:hyperlink w:anchor="_Toc243007785" w:history="1">
         <w:r>
           <w:rPr>
             <w:rStyle w:val="Collegamentoipertestuale"/>
@@ -9306,7 +9306,7 @@
             <w:noProof/>
             <w:webHidden/>
           </w:rPr>
-          <w:instrText xml:space="preserve"> PAGEREF _Toc243003219 \h </w:instrText>
+          <w:instrText xml:space="preserve"> PAGEREF _Toc243007785 \h </w:instrText>
         </w:r>
         <w:r>
           <w:rPr>
@@ -9352,7 +9352,7 @@
           <w14:ligatures w14:val="standardContextual"/>
         </w:rPr>
       </w:pPr>
-      <w:hyperlink w:anchor="_Toc243003220" w:history="1">
+      <w:hyperlink w:anchor="_Toc243007786" w:history="1">
         <w:r>
           <w:rPr>
             <w:rStyle w:val="Collegamentoipertestuale"/>
@@ -9400,7 +9400,7 @@
             <w:noProof/>
             <w:webHidden/>
           </w:rPr>
-          <w:instrText xml:space="preserve"> PAGEREF _Toc243003220 \h </w:instrText>
+          <w:instrText xml:space="preserve"> PAGEREF _Toc243007786 \h </w:instrText>
         </w:r>
         <w:r>
           <w:rPr>
@@ -9447,7 +9447,7 @@
           <w14:ligatures w14:val="standardContextual"/>
         </w:rPr>
       </w:pPr>
-      <w:hyperlink w:anchor="_Toc243003221" w:history="1">
+      <w:hyperlink w:anchor="_Toc243007787" w:history="1">
         <w:r>
           <w:rPr>
             <w:rStyle w:val="Collegamentoipertestuale"/>
@@ -9492,7 +9492,7 @@
             <w:noProof/>
             <w:webHidden/>
           </w:rPr>
-          <w:instrText xml:space="preserve"> PAGEREF _Toc243003221 \h </w:instrText>
+          <w:instrText xml:space="preserve"> PAGEREF _Toc243007787 \h </w:instrText>
         </w:r>
         <w:r>
           <w:rPr>
@@ -9539,7 +9539,7 @@
           <w14:ligatures w14:val="standardContextual"/>
         </w:rPr>
       </w:pPr>
-      <w:hyperlink w:anchor="_Toc243003222" w:history="1">
+      <w:hyperlink w:anchor="_Toc243007788" w:history="1">
         <w:r>
           <w:rPr>
             <w:rStyle w:val="Collegamentoipertestuale"/>
@@ -9584,7 +9584,7 @@
             <w:noProof/>
             <w:webHidden/>
           </w:rPr>
-          <w:instrText xml:space="preserve"> PAGEREF _Toc243003222 \h </w:instrText>
+          <w:instrText xml:space="preserve"> PAGEREF _Toc243007788 \h </w:instrText>
         </w:r>
         <w:r>
           <w:rPr>
@@ -9604,7 +9604,7 @@
             <w:noProof/>
             <w:webHidden/>
           </w:rPr>
-          <w:t>42</w:t>
+          <w:t>43</w:t>
         </w:r>
         <w:r>
           <w:rPr>
@@ -9631,7 +9631,7 @@
           <w14:ligatures w14:val="standardContextual"/>
         </w:rPr>
       </w:pPr>
-      <w:hyperlink w:anchor="_Toc243003223" w:history="1">
+      <w:hyperlink w:anchor="_Toc243007789" w:history="1">
         <w:r>
           <w:rPr>
             <w:rStyle w:val="Collegamentoipertestuale"/>
@@ -9676,7 +9676,7 @@
             <w:noProof/>
             <w:webHidden/>
           </w:rPr>
-          <w:instrText xml:space="preserve"> PAGEREF _Toc243003223 \h </w:instrText>
+          <w:instrText xml:space="preserve"> PAGEREF _Toc243007789 \h </w:instrText>
         </w:r>
         <w:r>
           <w:rPr>
@@ -9723,7 +9723,7 @@
           <w14:ligatures w14:val="standardContextual"/>
         </w:rPr>
       </w:pPr>
-      <w:hyperlink w:anchor="_Toc243003224" w:history="1">
+      <w:hyperlink w:anchor="_Toc243007790" w:history="1">
         <w:r>
           <w:rPr>
             <w:rStyle w:val="Collegamentoipertestuale"/>
@@ -9768,7 +9768,7 @@
             <w:noProof/>
             <w:webHidden/>
           </w:rPr>
-          <w:instrText xml:space="preserve"> PAGEREF _Toc243003224 \h </w:instrText>
+          <w:instrText xml:space="preserve"> PAGEREF _Toc243007790 \h </w:instrText>
         </w:r>
         <w:r>
           <w:rPr>
@@ -9815,7 +9815,7 @@
           <w14:ligatures w14:val="standardContextual"/>
         </w:rPr>
       </w:pPr>
-      <w:hyperlink w:anchor="_Toc243003225" w:history="1">
+      <w:hyperlink w:anchor="_Toc243007791" w:history="1">
         <w:r>
           <w:rPr>
             <w:rStyle w:val="Collegamentoipertestuale"/>
@@ -9860,7 +9860,7 @@
             <w:noProof/>
             <w:webHidden/>
           </w:rPr>
-          <w:instrText xml:space="preserve"> PAGEREF _Toc243003225 \h </w:instrText>
+          <w:instrText xml:space="preserve"> PAGEREF _Toc243007791 \h </w:instrText>
         </w:r>
         <w:r>
           <w:rPr>
@@ -9907,7 +9907,7 @@
           <w14:ligatures w14:val="standardContextual"/>
         </w:rPr>
       </w:pPr>
-      <w:hyperlink w:anchor="_Toc243003226" w:history="1">
+      <w:hyperlink w:anchor="_Toc243007792" w:history="1">
         <w:r>
           <w:rPr>
             <w:rStyle w:val="Collegamentoipertestuale"/>
@@ -9952,7 +9952,7 @@
             <w:noProof/>
             <w:webHidden/>
           </w:rPr>
-          <w:instrText xml:space="preserve"> PAGEREF _Toc243003226 \h </w:instrText>
+          <w:instrText xml:space="preserve"> PAGEREF _Toc243007792 \h </w:instrText>
         </w:r>
         <w:r>
           <w:rPr>
@@ -9972,7 +9972,7 @@
             <w:noProof/>
             <w:webHidden/>
           </w:rPr>
-          <w:t>43</w:t>
+          <w:t>44</w:t>
         </w:r>
         <w:r>
           <w:rPr>
@@ -9999,7 +9999,7 @@
           <w14:ligatures w14:val="standardContextual"/>
         </w:rPr>
       </w:pPr>
-      <w:hyperlink w:anchor="_Toc243003227" w:history="1">
+      <w:hyperlink w:anchor="_Toc243007793" w:history="1">
         <w:r>
           <w:rPr>
             <w:rStyle w:val="Collegamentoipertestuale"/>
@@ -10044,7 +10044,7 @@
             <w:noProof/>
             <w:webHidden/>
           </w:rPr>
-          <w:instrText xml:space="preserve"> PAGEREF _Toc243003227 \h </w:instrText>
+          <w:instrText xml:space="preserve"> PAGEREF _Toc243007793 \h </w:instrText>
         </w:r>
         <w:r>
           <w:rPr>
@@ -10090,7 +10090,7 @@
           <w14:ligatures w14:val="standardContextual"/>
         </w:rPr>
       </w:pPr>
-      <w:hyperlink w:anchor="_Toc243003228" w:history="1">
+      <w:hyperlink w:anchor="_Toc243007794" w:history="1">
         <w:r>
           <w:rPr>
             <w:rStyle w:val="Collegamentoipertestuale"/>
@@ -10138,7 +10138,7 @@
             <w:noProof/>
             <w:webHidden/>
           </w:rPr>
-          <w:instrText xml:space="preserve"> PAGEREF _Toc243003228 \h </w:instrText>
+          <w:instrText xml:space="preserve"> PAGEREF _Toc243007794 \h </w:instrText>
         </w:r>
         <w:r>
           <w:rPr>
@@ -10158,7 +10158,7 @@
             <w:noProof/>
             <w:webHidden/>
           </w:rPr>
-          <w:t>45</w:t>
+          <w:t>46</w:t>
         </w:r>
         <w:r>
           <w:rPr>
@@ -10185,7 +10185,7 @@
           <w14:ligatures w14:val="standardContextual"/>
         </w:rPr>
       </w:pPr>
-      <w:hyperlink w:anchor="_Toc243003229" w:history="1">
+      <w:hyperlink w:anchor="_Toc243007795" w:history="1">
         <w:r>
           <w:rPr>
             <w:rStyle w:val="Collegamentoipertestuale"/>
@@ -10230,7 +10230,7 @@
             <w:noProof/>
             <w:webHidden/>
           </w:rPr>
-          <w:instrText xml:space="preserve"> PAGEREF _Toc243003229 \h </w:instrText>
+          <w:instrText xml:space="preserve"> PAGEREF _Toc243007795 \h </w:instrText>
         </w:r>
         <w:r>
           <w:rPr>
@@ -10250,7 +10250,7 @@
             <w:noProof/>
             <w:webHidden/>
           </w:rPr>
-          <w:t>45</w:t>
+          <w:t>46</w:t>
         </w:r>
         <w:r>
           <w:rPr>
@@ -10277,7 +10277,7 @@
           <w14:ligatures w14:val="standardContextual"/>
         </w:rPr>
       </w:pPr>
-      <w:hyperlink w:anchor="_Toc243003230" w:history="1">
+      <w:hyperlink w:anchor="_Toc243007796" w:history="1">
         <w:r>
           <w:rPr>
             <w:rStyle w:val="Collegamentoipertestuale"/>
@@ -10322,7 +10322,7 @@
             <w:noProof/>
             <w:webHidden/>
           </w:rPr>
-          <w:instrText xml:space="preserve"> PAGEREF _Toc243003230 \h </w:instrText>
+          <w:instrText xml:space="preserve"> PAGEREF _Toc243007796 \h </w:instrText>
         </w:r>
         <w:r>
           <w:rPr>
@@ -10369,7 +10369,7 @@
           <w14:ligatures w14:val="standardContextual"/>
         </w:rPr>
       </w:pPr>
-      <w:hyperlink w:anchor="_Toc243003231" w:history="1">
+      <w:hyperlink w:anchor="_Toc243007797" w:history="1">
         <w:r>
           <w:rPr>
             <w:rStyle w:val="Collegamentoipertestuale"/>
@@ -10414,7 +10414,7 @@
             <w:noProof/>
             <w:webHidden/>
           </w:rPr>
-          <w:instrText xml:space="preserve"> PAGEREF _Toc243003231 \h </w:instrText>
+          <w:instrText xml:space="preserve"> PAGEREF _Toc243007797 \h </w:instrText>
         </w:r>
         <w:r>
           <w:rPr>
@@ -10460,7 +10460,7 @@
           <w14:ligatures w14:val="standardContextual"/>
         </w:rPr>
       </w:pPr>
-      <w:hyperlink w:anchor="_Toc243003232" w:history="1">
+      <w:hyperlink w:anchor="_Toc243007798" w:history="1">
         <w:r>
           <w:rPr>
             <w:rStyle w:val="Collegamentoipertestuale"/>
@@ -10508,7 +10508,7 @@
             <w:noProof/>
             <w:webHidden/>
           </w:rPr>
-          <w:instrText xml:space="preserve"> PAGEREF _Toc243003232 \h </w:instrText>
+          <w:instrText xml:space="preserve"> PAGEREF _Toc243007798 \h </w:instrText>
         </w:r>
         <w:r>
           <w:rPr>
@@ -10555,7 +10555,7 @@
           <w14:ligatures w14:val="standardContextual"/>
         </w:rPr>
       </w:pPr>
-      <w:hyperlink w:anchor="_Toc243003233" w:history="1">
+      <w:hyperlink w:anchor="_Toc243007799" w:history="1">
         <w:r>
           <w:rPr>
             <w:rStyle w:val="Collegamentoipertestuale"/>
@@ -10600,7 +10600,7 @@
             <w:noProof/>
             <w:webHidden/>
           </w:rPr>
-          <w:instrText xml:space="preserve"> PAGEREF _Toc243003233 \h </w:instrText>
+          <w:instrText xml:space="preserve"> PAGEREF _Toc243007799 \h </w:instrText>
         </w:r>
         <w:r>
           <w:rPr>
@@ -10647,7 +10647,7 @@
           <w14:ligatures w14:val="standardContextual"/>
         </w:rPr>
       </w:pPr>
-      <w:hyperlink w:anchor="_Toc243003234" w:history="1">
+      <w:hyperlink w:anchor="_Toc243007800" w:history="1">
         <w:r>
           <w:rPr>
             <w:rStyle w:val="Collegamentoipertestuale"/>
@@ -10692,7 +10692,7 @@
             <w:noProof/>
             <w:webHidden/>
           </w:rPr>
-          <w:instrText xml:space="preserve"> PAGEREF _Toc243003234 \h </w:instrText>
+          <w:instrText xml:space="preserve"> PAGEREF _Toc243007800 \h </w:instrText>
         </w:r>
         <w:r>
           <w:rPr>
@@ -10712,7 +10712,7 @@
             <w:noProof/>
             <w:webHidden/>
           </w:rPr>
-          <w:t>48</w:t>
+          <w:t>49</w:t>
         </w:r>
         <w:r>
           <w:rPr>
@@ -10739,7 +10739,7 @@
           <w14:ligatures w14:val="standardContextual"/>
         </w:rPr>
       </w:pPr>
-      <w:hyperlink w:anchor="_Toc243003235" w:history="1">
+      <w:hyperlink w:anchor="_Toc243007801" w:history="1">
         <w:r>
           <w:rPr>
             <w:rStyle w:val="Collegamentoipertestuale"/>
@@ -10784,7 +10784,7 @@
             <w:noProof/>
             <w:webHidden/>
           </w:rPr>
-          <w:instrText xml:space="preserve"> PAGEREF _Toc243003235 \h </w:instrText>
+          <w:instrText xml:space="preserve"> PAGEREF _Toc243007801 \h </w:instrText>
         </w:r>
         <w:r>
           <w:rPr>
@@ -10831,7 +10831,7 @@
           <w14:ligatures w14:val="standardContextual"/>
         </w:rPr>
       </w:pPr>
-      <w:hyperlink w:anchor="_Toc243003236" w:history="1">
+      <w:hyperlink w:anchor="_Toc243007802" w:history="1">
         <w:r>
           <w:rPr>
             <w:rStyle w:val="Collegamentoipertestuale"/>
@@ -10876,7 +10876,7 @@
             <w:noProof/>
             <w:webHidden/>
           </w:rPr>
-          <w:instrText xml:space="preserve"> PAGEREF _Toc243003236 \h </w:instrText>
+          <w:instrText xml:space="preserve"> PAGEREF _Toc243007802 \h </w:instrText>
         </w:r>
         <w:r>
           <w:rPr>
@@ -10896,7 +10896,7 @@
             <w:noProof/>
             <w:webHidden/>
           </w:rPr>
-          <w:t>49</w:t>
+          <w:t>50</w:t>
         </w:r>
         <w:r>
           <w:rPr>
@@ -10923,7 +10923,7 @@
           <w14:ligatures w14:val="standardContextual"/>
         </w:rPr>
       </w:pPr>
-      <w:hyperlink w:anchor="_Toc243003237" w:history="1">
+      <w:hyperlink w:anchor="_Toc243007803" w:history="1">
         <w:r>
           <w:rPr>
             <w:rStyle w:val="Collegamentoipertestuale"/>
@@ -10968,7 +10968,7 @@
             <w:noProof/>
             <w:webHidden/>
           </w:rPr>
-          <w:instrText xml:space="preserve"> PAGEREF _Toc243003237 \h </w:instrText>
+          <w:instrText xml:space="preserve"> PAGEREF _Toc243007803 \h </w:instrText>
         </w:r>
         <w:r>
           <w:rPr>
@@ -11015,7 +11015,7 @@
           <w14:ligatures w14:val="standardContextual"/>
         </w:rPr>
       </w:pPr>
-      <w:hyperlink w:anchor="_Toc243003238" w:history="1">
+      <w:hyperlink w:anchor="_Toc243007804" w:history="1">
         <w:r>
           <w:rPr>
             <w:rStyle w:val="Collegamentoipertestuale"/>
@@ -11060,7 +11060,7 @@
             <w:noProof/>
             <w:webHidden/>
           </w:rPr>
-          <w:instrText xml:space="preserve"> PAGEREF _Toc243003238 \h </w:instrText>
+          <w:instrText xml:space="preserve"> PAGEREF _Toc243007804 \h </w:instrText>
         </w:r>
         <w:r>
           <w:rPr>
@@ -11107,7 +11107,7 @@
           <w14:ligatures w14:val="standardContextual"/>
         </w:rPr>
       </w:pPr>
-      <w:hyperlink w:anchor="_Toc243003239" w:history="1">
+      <w:hyperlink w:anchor="_Toc243007805" w:history="1">
         <w:r>
           <w:rPr>
             <w:rStyle w:val="Collegamentoipertestuale"/>
@@ -11152,7 +11152,7 @@
             <w:noProof/>
             <w:webHidden/>
           </w:rPr>
-          <w:instrText xml:space="preserve"> PAGEREF _Toc243003239 \h </w:instrText>
+          <w:instrText xml:space="preserve"> PAGEREF _Toc243007805 \h </w:instrText>
         </w:r>
         <w:r>
           <w:rPr>
@@ -11199,7 +11199,7 @@
           <w14:ligatures w14:val="standardContextual"/>
         </w:rPr>
       </w:pPr>
-      <w:hyperlink w:anchor="_Toc243003240" w:history="1">
+      <w:hyperlink w:anchor="_Toc243007806" w:history="1">
         <w:r>
           <w:rPr>
             <w:rStyle w:val="Collegamentoipertestuale"/>
@@ -11244,7 +11244,7 @@
             <w:noProof/>
             <w:webHidden/>
           </w:rPr>
-          <w:instrText xml:space="preserve"> PAGEREF _Toc243003240 \h </w:instrText>
+          <w:instrText xml:space="preserve"> PAGEREF _Toc243007806 \h </w:instrText>
         </w:r>
         <w:r>
           <w:rPr>
@@ -11291,7 +11291,7 @@
           <w14:ligatures w14:val="standardContextual"/>
         </w:rPr>
       </w:pPr>
-      <w:hyperlink w:anchor="_Toc243003241" w:history="1">
+      <w:hyperlink w:anchor="_Toc243007807" w:history="1">
         <w:r>
           <w:rPr>
             <w:rStyle w:val="Collegamentoipertestuale"/>
@@ -11336,7 +11336,7 @@
             <w:noProof/>
             <w:webHidden/>
           </w:rPr>
-          <w:instrText xml:space="preserve"> PAGEREF _Toc243003241 \h </w:instrText>
+          <w:instrText xml:space="preserve"> PAGEREF _Toc243007807 \h </w:instrText>
         </w:r>
         <w:r>
           <w:rPr>
@@ -11383,7 +11383,7 @@
           <w14:ligatures w14:val="standardContextual"/>
         </w:rPr>
       </w:pPr>
-      <w:hyperlink w:anchor="_Toc243003242" w:history="1">
+      <w:hyperlink w:anchor="_Toc243007808" w:history="1">
         <w:r>
           <w:rPr>
             <w:rStyle w:val="Collegamentoipertestuale"/>
@@ -11428,7 +11428,7 @@
             <w:noProof/>
             <w:webHidden/>
           </w:rPr>
-          <w:instrText xml:space="preserve"> PAGEREF _Toc243003242 \h </w:instrText>
+          <w:instrText xml:space="preserve"> PAGEREF _Toc243007808 \h </w:instrText>
         </w:r>
         <w:r>
           <w:rPr>
@@ -11475,7 +11475,7 @@
           <w14:ligatures w14:val="standardContextual"/>
         </w:rPr>
       </w:pPr>
-      <w:hyperlink w:anchor="_Toc243003243" w:history="1">
+      <w:hyperlink w:anchor="_Toc243007809" w:history="1">
         <w:r>
           <w:rPr>
             <w:rStyle w:val="Collegamentoipertestuale"/>
@@ -11520,7 +11520,7 @@
             <w:noProof/>
             <w:webHidden/>
           </w:rPr>
-          <w:instrText xml:space="preserve"> PAGEREF _Toc243003243 \h </w:instrText>
+          <w:instrText xml:space="preserve"> PAGEREF _Toc243007809 \h </w:instrText>
         </w:r>
         <w:r>
           <w:rPr>
@@ -11540,7 +11540,7 @@
             <w:noProof/>
             <w:webHidden/>
           </w:rPr>
-          <w:t>54</w:t>
+          <w:t>55</w:t>
         </w:r>
         <w:r>
           <w:rPr>
@@ -11567,7 +11567,7 @@
           <w14:ligatures w14:val="standardContextual"/>
         </w:rPr>
       </w:pPr>
-      <w:hyperlink w:anchor="_Toc243003244" w:history="1">
+      <w:hyperlink w:anchor="_Toc243007810" w:history="1">
         <w:r>
           <w:rPr>
             <w:rStyle w:val="Collegamentoipertestuale"/>
@@ -11612,7 +11612,7 @@
             <w:noProof/>
             <w:webHidden/>
           </w:rPr>
-          <w:instrText xml:space="preserve"> PAGEREF _Toc243003244 \h </w:instrText>
+          <w:instrText xml:space="preserve"> PAGEREF _Toc243007810 \h </w:instrText>
         </w:r>
         <w:r>
           <w:rPr>
@@ -11658,7 +11658,7 @@
           <w14:ligatures w14:val="standardContextual"/>
         </w:rPr>
       </w:pPr>
-      <w:hyperlink w:anchor="_Toc243003245" w:history="1">
+      <w:hyperlink w:anchor="_Toc243007811" w:history="1">
         <w:r>
           <w:rPr>
             <w:rStyle w:val="Collegamentoipertestuale"/>
@@ -11706,7 +11706,7 @@
             <w:noProof/>
             <w:webHidden/>
           </w:rPr>
-          <w:instrText xml:space="preserve"> PAGEREF _Toc243003245 \h </w:instrText>
+          <w:instrText xml:space="preserve"> PAGEREF _Toc243007811 \h </w:instrText>
         </w:r>
         <w:r>
           <w:rPr>
@@ -11726,7 +11726,7 @@
             <w:noProof/>
             <w:webHidden/>
           </w:rPr>
-          <w:t>56</w:t>
+          <w:t>57</w:t>
         </w:r>
         <w:r>
           <w:rPr>
@@ -11753,7 +11753,7 @@
           <w14:ligatures w14:val="standardContextual"/>
         </w:rPr>
       </w:pPr>
-      <w:hyperlink w:anchor="_Toc243003246" w:history="1">
+      <w:hyperlink w:anchor="_Toc243007812" w:history="1">
         <w:r>
           <w:rPr>
             <w:rStyle w:val="Collegamentoipertestuale"/>
@@ -11798,7 +11798,7 @@
             <w:noProof/>
             <w:webHidden/>
           </w:rPr>
-          <w:instrText xml:space="preserve"> PAGEREF _Toc243003246 \h </w:instrText>
+          <w:instrText xml:space="preserve"> PAGEREF _Toc243007812 \h </w:instrText>
         </w:r>
         <w:r>
           <w:rPr>
@@ -11818,7 +11818,7 @@
             <w:noProof/>
             <w:webHidden/>
           </w:rPr>
-          <w:t>56</w:t>
+          <w:t>57</w:t>
         </w:r>
         <w:r>
           <w:rPr>
@@ -11845,7 +11845,7 @@
           <w14:ligatures w14:val="standardContextual"/>
         </w:rPr>
       </w:pPr>
-      <w:hyperlink w:anchor="_Toc243003247" w:history="1">
+      <w:hyperlink w:anchor="_Toc243007813" w:history="1">
         <w:r>
           <w:rPr>
             <w:rStyle w:val="Collegamentoipertestuale"/>
@@ -11890,7 +11890,7 @@
             <w:noProof/>
             <w:webHidden/>
           </w:rPr>
-          <w:instrText xml:space="preserve"> PAGEREF _Toc243003247 \h </w:instrText>
+          <w:instrText xml:space="preserve"> PAGEREF _Toc243007813 \h </w:instrText>
         </w:r>
         <w:r>
           <w:rPr>
@@ -11910,7 +11910,7 @@
             <w:noProof/>
             <w:webHidden/>
           </w:rPr>
-          <w:t>56</w:t>
+          <w:t>57</w:t>
         </w:r>
         <w:r>
           <w:rPr>
@@ -11937,7 +11937,7 @@
           <w14:ligatures w14:val="standardContextual"/>
         </w:rPr>
       </w:pPr>
-      <w:hyperlink w:anchor="_Toc243003248" w:history="1">
+      <w:hyperlink w:anchor="_Toc243007814" w:history="1">
         <w:r>
           <w:rPr>
             <w:rStyle w:val="Collegamentoipertestuale"/>
@@ -11982,7 +11982,7 @@
             <w:noProof/>
             <w:webHidden/>
           </w:rPr>
-          <w:instrText xml:space="preserve"> PAGEREF _Toc243003248 \h </w:instrText>
+          <w:instrText xml:space="preserve"> PAGEREF _Toc243007814 \h </w:instrText>
         </w:r>
         <w:r>
           <w:rPr>
@@ -12029,7 +12029,7 @@
           <w14:ligatures w14:val="standardContextual"/>
         </w:rPr>
       </w:pPr>
-      <w:hyperlink w:anchor="_Toc243003249" w:history="1">
+      <w:hyperlink w:anchor="_Toc243007815" w:history="1">
         <w:r>
           <w:rPr>
             <w:rStyle w:val="Collegamentoipertestuale"/>
@@ -12074,7 +12074,7 @@
             <w:noProof/>
             <w:webHidden/>
           </w:rPr>
-          <w:instrText xml:space="preserve"> PAGEREF _Toc243003249 \h </w:instrText>
+          <w:instrText xml:space="preserve"> PAGEREF _Toc243007815 \h </w:instrText>
         </w:r>
         <w:r>
           <w:rPr>
@@ -12094,7 +12094,7 @@
             <w:noProof/>
             <w:webHidden/>
           </w:rPr>
-          <w:t>57</w:t>
+          <w:t>58</w:t>
         </w:r>
         <w:r>
           <w:rPr>
@@ -12121,7 +12121,7 @@
           <w14:ligatures w14:val="standardContextual"/>
         </w:rPr>
       </w:pPr>
-      <w:hyperlink w:anchor="_Toc243003250" w:history="1">
+      <w:hyperlink w:anchor="_Toc243007816" w:history="1">
         <w:r>
           <w:rPr>
             <w:rStyle w:val="Collegamentoipertestuale"/>
@@ -12166,7 +12166,7 @@
             <w:noProof/>
             <w:webHidden/>
           </w:rPr>
-          <w:instrText xml:space="preserve"> PAGEREF _Toc243003250 \h </w:instrText>
+          <w:instrText xml:space="preserve"> PAGEREF _Toc243007816 \h </w:instrText>
         </w:r>
         <w:r>
           <w:rPr>
@@ -12213,7 +12213,7 @@
           <w14:ligatures w14:val="standardContextual"/>
         </w:rPr>
       </w:pPr>
-      <w:hyperlink w:anchor="_Toc243003251" w:history="1">
+      <w:hyperlink w:anchor="_Toc243007817" w:history="1">
         <w:r>
           <w:rPr>
             <w:rStyle w:val="Collegamentoipertestuale"/>
@@ -12258,7 +12258,7 @@
             <w:noProof/>
             <w:webHidden/>
           </w:rPr>
-          <w:instrText xml:space="preserve"> PAGEREF _Toc243003251 \h </w:instrText>
+          <w:instrText xml:space="preserve"> PAGEREF _Toc243007817 \h </w:instrText>
         </w:r>
         <w:r>
           <w:rPr>
@@ -12305,7 +12305,7 @@
           <w14:ligatures w14:val="standardContextual"/>
         </w:rPr>
       </w:pPr>
-      <w:hyperlink w:anchor="_Toc243003252" w:history="1">
+      <w:hyperlink w:anchor="_Toc243007818" w:history="1">
         <w:r>
           <w:rPr>
             <w:rStyle w:val="Collegamentoipertestuale"/>
@@ -12350,7 +12350,7 @@
             <w:noProof/>
             <w:webHidden/>
           </w:rPr>
-          <w:instrText xml:space="preserve"> PAGEREF _Toc243003252 \h </w:instrText>
+          <w:instrText xml:space="preserve"> PAGEREF _Toc243007818 \h </w:instrText>
         </w:r>
         <w:r>
           <w:rPr>
@@ -12370,7 +12370,7 @@
             <w:noProof/>
             <w:webHidden/>
           </w:rPr>
-          <w:t>58</w:t>
+          <w:t>59</w:t>
         </w:r>
         <w:r>
           <w:rPr>
@@ -12396,7 +12396,7 @@
           <w14:ligatures w14:val="standardContextual"/>
         </w:rPr>
       </w:pPr>
-      <w:hyperlink w:anchor="_Toc243003253" w:history="1">
+      <w:hyperlink w:anchor="_Toc243007819" w:history="1">
         <w:r>
           <w:rPr>
             <w:rStyle w:val="Collegamentoipertestuale"/>
@@ -12444,7 +12444,7 @@
             <w:noProof/>
             <w:webHidden/>
           </w:rPr>
-          <w:instrText xml:space="preserve"> PAGEREF _Toc243003253 \h </w:instrText>
+          <w:instrText xml:space="preserve"> PAGEREF _Toc243007819 \h </w:instrText>
         </w:r>
         <w:r>
           <w:rPr>
@@ -12464,7 +12464,7 @@
             <w:noProof/>
             <w:webHidden/>
           </w:rPr>
-          <w:t>58</w:t>
+          <w:t>59</w:t>
         </w:r>
         <w:r>
           <w:rPr>
@@ -12491,7 +12491,7 @@
           <w14:ligatures w14:val="standardContextual"/>
         </w:rPr>
       </w:pPr>
-      <w:hyperlink w:anchor="_Toc243003254" w:history="1">
+      <w:hyperlink w:anchor="_Toc243007820" w:history="1">
         <w:r>
           <w:rPr>
             <w:rStyle w:val="Collegamentoipertestuale"/>
@@ -12536,7 +12536,7 @@
             <w:noProof/>
             <w:webHidden/>
           </w:rPr>
-          <w:instrText xml:space="preserve"> PAGEREF _Toc243003254 \h </w:instrText>
+          <w:instrText xml:space="preserve"> PAGEREF _Toc243007820 \h </w:instrText>
         </w:r>
         <w:r>
           <w:rPr>
@@ -12556,7 +12556,7 @@
             <w:noProof/>
             <w:webHidden/>
           </w:rPr>
-          <w:t>58</w:t>
+          <w:t>59</w:t>
         </w:r>
         <w:r>
           <w:rPr>
@@ -12583,7 +12583,7 @@
           <w14:ligatures w14:val="standardContextual"/>
         </w:rPr>
       </w:pPr>
-      <w:hyperlink w:anchor="_Toc243003255" w:history="1">
+      <w:hyperlink w:anchor="_Toc243007821" w:history="1">
         <w:r>
           <w:rPr>
             <w:rStyle w:val="Collegamentoipertestuale"/>
@@ -12628,7 +12628,7 @@
             <w:noProof/>
             <w:webHidden/>
           </w:rPr>
-          <w:instrText xml:space="preserve"> PAGEREF _Toc243003255 \h </w:instrText>
+          <w:instrText xml:space="preserve"> PAGEREF _Toc243007821 \h </w:instrText>
         </w:r>
         <w:r>
           <w:rPr>
@@ -12675,7 +12675,7 @@
           <w14:ligatures w14:val="standardContextual"/>
         </w:rPr>
       </w:pPr>
-      <w:hyperlink w:anchor="_Toc243003256" w:history="1">
+      <w:hyperlink w:anchor="_Toc243007822" w:history="1">
         <w:r>
           <w:rPr>
             <w:rStyle w:val="Collegamentoipertestuale"/>
@@ -12720,7 +12720,7 @@
             <w:noProof/>
             <w:webHidden/>
           </w:rPr>
-          <w:instrText xml:space="preserve"> PAGEREF _Toc243003256 \h </w:instrText>
+          <w:instrText xml:space="preserve"> PAGEREF _Toc243007822 \h </w:instrText>
         </w:r>
         <w:r>
           <w:rPr>
@@ -12740,7 +12740,7 @@
             <w:noProof/>
             <w:webHidden/>
           </w:rPr>
-          <w:t>59</w:t>
+          <w:t>60</w:t>
         </w:r>
         <w:r>
           <w:rPr>
@@ -12767,7 +12767,7 @@
           <w14:ligatures w14:val="standardContextual"/>
         </w:rPr>
       </w:pPr>
-      <w:hyperlink w:anchor="_Toc243003257" w:history="1">
+      <w:hyperlink w:anchor="_Toc243007823" w:history="1">
         <w:r>
           <w:rPr>
             <w:rStyle w:val="Collegamentoipertestuale"/>
@@ -12812,7 +12812,7 @@
             <w:noProof/>
             <w:webHidden/>
           </w:rPr>
-          <w:instrText xml:space="preserve"> PAGEREF _Toc243003257 \h </w:instrText>
+          <w:instrText xml:space="preserve"> PAGEREF _Toc243007823 \h </w:instrText>
         </w:r>
         <w:r>
           <w:rPr>
@@ -12859,7 +12859,7 @@
           <w14:ligatures w14:val="standardContextual"/>
         </w:rPr>
       </w:pPr>
-      <w:hyperlink w:anchor="_Toc243003258" w:history="1">
+      <w:hyperlink w:anchor="_Toc243007824" w:history="1">
         <w:r>
           <w:rPr>
             <w:rStyle w:val="Collegamentoipertestuale"/>
@@ -12904,7 +12904,7 @@
             <w:noProof/>
             <w:webHidden/>
           </w:rPr>
-          <w:instrText xml:space="preserve"> PAGEREF _Toc243003258 \h </w:instrText>
+          <w:instrText xml:space="preserve"> PAGEREF _Toc243007824 \h </w:instrText>
         </w:r>
         <w:r>
           <w:rPr>
@@ -12924,7 +12924,7 @@
             <w:noProof/>
             <w:webHidden/>
           </w:rPr>
-          <w:t>60</w:t>
+          <w:t>61</w:t>
         </w:r>
         <w:r>
           <w:rPr>
@@ -12951,7 +12951,7 @@
           <w14:ligatures w14:val="standardContextual"/>
         </w:rPr>
       </w:pPr>
-      <w:hyperlink w:anchor="_Toc243003259" w:history="1">
+      <w:hyperlink w:anchor="_Toc243007825" w:history="1">
         <w:r>
           <w:rPr>
             <w:rStyle w:val="Collegamentoipertestuale"/>
@@ -12996,7 +12996,7 @@
             <w:noProof/>
             <w:webHidden/>
           </w:rPr>
-          <w:instrText xml:space="preserve"> PAGEREF _Toc243003259 \h </w:instrText>
+          <w:instrText xml:space="preserve"> PAGEREF _Toc243007825 \h </w:instrText>
         </w:r>
         <w:r>
           <w:rPr>
@@ -13016,7 +13016,7 @@
             <w:noProof/>
             <w:webHidden/>
           </w:rPr>
-          <w:t>60</w:t>
+          <w:t>61</w:t>
         </w:r>
         <w:r>
           <w:rPr>
@@ -13043,7 +13043,7 @@
           <w14:ligatures w14:val="standardContextual"/>
         </w:rPr>
       </w:pPr>
-      <w:hyperlink w:anchor="_Toc243003260" w:history="1">
+      <w:hyperlink w:anchor="_Toc243007826" w:history="1">
         <w:r>
           <w:rPr>
             <w:rStyle w:val="Collegamentoipertestuale"/>
@@ -13088,7 +13088,7 @@
             <w:noProof/>
             <w:webHidden/>
           </w:rPr>
-          <w:instrText xml:space="preserve"> PAGEREF _Toc243003260 \h </w:instrText>
+          <w:instrText xml:space="preserve"> PAGEREF _Toc243007826 \h </w:instrText>
         </w:r>
         <w:r>
           <w:rPr>
@@ -13135,7 +13135,7 @@
           <w14:ligatures w14:val="standardContextual"/>
         </w:rPr>
       </w:pPr>
-      <w:hyperlink w:anchor="_Toc243003261" w:history="1">
+      <w:hyperlink w:anchor="_Toc243007827" w:history="1">
         <w:r>
           <w:rPr>
             <w:rStyle w:val="Collegamentoipertestuale"/>
@@ -13180,7 +13180,7 @@
             <w:noProof/>
             <w:webHidden/>
           </w:rPr>
-          <w:instrText xml:space="preserve"> PAGEREF _Toc243003261 \h </w:instrText>
+          <w:instrText xml:space="preserve"> PAGEREF _Toc243007827 \h </w:instrText>
         </w:r>
         <w:r>
           <w:rPr>
@@ -13200,7 +13200,7 @@
             <w:noProof/>
             <w:webHidden/>
           </w:rPr>
-          <w:t>61</w:t>
+          <w:t>62</w:t>
         </w:r>
         <w:r>
           <w:rPr>
@@ -13227,7 +13227,7 @@
           <w14:ligatures w14:val="standardContextual"/>
         </w:rPr>
       </w:pPr>
-      <w:hyperlink w:anchor="_Toc243003262" w:history="1">
+      <w:hyperlink w:anchor="_Toc243007828" w:history="1">
         <w:r>
           <w:rPr>
             <w:rStyle w:val="Collegamentoipertestuale"/>
@@ -13272,7 +13272,7 @@
             <w:noProof/>
             <w:webHidden/>
           </w:rPr>
-          <w:instrText xml:space="preserve"> PAGEREF _Toc243003262 \h </w:instrText>
+          <w:instrText xml:space="preserve"> PAGEREF _Toc243007828 \h </w:instrText>
         </w:r>
         <w:r>
           <w:rPr>
@@ -13292,7 +13292,7 @@
             <w:noProof/>
             <w:webHidden/>
           </w:rPr>
-          <w:t>61</w:t>
+          <w:t>62</w:t>
         </w:r>
         <w:r>
           <w:rPr>
@@ -13319,7 +13319,7 @@
           <w14:ligatures w14:val="standardContextual"/>
         </w:rPr>
       </w:pPr>
-      <w:hyperlink w:anchor="_Toc243003263" w:history="1">
+      <w:hyperlink w:anchor="_Toc243007829" w:history="1">
         <w:r>
           <w:rPr>
             <w:rStyle w:val="Collegamentoipertestuale"/>
@@ -13364,7 +13364,7 @@
             <w:noProof/>
             <w:webHidden/>
           </w:rPr>
-          <w:instrText xml:space="preserve"> PAGEREF _Toc243003263 \h </w:instrText>
+          <w:instrText xml:space="preserve"> PAGEREF _Toc243007829 \h </w:instrText>
         </w:r>
         <w:r>
           <w:rPr>
@@ -13411,7 +13411,7 @@
           <w14:ligatures w14:val="standardContextual"/>
         </w:rPr>
       </w:pPr>
-      <w:hyperlink w:anchor="_Toc243003264" w:history="1">
+      <w:hyperlink w:anchor="_Toc243007830" w:history="1">
         <w:r>
           <w:rPr>
             <w:rStyle w:val="Collegamentoipertestuale"/>
@@ -13456,7 +13456,7 @@
             <w:noProof/>
             <w:webHidden/>
           </w:rPr>
-          <w:instrText xml:space="preserve"> PAGEREF _Toc243003264 \h </w:instrText>
+          <w:instrText xml:space="preserve"> PAGEREF _Toc243007830 \h </w:instrText>
         </w:r>
         <w:r>
           <w:rPr>
@@ -13476,7 +13476,7 @@
             <w:noProof/>
             <w:webHidden/>
           </w:rPr>
-          <w:t>62</w:t>
+          <w:t>63</w:t>
         </w:r>
         <w:r>
           <w:rPr>
@@ -13503,7 +13503,7 @@
           <w14:ligatures w14:val="standardContextual"/>
         </w:rPr>
       </w:pPr>
-      <w:hyperlink w:anchor="_Toc243003265" w:history="1">
+      <w:hyperlink w:anchor="_Toc243007831" w:history="1">
         <w:r>
           <w:rPr>
             <w:rStyle w:val="Collegamentoipertestuale"/>
@@ -13548,7 +13548,7 @@
             <w:noProof/>
             <w:webHidden/>
           </w:rPr>
-          <w:instrText xml:space="preserve"> PAGEREF _Toc243003265 \h </w:instrText>
+          <w:instrText xml:space="preserve"> PAGEREF _Toc243007831 \h </w:instrText>
         </w:r>
         <w:r>
           <w:rPr>
@@ -13595,7 +13595,7 @@
           <w14:ligatures w14:val="standardContextual"/>
         </w:rPr>
       </w:pPr>
-      <w:hyperlink w:anchor="_Toc243003266" w:history="1">
+      <w:hyperlink w:anchor="_Toc243007832" w:history="1">
         <w:r>
           <w:rPr>
             <w:rStyle w:val="Collegamentoipertestuale"/>
@@ -13640,7 +13640,7 @@
             <w:noProof/>
             <w:webHidden/>
           </w:rPr>
-          <w:instrText xml:space="preserve"> PAGEREF _Toc243003266 \h </w:instrText>
+          <w:instrText xml:space="preserve"> PAGEREF _Toc243007832 \h </w:instrText>
         </w:r>
         <w:r>
           <w:rPr>
@@ -13660,7 +13660,7 @@
             <w:noProof/>
             <w:webHidden/>
           </w:rPr>
-          <w:t>63</w:t>
+          <w:t>64</w:t>
         </w:r>
         <w:r>
           <w:rPr>
@@ -13687,7 +13687,7 @@
           <w14:ligatures w14:val="standardContextual"/>
         </w:rPr>
       </w:pPr>
-      <w:hyperlink w:anchor="_Toc243003267" w:history="1">
+      <w:hyperlink w:anchor="_Toc243007833" w:history="1">
         <w:r>
           <w:rPr>
             <w:rStyle w:val="Collegamentoipertestuale"/>
@@ -13732,7 +13732,7 @@
             <w:noProof/>
             <w:webHidden/>
           </w:rPr>
-          <w:instrText xml:space="preserve"> PAGEREF _Toc243003267 \h </w:instrText>
+          <w:instrText xml:space="preserve"> PAGEREF _Toc243007833 \h </w:instrText>
         </w:r>
         <w:r>
           <w:rPr>
@@ -13779,7 +13779,7 @@
           <w14:ligatures w14:val="standardContextual"/>
         </w:rPr>
       </w:pPr>
-      <w:hyperlink w:anchor="_Toc243003268" w:history="1">
+      <w:hyperlink w:anchor="_Toc243007834" w:history="1">
         <w:r>
           <w:rPr>
             <w:rStyle w:val="Collegamentoipertestuale"/>
@@ -13824,7 +13824,7 @@
             <w:noProof/>
             <w:webHidden/>
           </w:rPr>
-          <w:instrText xml:space="preserve"> PAGEREF _Toc243003268 \h </w:instrText>
+          <w:instrText xml:space="preserve"> PAGEREF _Toc243007834 \h </w:instrText>
         </w:r>
         <w:r>
           <w:rPr>
@@ -13844,7 +13844,7 @@
             <w:noProof/>
             <w:webHidden/>
           </w:rPr>
-          <w:t>64</w:t>
+          <w:t>65</w:t>
         </w:r>
         <w:r>
           <w:rPr>
@@ -13871,7 +13871,7 @@
           <w14:ligatures w14:val="standardContextual"/>
         </w:rPr>
       </w:pPr>
-      <w:hyperlink w:anchor="_Toc243003269" w:history="1">
+      <w:hyperlink w:anchor="_Toc243007835" w:history="1">
         <w:r>
           <w:rPr>
             <w:rStyle w:val="Collegamentoipertestuale"/>
@@ -13916,7 +13916,7 @@
             <w:noProof/>
             <w:webHidden/>
           </w:rPr>
-          <w:instrText xml:space="preserve"> PAGEREF _Toc243003269 \h </w:instrText>
+          <w:instrText xml:space="preserve"> PAGEREF _Toc243007835 \h </w:instrText>
         </w:r>
         <w:r>
           <w:rPr>
@@ -13936,7 +13936,7 @@
             <w:noProof/>
             <w:webHidden/>
           </w:rPr>
-          <w:t>65</w:t>
+          <w:t>66</w:t>
         </w:r>
         <w:r>
           <w:rPr>
@@ -13963,7 +13963,7 @@
           <w14:ligatures w14:val="standardContextual"/>
         </w:rPr>
       </w:pPr>
-      <w:hyperlink w:anchor="_Toc243003270" w:history="1">
+      <w:hyperlink w:anchor="_Toc243007836" w:history="1">
         <w:r>
           <w:rPr>
             <w:rStyle w:val="Collegamentoipertestuale"/>
@@ -14008,7 +14008,7 @@
             <w:noProof/>
             <w:webHidden/>
           </w:rPr>
-          <w:instrText xml:space="preserve"> PAGEREF _Toc243003270 \h </w:instrText>
+          <w:instrText xml:space="preserve"> PAGEREF _Toc243007836 \h </w:instrText>
         </w:r>
         <w:r>
           <w:rPr>
@@ -14054,7 +14054,7 @@
           <w14:ligatures w14:val="standardContextual"/>
         </w:rPr>
       </w:pPr>
-      <w:hyperlink w:anchor="_Toc243003271" w:history="1">
+      <w:hyperlink w:anchor="_Toc243007837" w:history="1">
         <w:r>
           <w:rPr>
             <w:rStyle w:val="Collegamentoipertestuale"/>
@@ -14102,7 +14102,7 @@
             <w:noProof/>
             <w:webHidden/>
           </w:rPr>
-          <w:instrText xml:space="preserve"> PAGEREF _Toc243003271 \h </w:instrText>
+          <w:instrText xml:space="preserve"> PAGEREF _Toc243007837 \h </w:instrText>
         </w:r>
         <w:r>
           <w:rPr>
@@ -14122,7 +14122,7 @@
             <w:noProof/>
             <w:webHidden/>
           </w:rPr>
-          <w:t>66</w:t>
+          <w:t>67</w:t>
         </w:r>
         <w:r>
           <w:rPr>
@@ -14149,7 +14149,7 @@
           <w14:ligatures w14:val="standardContextual"/>
         </w:rPr>
       </w:pPr>
-      <w:hyperlink w:anchor="_Toc243003272" w:history="1">
+      <w:hyperlink w:anchor="_Toc243007838" w:history="1">
         <w:r>
           <w:rPr>
             <w:rStyle w:val="Collegamentoipertestuale"/>
@@ -14194,7 +14194,7 @@
             <w:noProof/>
             <w:webHidden/>
           </w:rPr>
-          <w:instrText xml:space="preserve"> PAGEREF _Toc243003272 \h </w:instrText>
+          <w:instrText xml:space="preserve"> PAGEREF _Toc243007838 \h </w:instrText>
         </w:r>
         <w:r>
           <w:rPr>
@@ -14214,7 +14214,7 @@
             <w:noProof/>
             <w:webHidden/>
           </w:rPr>
-          <w:t>66</w:t>
+          <w:t>67</w:t>
         </w:r>
         <w:r>
           <w:rPr>
@@ -14241,7 +14241,7 @@
           <w14:ligatures w14:val="standardContextual"/>
         </w:rPr>
       </w:pPr>
-      <w:hyperlink w:anchor="_Toc243003273" w:history="1">
+      <w:hyperlink w:anchor="_Toc243007839" w:history="1">
         <w:r>
           <w:rPr>
             <w:rStyle w:val="Collegamentoipertestuale"/>
@@ -14286,7 +14286,7 @@
             <w:noProof/>
             <w:webHidden/>
           </w:rPr>
-          <w:instrText xml:space="preserve"> PAGEREF _Toc243003273 \h </w:instrText>
+          <w:instrText xml:space="preserve"> PAGEREF _Toc243007839 \h </w:instrText>
         </w:r>
         <w:r>
           <w:rPr>
@@ -14333,7 +14333,7 @@
           <w14:ligatures w14:val="standardContextual"/>
         </w:rPr>
       </w:pPr>
-      <w:hyperlink w:anchor="_Toc243003274" w:history="1">
+      <w:hyperlink w:anchor="_Toc243007840" w:history="1">
         <w:r>
           <w:rPr>
             <w:rStyle w:val="Collegamentoipertestuale"/>
@@ -14378,7 +14378,7 @@
             <w:noProof/>
             <w:webHidden/>
           </w:rPr>
-          <w:instrText xml:space="preserve"> PAGEREF _Toc243003274 \h </w:instrText>
+          <w:instrText xml:space="preserve"> PAGEREF _Toc243007840 \h </w:instrText>
         </w:r>
         <w:r>
           <w:rPr>
@@ -14424,7 +14424,7 @@
           <w14:ligatures w14:val="standardContextual"/>
         </w:rPr>
       </w:pPr>
-      <w:hyperlink w:anchor="_Toc243003275" w:history="1">
+      <w:hyperlink w:anchor="_Toc243007841" w:history="1">
         <w:r>
           <w:rPr>
             <w:rStyle w:val="Collegamentoipertestuale"/>
@@ -14472,7 +14472,7 @@
             <w:noProof/>
             <w:webHidden/>
           </w:rPr>
-          <w:instrText xml:space="preserve"> PAGEREF _Toc243003275 \h </w:instrText>
+          <w:instrText xml:space="preserve"> PAGEREF _Toc243007841 \h </w:instrText>
         </w:r>
         <w:r>
           <w:rPr>
@@ -14519,7 +14519,7 @@
           <w14:ligatures w14:val="standardContextual"/>
         </w:rPr>
       </w:pPr>
-      <w:hyperlink w:anchor="_Toc243003276" w:history="1">
+      <w:hyperlink w:anchor="_Toc243007842" w:history="1">
         <w:r>
           <w:rPr>
             <w:rStyle w:val="Collegamentoipertestuale"/>
@@ -14564,7 +14564,7 @@
             <w:noProof/>
             <w:webHidden/>
           </w:rPr>
-          <w:instrText xml:space="preserve"> PAGEREF _Toc243003276 \h </w:instrText>
+          <w:instrText xml:space="preserve"> PAGEREF _Toc243007842 \h </w:instrText>
         </w:r>
         <w:r>
           <w:rPr>
@@ -14584,7 +14584,7 @@
             <w:noProof/>
             <w:webHidden/>
           </w:rPr>
-          <w:t>67</w:t>
+          <w:t>68</w:t>
         </w:r>
         <w:r>
           <w:rPr>
@@ -14611,7 +14611,7 @@
           <w14:ligatures w14:val="standardContextual"/>
         </w:rPr>
       </w:pPr>
-      <w:hyperlink w:anchor="_Toc243003277" w:history="1">
+      <w:hyperlink w:anchor="_Toc243007843" w:history="1">
         <w:r>
           <w:rPr>
             <w:rStyle w:val="Collegamentoipertestuale"/>
@@ -14656,7 +14656,7 @@
             <w:noProof/>
             <w:webHidden/>
           </w:rPr>
-          <w:instrText xml:space="preserve"> PAGEREF _Toc243003277 \h </w:instrText>
+          <w:instrText xml:space="preserve"> PAGEREF _Toc243007843 \h </w:instrText>
         </w:r>
         <w:r>
           <w:rPr>
@@ -14676,7 +14676,7 @@
             <w:noProof/>
             <w:webHidden/>
           </w:rPr>
-          <w:t>67</w:t>
+          <w:t>68</w:t>
         </w:r>
         <w:r>
           <w:rPr>
@@ -14703,7 +14703,7 @@
           <w14:ligatures w14:val="standardContextual"/>
         </w:rPr>
       </w:pPr>
-      <w:hyperlink w:anchor="_Toc243003278" w:history="1">
+      <w:hyperlink w:anchor="_Toc243007844" w:history="1">
         <w:r>
           <w:rPr>
             <w:rStyle w:val="Collegamentoipertestuale"/>
@@ -14748,7 +14748,7 @@
             <w:noProof/>
             <w:webHidden/>
           </w:rPr>
-          <w:instrText xml:space="preserve"> PAGEREF _Toc243003278 \h </w:instrText>
+          <w:instrText xml:space="preserve"> PAGEREF _Toc243007844 \h </w:instrText>
         </w:r>
         <w:r>
           <w:rPr>
@@ -14768,7 +14768,7 @@
             <w:noProof/>
             <w:webHidden/>
           </w:rPr>
-          <w:t>67</w:t>
+          <w:t>68</w:t>
         </w:r>
         <w:r>
           <w:rPr>
@@ -14794,7 +14794,7 @@
           <w14:ligatures w14:val="standardContextual"/>
         </w:rPr>
       </w:pPr>
-      <w:hyperlink w:anchor="_Toc243003279" w:history="1">
+      <w:hyperlink w:anchor="_Toc243007845" w:history="1">
         <w:r>
           <w:rPr>
             <w:rStyle w:val="Collegamentoipertestuale"/>
@@ -14842,7 +14842,7 @@
             <w:noProof/>
             <w:webHidden/>
           </w:rPr>
-          <w:instrText xml:space="preserve"> PAGEREF _Toc243003279 \h </w:instrText>
+          <w:instrText xml:space="preserve"> PAGEREF _Toc243007845 \h </w:instrText>
         </w:r>
         <w:r>
           <w:rPr>
@@ -14889,7 +14889,7 @@
           <w14:ligatures w14:val="standardContextual"/>
         </w:rPr>
       </w:pPr>
-      <w:hyperlink w:anchor="_Toc243003280" w:history="1">
+      <w:hyperlink w:anchor="_Toc243007846" w:history="1">
         <w:r>
           <w:rPr>
             <w:rStyle w:val="Collegamentoipertestuale"/>
@@ -14934,7 +14934,7 @@
             <w:noProof/>
             <w:webHidden/>
           </w:rPr>
-          <w:instrText xml:space="preserve"> PAGEREF _Toc243003280 \h </w:instrText>
+          <w:instrText xml:space="preserve"> PAGEREF _Toc243007846 \h </w:instrText>
         </w:r>
         <w:r>
           <w:rPr>
@@ -14981,7 +14981,7 @@
           <w14:ligatures w14:val="standardContextual"/>
         </w:rPr>
       </w:pPr>
-      <w:hyperlink w:anchor="_Toc243003281" w:history="1">
+      <w:hyperlink w:anchor="_Toc243007847" w:history="1">
         <w:r>
           <w:rPr>
             <w:rStyle w:val="Collegamentoipertestuale"/>
@@ -15026,7 +15026,7 @@
             <w:noProof/>
             <w:webHidden/>
           </w:rPr>
-          <w:instrText xml:space="preserve"> PAGEREF _Toc243003281 \h </w:instrText>
+          <w:instrText xml:space="preserve"> PAGEREF _Toc243007847 \h </w:instrText>
         </w:r>
         <w:r>
           <w:rPr>
@@ -15046,7 +15046,7 @@
             <w:noProof/>
             <w:webHidden/>
           </w:rPr>
-          <w:t>68</w:t>
+          <w:t>69</w:t>
         </w:r>
         <w:r>
           <w:rPr>
@@ -15073,7 +15073,7 @@
           <w14:ligatures w14:val="standardContextual"/>
         </w:rPr>
       </w:pPr>
-      <w:hyperlink w:anchor="_Toc243003282" w:history="1">
+      <w:hyperlink w:anchor="_Toc243007848" w:history="1">
         <w:r>
           <w:rPr>
             <w:rStyle w:val="Collegamentoipertestuale"/>
@@ -15118,7 +15118,7 @@
             <w:noProof/>
             <w:webHidden/>
           </w:rPr>
-          <w:instrText xml:space="preserve"> PAGEREF _Toc243003282 \h </w:instrText>
+          <w:instrText xml:space="preserve"> PAGEREF _Toc243007848 \h </w:instrText>
         </w:r>
         <w:r>
           <w:rPr>
@@ -15138,7 +15138,7 @@
             <w:noProof/>
             <w:webHidden/>
           </w:rPr>
-          <w:t>69</w:t>
+          <w:t>70</w:t>
         </w:r>
         <w:r>
           <w:rPr>
@@ -15165,7 +15165,7 @@
           <w14:ligatures w14:val="standardContextual"/>
         </w:rPr>
       </w:pPr>
-      <w:hyperlink w:anchor="_Toc243003283" w:history="1">
+      <w:hyperlink w:anchor="_Toc243007849" w:history="1">
         <w:r>
           <w:rPr>
             <w:rStyle w:val="Collegamentoipertestuale"/>
@@ -15210,7 +15210,7 @@
             <w:noProof/>
             <w:webHidden/>
           </w:rPr>
-          <w:instrText xml:space="preserve"> PAGEREF _Toc243003283 \h </w:instrText>
+          <w:instrText xml:space="preserve"> PAGEREF _Toc243007849 \h </w:instrText>
         </w:r>
         <w:r>
           <w:rPr>
@@ -15257,7 +15257,7 @@
           <w14:ligatures w14:val="standardContextual"/>
         </w:rPr>
       </w:pPr>
-      <w:hyperlink w:anchor="_Toc243003284" w:history="1">
+      <w:hyperlink w:anchor="_Toc243007850" w:history="1">
         <w:r>
           <w:rPr>
             <w:rStyle w:val="Collegamentoipertestuale"/>
@@ -15302,7 +15302,7 @@
             <w:noProof/>
             <w:webHidden/>
           </w:rPr>
-          <w:instrText xml:space="preserve"> PAGEREF _Toc243003284 \h </w:instrText>
+          <w:instrText xml:space="preserve"> PAGEREF _Toc243007850 \h </w:instrText>
         </w:r>
         <w:r>
           <w:rPr>
@@ -15322,7 +15322,7 @@
             <w:noProof/>
             <w:webHidden/>
           </w:rPr>
-          <w:t>70</w:t>
+          <w:t>71</w:t>
         </w:r>
         <w:r>
           <w:rPr>
@@ -15348,7 +15348,7 @@
           <w14:ligatures w14:val="standardContextual"/>
         </w:rPr>
       </w:pPr>
-      <w:hyperlink w:anchor="_Toc243003285" w:history="1">
+      <w:hyperlink w:anchor="_Toc243007851" w:history="1">
         <w:r>
           <w:rPr>
             <w:rStyle w:val="Collegamentoipertestuale"/>
@@ -15396,7 +15396,7 @@
             <w:noProof/>
             <w:webHidden/>
           </w:rPr>
-          <w:instrText xml:space="preserve"> PAGEREF _Toc243003285 \h </w:instrText>
+          <w:instrText xml:space="preserve"> PAGEREF _Toc243007851 \h </w:instrText>
         </w:r>
         <w:r>
           <w:rPr>
@@ -15443,7 +15443,7 @@
           <w14:ligatures w14:val="standardContextual"/>
         </w:rPr>
       </w:pPr>
-      <w:hyperlink w:anchor="_Toc243003286" w:history="1">
+      <w:hyperlink w:anchor="_Toc243007852" w:history="1">
         <w:r>
           <w:rPr>
             <w:rStyle w:val="Collegamentoipertestuale"/>
@@ -15488,7 +15488,7 @@
             <w:noProof/>
             <w:webHidden/>
           </w:rPr>
-          <w:instrText xml:space="preserve"> PAGEREF _Toc243003286 \h </w:instrText>
+          <w:instrText xml:space="preserve"> PAGEREF _Toc243007852 \h </w:instrText>
         </w:r>
         <w:r>
           <w:rPr>
@@ -15535,7 +15535,7 @@
           <w14:ligatures w14:val="standardContextual"/>
         </w:rPr>
       </w:pPr>
-      <w:hyperlink w:anchor="_Toc243003287" w:history="1">
+      <w:hyperlink w:anchor="_Toc243007853" w:history="1">
         <w:r>
           <w:rPr>
             <w:rStyle w:val="Collegamentoipertestuale"/>
@@ -15580,7 +15580,7 @@
             <w:noProof/>
             <w:webHidden/>
           </w:rPr>
-          <w:instrText xml:space="preserve"> PAGEREF _Toc243003287 \h </w:instrText>
+          <w:instrText xml:space="preserve"> PAGEREF _Toc243007853 \h </w:instrText>
         </w:r>
         <w:r>
           <w:rPr>
@@ -15627,7 +15627,7 @@
           <w14:ligatures w14:val="standardContextual"/>
         </w:rPr>
       </w:pPr>
-      <w:hyperlink w:anchor="_Toc243003288" w:history="1">
+      <w:hyperlink w:anchor="_Toc243007854" w:history="1">
         <w:r>
           <w:rPr>
             <w:rStyle w:val="Collegamentoipertestuale"/>
@@ -15672,7 +15672,7 @@
             <w:noProof/>
             <w:webHidden/>
           </w:rPr>
-          <w:instrText xml:space="preserve"> PAGEREF _Toc243003288 \h </w:instrText>
+          <w:instrText xml:space="preserve"> PAGEREF _Toc243007854 \h </w:instrText>
         </w:r>
         <w:r>
           <w:rPr>
@@ -15719,7 +15719,7 @@
           <w14:ligatures w14:val="standardContextual"/>
         </w:rPr>
       </w:pPr>
-      <w:hyperlink w:anchor="_Toc243003289" w:history="1">
+      <w:hyperlink w:anchor="_Toc243007855" w:history="1">
         <w:r>
           <w:rPr>
             <w:rStyle w:val="Collegamentoipertestuale"/>
@@ -15764,7 +15764,7 @@
             <w:noProof/>
             <w:webHidden/>
           </w:rPr>
-          <w:instrText xml:space="preserve"> PAGEREF _Toc243003289 \h </w:instrText>
+          <w:instrText xml:space="preserve"> PAGEREF _Toc243007855 \h </w:instrText>
         </w:r>
         <w:r>
           <w:rPr>
@@ -15811,7 +15811,7 @@
           <w14:ligatures w14:val="standardContextual"/>
         </w:rPr>
       </w:pPr>
-      <w:hyperlink w:anchor="_Toc243003290" w:history="1">
+      <w:hyperlink w:anchor="_Toc243007856" w:history="1">
         <w:r>
           <w:rPr>
             <w:rStyle w:val="Collegamentoipertestuale"/>
@@ -15856,7 +15856,7 @@
             <w:noProof/>
             <w:webHidden/>
           </w:rPr>
-          <w:instrText xml:space="preserve"> PAGEREF _Toc243003290 \h </w:instrText>
+          <w:instrText xml:space="preserve"> PAGEREF _Toc243007856 \h </w:instrText>
         </w:r>
         <w:r>
           <w:rPr>
@@ -15903,7 +15903,7 @@
           <w14:ligatures w14:val="standardContextual"/>
         </w:rPr>
       </w:pPr>
-      <w:hyperlink w:anchor="_Toc243003291" w:history="1">
+      <w:hyperlink w:anchor="_Toc243007857" w:history="1">
         <w:r>
           <w:rPr>
             <w:rStyle w:val="Collegamentoipertestuale"/>
@@ -15948,7 +15948,7 @@
             <w:noProof/>
             <w:webHidden/>
           </w:rPr>
-          <w:instrText xml:space="preserve"> PAGEREF _Toc243003291 \h </w:instrText>
+          <w:instrText xml:space="preserve"> PAGEREF _Toc243007857 \h </w:instrText>
         </w:r>
         <w:r>
           <w:rPr>
@@ -15995,7 +15995,7 @@
           <w14:ligatures w14:val="standardContextual"/>
         </w:rPr>
       </w:pPr>
-      <w:hyperlink w:anchor="_Toc243003292" w:history="1">
+      <w:hyperlink w:anchor="_Toc243007858" w:history="1">
         <w:r>
           <w:rPr>
             <w:rStyle w:val="Collegamentoipertestuale"/>
@@ -16040,7 +16040,7 @@
             <w:noProof/>
             <w:webHidden/>
           </w:rPr>
-          <w:instrText xml:space="preserve"> PAGEREF _Toc243003292 \h </w:instrText>
+          <w:instrText xml:space="preserve"> PAGEREF _Toc243007858 \h </w:instrText>
         </w:r>
         <w:r>
           <w:rPr>
@@ -16087,7 +16087,7 @@
           <w14:ligatures w14:val="standardContextual"/>
         </w:rPr>
       </w:pPr>
-      <w:hyperlink w:anchor="_Toc243003293" w:history="1">
+      <w:hyperlink w:anchor="_Toc243007859" w:history="1">
         <w:r>
           <w:rPr>
             <w:rStyle w:val="Collegamentoipertestuale"/>
@@ -16132,7 +16132,7 @@
             <w:noProof/>
             <w:webHidden/>
           </w:rPr>
-          <w:instrText xml:space="preserve"> PAGEREF _Toc243003293 \h </w:instrText>
+          <w:instrText xml:space="preserve"> PAGEREF _Toc243007859 \h </w:instrText>
         </w:r>
         <w:r>
           <w:rPr>
@@ -16178,7 +16178,7 @@
           <w14:ligatures w14:val="standardContextual"/>
         </w:rPr>
       </w:pPr>
-      <w:hyperlink w:anchor="_Toc243003294" w:history="1">
+      <w:hyperlink w:anchor="_Toc243007860" w:history="1">
         <w:r>
           <w:rPr>
             <w:rStyle w:val="Collegamentoipertestuale"/>
@@ -16226,7 +16226,7 @@
             <w:noProof/>
             <w:webHidden/>
           </w:rPr>
-          <w:instrText xml:space="preserve"> PAGEREF _Toc243003294 \h </w:instrText>
+          <w:instrText xml:space="preserve"> PAGEREF _Toc243007860 \h </w:instrText>
         </w:r>
         <w:r>
           <w:rPr>
@@ -16273,7 +16273,7 @@
           <w14:ligatures w14:val="standardContextual"/>
         </w:rPr>
       </w:pPr>
-      <w:hyperlink w:anchor="_Toc243003295" w:history="1">
+      <w:hyperlink w:anchor="_Toc243007861" w:history="1">
         <w:r>
           <w:rPr>
             <w:rStyle w:val="Collegamentoipertestuale"/>
@@ -16318,7 +16318,7 @@
             <w:noProof/>
             <w:webHidden/>
           </w:rPr>
-          <w:instrText xml:space="preserve"> PAGEREF _Toc243003295 \h </w:instrText>
+          <w:instrText xml:space="preserve"> PAGEREF _Toc243007861 \h </w:instrText>
         </w:r>
         <w:r>
           <w:rPr>
@@ -16365,7 +16365,7 @@
           <w14:ligatures w14:val="standardContextual"/>
         </w:rPr>
       </w:pPr>
-      <w:hyperlink w:anchor="_Toc243003296" w:history="1">
+      <w:hyperlink w:anchor="_Toc243007862" w:history="1">
         <w:r>
           <w:rPr>
             <w:rStyle w:val="Collegamentoipertestuale"/>
@@ -16410,7 +16410,7 @@
             <w:noProof/>
             <w:webHidden/>
           </w:rPr>
-          <w:instrText xml:space="preserve"> PAGEREF _Toc243003296 \h </w:instrText>
+          <w:instrText xml:space="preserve"> PAGEREF _Toc243007862 \h </w:instrText>
         </w:r>
         <w:r>
           <w:rPr>
@@ -16457,7 +16457,7 @@
           <w14:ligatures w14:val="standardContextual"/>
         </w:rPr>
       </w:pPr>
-      <w:hyperlink w:anchor="_Toc243003297" w:history="1">
+      <w:hyperlink w:anchor="_Toc243007863" w:history="1">
         <w:r>
           <w:rPr>
             <w:rStyle w:val="Collegamentoipertestuale"/>
@@ -16502,7 +16502,7 @@
             <w:noProof/>
             <w:webHidden/>
           </w:rPr>
-          <w:instrText xml:space="preserve"> PAGEREF _Toc243003297 \h </w:instrText>
+          <w:instrText xml:space="preserve"> PAGEREF _Toc243007863 \h </w:instrText>
         </w:r>
         <w:r>
           <w:rPr>
@@ -16548,7 +16548,7 @@
           <w14:ligatures w14:val="standardContextual"/>
         </w:rPr>
       </w:pPr>
-      <w:hyperlink w:anchor="_Toc243003298" w:history="1">
+      <w:hyperlink w:anchor="_Toc243007864" w:history="1">
         <w:r>
           <w:rPr>
             <w:rStyle w:val="Collegamentoipertestuale"/>
@@ -16596,7 +16596,7 @@
             <w:noProof/>
             <w:webHidden/>
           </w:rPr>
-          <w:instrText xml:space="preserve"> PAGEREF _Toc243003298 \h </w:instrText>
+          <w:instrText xml:space="preserve"> PAGEREF _Toc243007864 \h </w:instrText>
         </w:r>
         <w:r>
           <w:rPr>
@@ -16643,7 +16643,7 @@
           <w14:ligatures w14:val="standardContextual"/>
         </w:rPr>
       </w:pPr>
-      <w:hyperlink w:anchor="_Toc243003299" w:history="1">
+      <w:hyperlink w:anchor="_Toc243007865" w:history="1">
         <w:r>
           <w:rPr>
             <w:rStyle w:val="Collegamentoipertestuale"/>
@@ -16688,7 +16688,7 @@
             <w:noProof/>
             <w:webHidden/>
           </w:rPr>
-          <w:instrText xml:space="preserve"> PAGEREF _Toc243003299 \h </w:instrText>
+          <w:instrText xml:space="preserve"> PAGEREF _Toc243007865 \h </w:instrText>
         </w:r>
         <w:r>
           <w:rPr>
@@ -16735,7 +16735,7 @@
           <w14:ligatures w14:val="standardContextual"/>
         </w:rPr>
       </w:pPr>
-      <w:hyperlink w:anchor="_Toc243003300" w:history="1">
+      <w:hyperlink w:anchor="_Toc243007866" w:history="1">
         <w:r>
           <w:rPr>
             <w:rStyle w:val="Collegamentoipertestuale"/>
@@ -16780,7 +16780,7 @@
             <w:noProof/>
             <w:webHidden/>
           </w:rPr>
-          <w:instrText xml:space="preserve"> PAGEREF _Toc243003300 \h </w:instrText>
+          <w:instrText xml:space="preserve"> PAGEREF _Toc243007866 \h </w:instrText>
         </w:r>
         <w:r>
           <w:rPr>
@@ -16861,7 +16861,7 @@
         <w:keepNext/>
         <w:spacing w:after="140"/>
       </w:pPr>
-      <w:bookmarkStart w:id="2" w:name="_Toc243003144"/>
+      <w:bookmarkStart w:id="2" w:name="_Toc243007710"/>
       <w:r>
         <w:t>Stratigrafia del terreno</w:t>
       </w:r>
@@ -16957,7 +16957,7 @@
         <w:keepNext/>
         <w:spacing w:after="140"/>
       </w:pPr>
-      <w:bookmarkStart w:id="3" w:name="_Toc243003145"/>
+      <w:bookmarkStart w:id="3" w:name="_Toc243007711"/>
       <w:r>
         <w:t>Famiglie di terreno e retini</w:t>
       </w:r>
@@ -16997,7 +16997,7 @@
         <w:keepNext/>
         <w:spacing w:after="140"/>
       </w:pPr>
-      <w:bookmarkStart w:id="4" w:name="_Toc243003146"/>
+      <w:bookmarkStart w:id="4" w:name="_Toc243007712"/>
       <w:r>
         <w:t>Valori medi e minimi</w:t>
       </w:r>
@@ -17028,7 +17028,7 @@
         <w:keepNext/>
         <w:spacing w:after="140"/>
       </w:pPr>
-      <w:bookmarkStart w:id="5" w:name="_Toc243003147"/>
+      <w:bookmarkStart w:id="5" w:name="_Toc243007713"/>
       <w:r>
         <w:t>Scambio del terreno fra fogli ANTHEA</w:t>
       </w:r>
@@ -17079,7 +17079,7 @@
         <w:keepNext/>
         <w:spacing w:after="140"/>
       </w:pPr>
-      <w:bookmarkStart w:id="6" w:name="_Toc243003148"/>
+      <w:bookmarkStart w:id="6" w:name="_Toc243007714"/>
       <w:r>
         <w:t>Importazione assistita della relazione</w:t>
       </w:r>
@@ -17134,7 +17134,7 @@
         <w:keepNext/>
         <w:spacing w:after="140"/>
       </w:pPr>
-      <w:bookmarkStart w:id="7" w:name="_Toc243003149"/>
+      <w:bookmarkStart w:id="7" w:name="_Toc243007715"/>
       <w:r>
         <w:lastRenderedPageBreak/>
         <w:t>Avvio e scelta del modulo</w:t>
@@ -17147,7 +17147,7 @@
         <w:keepNext/>
         <w:spacing w:after="140"/>
       </w:pPr>
-      <w:bookmarkStart w:id="8" w:name="_Toc243003150"/>
+      <w:bookmarkStart w:id="8" w:name="_Toc243007716"/>
       <w:r>
         <w:t>Avviare la versione aggiornata</w:t>
       </w:r>
@@ -17191,7 +17191,7 @@
         <w:keepNext/>
         <w:spacing w:after="140"/>
       </w:pPr>
-      <w:bookmarkStart w:id="9" w:name="_Toc243003151"/>
+      <w:bookmarkStart w:id="9" w:name="_Toc243007717"/>
       <w:r>
         <w:t>Scegliere l’aspetto</w:t>
       </w:r>
@@ -17219,7 +17219,7 @@
         <w:keepNext/>
         <w:spacing w:after="140"/>
       </w:pPr>
-      <w:bookmarkStart w:id="10" w:name="_Toc243003152"/>
+      <w:bookmarkStart w:id="10" w:name="_Toc243007718"/>
       <w:r>
         <w:t>Scegliere il foglio adatto</w:t>
       </w:r>
@@ -18205,7 +18205,7 @@
         <w:keepNext/>
         <w:spacing w:after="140"/>
       </w:pPr>
-      <w:bookmarkStart w:id="11" w:name="_Toc243003153"/>
+      <w:bookmarkStart w:id="11" w:name="_Toc243007719"/>
       <w:r>
         <w:t>Leggere e compilare i campi</w:t>
       </w:r>
@@ -18245,7 +18245,7 @@
         <w:keepNext/>
         <w:spacing w:after="140"/>
       </w:pPr>
-      <w:bookmarkStart w:id="12" w:name="_Toc243003154"/>
+      <w:bookmarkStart w:id="12" w:name="_Toc243007720"/>
       <w:r>
         <w:t>Progetti e gestione del lavoro</w:t>
       </w:r>
@@ -18257,7 +18257,7 @@
         <w:keepNext/>
         <w:spacing w:after="140"/>
       </w:pPr>
-      <w:bookmarkStart w:id="13" w:name="_Toc243003155"/>
+      <w:bookmarkStart w:id="13" w:name="_Toc243007721"/>
       <w:r>
         <w:t>Costruire una struttura leggibile</w:t>
       </w:r>
@@ -18293,7 +18293,7 @@
         <w:keepNext/>
         <w:spacing w:after="140"/>
       </w:pPr>
-      <w:bookmarkStart w:id="14" w:name="_Toc243003156"/>
+      <w:bookmarkStart w:id="14" w:name="_Toc243007722"/>
       <w:r>
         <w:t>Comprendere i dati comuni</w:t>
       </w:r>
@@ -18341,7 +18341,7 @@
         <w:keepNext/>
         <w:spacing w:after="140"/>
       </w:pPr>
-      <w:bookmarkStart w:id="15" w:name="_Toc243003157"/>
+      <w:bookmarkStart w:id="15" w:name="_Toc243007723"/>
       <w:r>
         <w:t>Spostare duplicare e annullare</w:t>
       </w:r>
@@ -18377,7 +18377,7 @@
         <w:keepNext/>
         <w:spacing w:after="140"/>
       </w:pPr>
-      <w:bookmarkStart w:id="16" w:name="_Toc243003158"/>
+      <w:bookmarkStart w:id="16" w:name="_Toc243007724"/>
       <w:r>
         <w:t>Usare le revisioni</w:t>
       </w:r>
@@ -18417,7 +18417,7 @@
         <w:keepNext/>
         <w:spacing w:after="140"/>
       </w:pPr>
-      <w:bookmarkStart w:id="17" w:name="_Toc243003159"/>
+      <w:bookmarkStart w:id="17" w:name="_Toc243007725"/>
       <w:r>
         <w:t>Report del ramo e compatibilità degli archivi</w:t>
       </w:r>
@@ -18453,7 +18453,7 @@
         <w:keepNext/>
         <w:spacing w:after="140"/>
       </w:pPr>
-      <w:bookmarkStart w:id="18" w:name="_Toc243003160"/>
+      <w:bookmarkStart w:id="18" w:name="_Toc243007726"/>
       <w:r>
         <w:t>Controllo della condivisione</w:t>
       </w:r>
@@ -18481,7 +18481,7 @@
         <w:keepNext/>
         <w:spacing w:after="140"/>
       </w:pPr>
-      <w:bookmarkStart w:id="19" w:name="_Toc243003161"/>
+      <w:bookmarkStart w:id="19" w:name="_Toc243007727"/>
       <w:r>
         <w:t>Materiali e durabilità</w:t>
       </w:r>
@@ -18493,7 +18493,7 @@
         <w:keepNext/>
         <w:spacing w:after="140"/>
       </w:pPr>
-      <w:bookmarkStart w:id="20" w:name="_Toc243003162"/>
+      <w:bookmarkStart w:id="20" w:name="_Toc243007728"/>
       <w:r>
         <w:t>Preparare il calcestruzzo</w:t>
       </w:r>
@@ -18538,7 +18538,7 @@
         <w:keepNext/>
         <w:spacing w:after="140"/>
       </w:pPr>
-      <w:bookmarkStart w:id="21" w:name="_Toc243003163"/>
+      <w:bookmarkStart w:id="21" w:name="_Toc243007729"/>
       <w:r>
         <w:t>Preparare l'acciaio per armature</w:t>
       </w:r>
@@ -18574,7 +18574,7 @@
         <w:keepNext/>
         <w:spacing w:after="140"/>
       </w:pPr>
-      <w:bookmarkStart w:id="22" w:name="_Toc243003164"/>
+      <w:bookmarkStart w:id="22" w:name="_Toc243007730"/>
       <w:r>
         <w:t>Palo verticale</w:t>
       </w:r>
@@ -18586,7 +18586,7 @@
         <w:keepNext/>
         <w:spacing w:after="140"/>
       </w:pPr>
-      <w:bookmarkStart w:id="23" w:name="_Toc243003165"/>
+      <w:bookmarkStart w:id="23" w:name="_Toc243007731"/>
       <w:r>
         <w:t>Compilazione ordinata</w:t>
       </w:r>
@@ -18652,7 +18652,7 @@
         <w:keepNext/>
         <w:spacing w:after="140"/>
       </w:pPr>
-      <w:bookmarkStart w:id="24" w:name="_Toc243003166"/>
+      <w:bookmarkStart w:id="24" w:name="_Toc243007732"/>
       <w:r>
         <w:t>Coefficienti e gruppo di pali</w:t>
       </w:r>
@@ -18698,7 +18698,7 @@
         <w:keepNext/>
         <w:spacing w:after="140"/>
       </w:pPr>
-      <w:bookmarkStart w:id="25" w:name="_Toc243003167"/>
+      <w:bookmarkStart w:id="25" w:name="_Toc243007733"/>
       <w:r>
         <w:t>Leggere i risultati</w:t>
       </w:r>
@@ -18738,7 +18738,7 @@
         <w:keepNext/>
         <w:spacing w:after="140"/>
       </w:pPr>
-      <w:bookmarkStart w:id="26" w:name="_Toc243003168"/>
+      <w:bookmarkStart w:id="26" w:name="_Toc243007734"/>
       <w:r>
         <w:t>Esempio di controllo manuale</w:t>
       </w:r>
@@ -18829,7 +18829,7 @@
         <w:keepNext/>
         <w:spacing w:after="140"/>
       </w:pPr>
-      <w:bookmarkStart w:id="27" w:name="_Toc243003169"/>
+      <w:bookmarkStart w:id="27" w:name="_Toc243007735"/>
       <w:r>
         <w:t>Micropalo verticale</w:t>
       </w:r>
@@ -18841,7 +18841,7 @@
         <w:keepNext/>
         <w:spacing w:after="140"/>
       </w:pPr>
-      <w:bookmarkStart w:id="28" w:name="_Toc243003170"/>
+      <w:bookmarkStart w:id="28" w:name="_Toc243007736"/>
       <w:r>
         <w:t>Dati del bulbo e dell'iniezione</w:t>
       </w:r>
@@ -18886,7 +18886,7 @@
         <w:keepNext/>
         <w:spacing w:after="140"/>
       </w:pPr>
-      <w:bookmarkStart w:id="29" w:name="_Toc243003171"/>
+      <w:bookmarkStart w:id="29" w:name="_Toc243007737"/>
       <w:r>
         <w:t>Tubo e peso</w:t>
       </w:r>
@@ -18927,7 +18927,7 @@
         <w:keepNext/>
         <w:spacing w:after="140"/>
       </w:pPr>
-      <w:bookmarkStart w:id="30" w:name="_Toc243003172"/>
+      <w:bookmarkStart w:id="30" w:name="_Toc243007738"/>
       <w:r>
         <w:t>Pali e micropali caricati orizzontalmente</w:t>
       </w:r>
@@ -18939,7 +18939,7 @@
         <w:keepNext/>
         <w:spacing w:after="140"/>
       </w:pPr>
-      <w:bookmarkStart w:id="31" w:name="_Toc243003173"/>
+      <w:bookmarkStart w:id="31" w:name="_Toc243007739"/>
       <w:r>
         <w:t>Preparare un modello coerente</w:t>
       </w:r>
@@ -18978,7 +18978,7 @@
         <w:keepNext/>
         <w:spacing w:after="140"/>
       </w:pPr>
-      <w:bookmarkStart w:id="32" w:name="_Toc243003174"/>
+      <w:bookmarkStart w:id="32" w:name="_Toc243007740"/>
       <w:r>
         <w:t>Momento resistente del palo in calcestruzzo</w:t>
       </w:r>
@@ -19006,7 +19006,7 @@
         <w:keepNext/>
         <w:spacing w:after="140"/>
       </w:pPr>
-      <w:bookmarkStart w:id="33" w:name="_Toc243003175"/>
+      <w:bookmarkStart w:id="33" w:name="_Toc243007741"/>
       <w:r>
         <w:t>Sezione CHS del micropalo</w:t>
       </w:r>
@@ -19035,7 +19035,7 @@
         <w:keepNext/>
         <w:spacing w:after="140"/>
       </w:pPr>
-      <w:bookmarkStart w:id="34" w:name="_Toc243003176"/>
+      <w:bookmarkStart w:id="34" w:name="_Toc243007742"/>
       <w:r>
         <w:t>Interpretare diagrammi e capacità</w:t>
       </w:r>
@@ -19063,7 +19063,7 @@
         <w:keepNext/>
         <w:spacing w:after="140"/>
       </w:pPr>
-      <w:bookmarkStart w:id="35" w:name="_Toc243003177"/>
+      <w:bookmarkStart w:id="35" w:name="_Toc243007743"/>
       <w:r>
         <w:t>Separare tubo e diametro geotecnico</w:t>
       </w:r>
@@ -19099,7 +19099,7 @@
         <w:keepNext/>
         <w:spacing w:after="140"/>
       </w:pPr>
-      <w:bookmarkStart w:id="36" w:name="_Toc243003178"/>
+      <w:bookmarkStart w:id="36" w:name="_Toc243007744"/>
       <w:r>
         <w:t>Sezione composta da ponte</w:t>
       </w:r>
@@ -19111,7 +19111,7 @@
         <w:keepNext/>
         <w:spacing w:after="140"/>
       </w:pPr>
-      <w:bookmarkStart w:id="37" w:name="_Toc243003179"/>
+      <w:bookmarkStart w:id="37" w:name="_Toc243007745"/>
       <w:r>
         <w:t>Definire la sezione locale</w:t>
       </w:r>
@@ -19159,7 +19159,7 @@
         <w:keepNext/>
         <w:spacing w:after="140"/>
       </w:pPr>
-      <w:bookmarkStart w:id="38" w:name="_Toc243003180"/>
+      <w:bookmarkStart w:id="38" w:name="_Toc243007746"/>
       <w:r>
         <w:t>Compilare la sezione con anima inclinata</w:t>
       </w:r>
@@ -19195,7 +19195,7 @@
         </w:rPr>
         <w:lastRenderedPageBreak/>
         <w:drawing>
-          <wp:inline distT="0" distB="0" distL="0" distR="0" wp14:anchorId="401E614B" wp14:editId="688748FE">
+          <wp:inline distT="0" distB="0" distL="0" distR="0" wp14:anchorId="72F8D0B5" wp14:editId="4E6B9EB9">
             <wp:extent cx="6120000" cy="3677403"/>
             <wp:effectExtent l="0" t="0" r="0" b="0"/>
             <wp:docPr id="1" name="Picture 1" descr="H con anima inclinata e scostamento positivo di 300 mm"/>
@@ -19253,7 +19253,7 @@
         <w:keepNext/>
         <w:spacing w:after="140"/>
       </w:pPr>
-      <w:bookmarkStart w:id="39" w:name="_Toc243003181"/>
+      <w:bookmarkStart w:id="39" w:name="_Toc243007747"/>
       <w:r>
         <w:t>Compilare il cassoncino</w:t>
       </w:r>
@@ -19297,7 +19297,7 @@
           <w:noProof/>
         </w:rPr>
         <w:drawing>
-          <wp:inline distT="0" distB="0" distL="0" distR="0" wp14:anchorId="290834CE" wp14:editId="3ADE9854">
+          <wp:inline distT="0" distB="0" distL="0" distR="0" wp14:anchorId="11B5050A" wp14:editId="688EFE56">
             <wp:extent cx="6120000" cy="3677403"/>
             <wp:effectExtent l="0" t="0" r="0" b="0"/>
             <wp:docPr id="2" name="Picture 2" descr="Cassoncino con due anime inclinate e due piattabande superiori"/>
@@ -19358,7 +19358,7 @@
         <w:keepNext/>
         <w:spacing w:after="140"/>
       </w:pPr>
-      <w:bookmarkStart w:id="40" w:name="_Toc243003182"/>
+      <w:bookmarkStart w:id="40" w:name="_Toc243007748"/>
       <w:r>
         <w:t>Leggere le proprietà e riconoscere i limiti</w:t>
       </w:r>
@@ -19842,7 +19842,7 @@
         <w:keepNext/>
         <w:spacing w:after="140"/>
       </w:pPr>
-      <w:bookmarkStart w:id="41" w:name="_Toc243003183"/>
+      <w:bookmarkStart w:id="41" w:name="_Toc243007749"/>
       <w:r>
         <w:lastRenderedPageBreak/>
         <w:t>Scegliere consapevolmente il metodo</w:t>
@@ -20219,7 +20219,7 @@
         <w:keepNext/>
         <w:spacing w:after="140"/>
       </w:pPr>
-      <w:bookmarkStart w:id="42" w:name="_Toc243003184"/>
+      <w:bookmarkStart w:id="42" w:name="_Toc243007750"/>
       <w:r>
         <w:t>Costruire le fasi</w:t>
       </w:r>
@@ -20276,7 +20276,7 @@
         <w:keepNext/>
         <w:spacing w:after="140"/>
       </w:pPr>
-      <w:bookmarkStart w:id="43" w:name="_Toc243003185"/>
+      <w:bookmarkStart w:id="43" w:name="_Toc243007751"/>
       <w:r>
         <w:t>Leggere efficacia tensioni e controlli locali</w:t>
       </w:r>
@@ -20364,7 +20364,7 @@
         <w:keepNext/>
         <w:spacing w:after="140"/>
       </w:pPr>
-      <w:bookmarkStart w:id="44" w:name="_Toc243003186"/>
+      <w:bookmarkStart w:id="44" w:name="_Toc243007752"/>
       <w:r>
         <w:t>Torsione distorsione e diaframmi del cassoncino</w:t>
       </w:r>
@@ -20446,7 +20446,7 @@
           <w:noProof/>
         </w:rPr>
         <w:drawing>
-          <wp:inline distT="0" distB="0" distL="0" distR="0" wp14:anchorId="0886B206" wp14:editId="32684C0C">
+          <wp:inline distT="0" distB="0" distL="0" distR="0" wp14:anchorId="50C021CD" wp14:editId="75DD9946">
             <wp:extent cx="6120000" cy="3677403"/>
             <wp:effectExtent l="0" t="0" r="0" b="0"/>
             <wp:docPr id="3" name="Picture 3" descr="Riquadro delle verifiche a torsione del cassoncino"/>
@@ -20518,7 +20518,7 @@
         </w:rPr>
         <w:lastRenderedPageBreak/>
         <w:drawing>
-          <wp:inline distT="0" distB="0" distL="0" distR="0" wp14:anchorId="663A4737" wp14:editId="64CB0788">
+          <wp:inline distT="0" distB="0" distL="0" distR="0" wp14:anchorId="514E1089" wp14:editId="3ADD2638">
             <wp:extent cx="6120000" cy="3677403"/>
             <wp:effectExtent l="0" t="0" r="0" b="0"/>
             <wp:docPr id="4" name="Picture 4" descr="Flussi di torsione per fase nella scheda Verifiche"/>
@@ -20602,7 +20602,7 @@
         <w:keepNext/>
         <w:spacing w:after="140"/>
       </w:pPr>
-      <w:bookmarkStart w:id="45" w:name="_Toc243003187"/>
+      <w:bookmarkStart w:id="45" w:name="_Toc243007753"/>
       <w:r>
         <w:t>Curve di risposta</w:t>
       </w:r>
@@ -20657,7 +20657,7 @@
         <w:keepNext/>
         <w:spacing w:after="140"/>
       </w:pPr>
-      <w:bookmarkStart w:id="46" w:name="_Toc243003188"/>
+      <w:bookmarkStart w:id="46" w:name="_Toc243007754"/>
       <w:r>
         <w:t>Bridge Design</w:t>
       </w:r>
@@ -20685,7 +20685,7 @@
         <w:keepNext/>
         <w:spacing w:after="140"/>
       </w:pPr>
-      <w:bookmarkStart w:id="47" w:name="_Toc243003189"/>
+      <w:bookmarkStart w:id="47" w:name="_Toc243007755"/>
       <w:r>
         <w:t>Preparare i dati prima di aprire la ricerca</w:t>
       </w:r>
@@ -21366,7 +21366,7 @@
         <w:keepNext/>
         <w:spacing w:after="140"/>
       </w:pPr>
-      <w:bookmarkStart w:id="48" w:name="_Toc243003190"/>
+      <w:bookmarkStart w:id="48" w:name="_Toc243007756"/>
       <w:r>
         <w:t>Creare il progetto di riferimento</w:t>
       </w:r>
@@ -21466,7 +21466,7 @@
         <w:keepNext/>
         <w:spacing w:after="140"/>
       </w:pPr>
-      <w:bookmarkStart w:id="49" w:name="_Toc243003191"/>
+      <w:bookmarkStart w:id="49" w:name="_Toc243007757"/>
       <w:r>
         <w:t>Scegliere e cambiare prezzario</w:t>
       </w:r>
@@ -21556,7 +21556,7 @@
         <w:keepNext/>
         <w:spacing w:after="140"/>
       </w:pPr>
-      <w:bookmarkStart w:id="50" w:name="_Toc243003192"/>
+      <w:bookmarkStart w:id="50" w:name="_Toc243007758"/>
       <w:r>
         <w:t>Impostare il traffico del ponte</w:t>
       </w:r>
@@ -21593,7 +21593,7 @@
         <w:keepNext/>
         <w:spacing w:after="140"/>
       </w:pPr>
-      <w:bookmarkStart w:id="51" w:name="_Toc243003193"/>
+      <w:bookmarkStart w:id="51" w:name="_Toc243007759"/>
       <w:r>
         <w:t>Leggere sezioni spessori e lunghezze</w:t>
       </w:r>
@@ -21637,7 +21637,7 @@
         <w:keepNext/>
         <w:spacing w:after="140"/>
       </w:pPr>
-      <w:bookmarkStart w:id="52" w:name="_Toc243003194"/>
+      <w:bookmarkStart w:id="52" w:name="_Toc243007760"/>
       <w:r>
         <w:lastRenderedPageBreak/>
         <w:t>Scegliere obiettivo e costanti</w:t>
@@ -22327,7 +22327,7 @@
         <w:keepNext/>
         <w:spacing w:after="140"/>
       </w:pPr>
-      <w:bookmarkStart w:id="53" w:name="_Toc243003195"/>
+      <w:bookmarkStart w:id="53" w:name="_Toc243007761"/>
       <w:r>
         <w:t>Impostare range utili</w:t>
       </w:r>
@@ -22380,7 +22380,7 @@
         <w:keepNext/>
         <w:spacing w:after="140"/>
       </w:pPr>
-      <w:bookmarkStart w:id="54" w:name="_Toc243003196"/>
+      <w:bookmarkStart w:id="54" w:name="_Toc243007762"/>
       <w:r>
         <w:t>Avviare e leggere l’avanzamento</w:t>
       </w:r>
@@ -22416,7 +22416,7 @@
         <w:keepNext/>
         <w:spacing w:after="140"/>
       </w:pPr>
-      <w:bookmarkStart w:id="55" w:name="_Toc243003197"/>
+      <w:bookmarkStart w:id="55" w:name="_Toc243007763"/>
       <w:r>
         <w:t>Usare i grafici</w:t>
       </w:r>
@@ -22457,7 +22457,7 @@
           <w:noProof/>
         </w:rPr>
         <w:drawing>
-          <wp:inline distT="0" distB="0" distL="0" distR="0" wp14:anchorId="5BECE497" wp14:editId="2A0A5C2F">
+          <wp:inline distT="0" distB="0" distL="0" distR="0" wp14:anchorId="51101300" wp14:editId="70B5CCFA">
             <wp:extent cx="6120000" cy="3519000"/>
             <wp:effectExtent l="0" t="0" r="0" b="0"/>
             <wp:docPr id="5" name="Picture 5" descr="Nuvola costo e CO₂ ricavata dai risultati riproducibili dell’esempio"/>
@@ -22520,7 +22520,7 @@
         </w:rPr>
         <w:lastRenderedPageBreak/>
         <w:drawing>
-          <wp:inline distT="0" distB="0" distL="0" distR="0" wp14:anchorId="6A7F3D0E" wp14:editId="2E5634F4">
+          <wp:inline distT="0" distB="0" distL="0" distR="0" wp14:anchorId="098574D5" wp14:editId="5FDFB2F8">
             <wp:extent cx="6120000" cy="3519000"/>
             <wp:effectExtent l="0" t="0" r="0" b="0"/>
             <wp:docPr id="6" name="Picture 6" descr="Variazione di altezza e costo durante l’enumerazione dell’esempio"/>
@@ -22570,7 +22570,7 @@
         <w:keepNext/>
         <w:spacing w:after="140"/>
       </w:pPr>
-      <w:bookmarkStart w:id="56" w:name="_Toc243003198"/>
+      <w:bookmarkStart w:id="56" w:name="_Toc243007764"/>
       <w:r>
         <w:t>Esempio guidato da centoventi metri</w:t>
       </w:r>
@@ -23310,7 +23310,7 @@
           <w:noProof/>
         </w:rPr>
         <w:drawing>
-          <wp:inline distT="0" distB="0" distL="0" distR="0" wp14:anchorId="3C3A3993" wp14:editId="20BF9A71">
+          <wp:inline distT="0" distB="0" distL="0" distR="0" wp14:anchorId="23E1B8A6" wp14:editId="25758901">
             <wp:extent cx="6120000" cy="2601000"/>
             <wp:effectExtent l="0" t="0" r="0" b="0"/>
             <wp:docPr id="7" name="Picture 7" descr="Differenze di costo fra il riferimento e alcuni scenari dell’esempio"/>
@@ -23380,7 +23380,7 @@
         <w:keepNext/>
         <w:spacing w:after="140"/>
       </w:pPr>
-      <w:bookmarkStart w:id="57" w:name="_Toc243003199"/>
+      <w:bookmarkStart w:id="57" w:name="_Toc243007765"/>
       <w:r>
         <w:t>Selezionare applicare e conservare le alternative</w:t>
       </w:r>
@@ -23424,7 +23424,7 @@
         <w:keepNext/>
         <w:spacing w:after="140"/>
       </w:pPr>
-      <w:bookmarkStart w:id="58" w:name="_Toc243003200"/>
+      <w:bookmarkStart w:id="58" w:name="_Toc243007766"/>
       <w:r>
         <w:t>Prezzi geotecnica e scenari da confrontare</w:t>
       </w:r>
@@ -23461,7 +23461,7 @@
         <w:keepNext/>
         <w:spacing w:after="140"/>
       </w:pPr>
-      <w:bookmarkStart w:id="59" w:name="_Toc243003201"/>
+      <w:bookmarkStart w:id="59" w:name="_Toc243007767"/>
       <w:r>
         <w:t>Usare le famiglie speciali</w:t>
       </w:r>
@@ -23505,7 +23505,7 @@
         <w:keepNext/>
         <w:spacing w:after="140"/>
       </w:pPr>
-      <w:bookmarkStart w:id="60" w:name="_Toc243003202"/>
+      <w:bookmarkStart w:id="60" w:name="_Toc243007768"/>
       <w:r>
         <w:t>Risolvere i messaggi più comuni</w:t>
       </w:r>
@@ -24413,7 +24413,7 @@
         <w:keepNext/>
         <w:spacing w:after="140"/>
       </w:pPr>
-      <w:bookmarkStart w:id="61" w:name="_Toc243003203"/>
+      <w:bookmarkStart w:id="61" w:name="_Toc243007769"/>
       <w:r>
         <w:t>Esportare un confronto leggibile</w:t>
       </w:r>
@@ -24441,7 +24441,7 @@
         <w:keepNext/>
         <w:spacing w:after="140"/>
       </w:pPr>
-      <w:bookmarkStart w:id="62" w:name="_Toc243003204"/>
+      <w:bookmarkStart w:id="62" w:name="_Toc243007770"/>
       <w:r>
         <w:t>Quanto fidarsi dei risultati</w:t>
       </w:r>
@@ -24478,7 +24478,7 @@
         <w:keepNext/>
         <w:spacing w:after="140"/>
       </w:pPr>
-      <w:bookmarkStart w:id="63" w:name="_Toc243003205"/>
+      <w:bookmarkStart w:id="63" w:name="_Toc243007771"/>
       <w:r>
         <w:t>Salvataggio e report</w:t>
       </w:r>
@@ -24490,7 +24490,7 @@
         <w:keepNext/>
         <w:spacing w:after="140"/>
       </w:pPr>
-      <w:bookmarkStart w:id="64" w:name="_Toc243003206"/>
+      <w:bookmarkStart w:id="64" w:name="_Toc243007772"/>
       <w:r>
         <w:t>Conservare dati modificabili</w:t>
       </w:r>
@@ -24518,7 +24518,7 @@
         <w:keepNext/>
         <w:spacing w:after="140"/>
       </w:pPr>
-      <w:bookmarkStart w:id="65" w:name="_Toc243003207"/>
+      <w:bookmarkStart w:id="65" w:name="_Toc243007773"/>
       <w:r>
         <w:t>Report del singolo foglio e del progetto</w:t>
       </w:r>
@@ -24562,7 +24562,7 @@
         <w:keepNext/>
         <w:spacing w:after="140"/>
       </w:pPr>
-      <w:bookmarkStart w:id="66" w:name="_Toc243003208"/>
+      <w:bookmarkStart w:id="66" w:name="_Toc243007774"/>
       <w:r>
         <w:t>Ricalcolo e proposte da applicare</w:t>
       </w:r>
@@ -24610,7 +24610,7 @@
         <w:keepNext/>
         <w:spacing w:after="140"/>
       </w:pPr>
-      <w:bookmarkStart w:id="67" w:name="_Toc243003209"/>
+      <w:bookmarkStart w:id="67" w:name="_Toc243007775"/>
       <w:r>
         <w:t>Conservare dati e risultati insieme</w:t>
       </w:r>
@@ -24638,7 +24638,7 @@
         <w:keepNext/>
         <w:spacing w:after="140"/>
       </w:pPr>
-      <w:bookmarkStart w:id="68" w:name="_Toc243003210"/>
+      <w:bookmarkStart w:id="68" w:name="_Toc243007776"/>
       <w:r>
         <w:t>Percorso completo per un primo progetto</w:t>
       </w:r>
@@ -24722,7 +24722,7 @@
         <w:keepNext/>
         <w:spacing w:after="140"/>
       </w:pPr>
-      <w:bookmarkStart w:id="69" w:name="_Toc243003211"/>
+      <w:bookmarkStart w:id="69" w:name="_Toc243007777"/>
       <w:r>
         <w:t>Problemi frequenti e controlli finali</w:t>
       </w:r>
@@ -25308,7 +25308,7 @@
         <w:keepNext/>
         <w:spacing w:after="140"/>
       </w:pPr>
-      <w:bookmarkStart w:id="70" w:name="_Toc243003212"/>
+      <w:bookmarkStart w:id="70" w:name="_Toc243007778"/>
       <w:r>
         <w:t>Riferimenti per approfondire</w:t>
       </w:r>
@@ -25332,7 +25332,7 @@
         <w:keepNext/>
         <w:spacing w:after="140"/>
       </w:pPr>
-      <w:bookmarkStart w:id="71" w:name="_Toc243003213"/>
+      <w:bookmarkStart w:id="71" w:name="_Toc243007779"/>
       <w:r>
         <w:t>Muri di sostegno con stratigrafie di monte e valle</w:t>
       </w:r>
@@ -25411,7 +25411,7 @@
         <w:keepNext/>
         <w:spacing w:after="140"/>
       </w:pPr>
-      <w:bookmarkStart w:id="72" w:name="_Toc243003214"/>
+      <w:bookmarkStart w:id="72" w:name="_Toc243007780"/>
       <w:r>
         <w:lastRenderedPageBreak/>
         <w:t>Materiali e copriferro del muro</w:t>
@@ -25469,7 +25469,16 @@
         <w:spacing w:after="140"/>
       </w:pPr>
       <w:r>
-        <w:t>Gli archivi precedenti mantengono le resistenze e il legame dell'acciaio con cui erano stati calcolati; l'apertura non li riclassifica automaticamente come B450C. Nei muri a gravità le proprietà del CLS sono attive quando si sceglie Calcestruzzo non armato; la muratura non eredita proprietà meccaniche del CLS o dell'armatura non utilizzate.</w:t>
+        <w:t xml:space="preserve">Gli archivi precedenti mantengono le resistenze e il legame dell'acciaio con cui erano stati calcolati; l'apertura non li riclassifica automaticamente come B450C. Se l'acciaio salvato ha il nome di un materiale del catalogo ma valori diversi, per esempio B450A con </w:t>
+      </w:r>
+      <w:r>
+        <w:rPr>
+          <w:rFonts w:ascii="Calibri" w:eastAsia="Calibri" w:hAnsi="Calibri" w:cs="Calibri"/>
+        </w:rPr>
+        <w:t>ε</w:t>
+      </w:r>
+      <w:r>
+        <w:t>u = 30 ‰ contro i 25 ‰ del catalogo, la scheda Materiali lo segnala sotto «Acciaio da normativa»: il calcolo usa i valori salvati; riselezionare il materiale per adottare quelli del catalogo. Nei muri a gravità le proprietà del CLS sono attive quando si sceglie Calcestruzzo non armato; la muratura non eredita proprietà meccaniche del CLS o dell'armatura non utilizzate.</w:t>
       </w:r>
     </w:p>
     <w:p>
@@ -25478,7 +25487,7 @@
         <w:keepNext/>
         <w:spacing w:after="140"/>
       </w:pPr>
-      <w:bookmarkStart w:id="73" w:name="_Toc243003215"/>
+      <w:bookmarkStart w:id="73" w:name="_Toc243007781"/>
       <w:r>
         <w:t>Avviare la verifica globale</w:t>
       </w:r>
@@ -25516,7 +25525,11 @@
         <w:ind w:left="283" w:hanging="283"/>
       </w:pPr>
       <w:r>
-        <w:t>3. Dopo il controllo del sito, spuntare Ho controllato profilo, strati e falda del sito e premere Calcola globale. Il risultato si apre in Verifiche, vista Stabilità globale. Le modifiche geotecniche del percorso annullano la conferma e il risultato precedente. Calcola globale esegue la sola analisi globale anche quando le verifiche locali hanno input fuori campo.</w:t>
+        <w:t xml:space="preserve">3. Dopo il controllo del sito, spuntare Ho controllato profilo, strati e falda del sito e premere Calcola globale. Il risultato si apre in Verifiche, vista Stabilità globale. Le </w:t>
+      </w:r>
+      <w:r>
+        <w:lastRenderedPageBreak/>
+        <w:t>modifiche geotecniche del percorso annullano la conferma e il risultato precedente. Calcola globale esegue la sola analisi globale anche quando le verifiche locali hanno input fuori campo.</w:t>
       </w:r>
     </w:p>
     <w:p>
@@ -25525,9 +25538,8 @@
         <w:keepNext/>
         <w:spacing w:after="140"/>
       </w:pPr>
-      <w:bookmarkStart w:id="74" w:name="_Toc243003216"/>
-      <w:r>
-        <w:lastRenderedPageBreak/>
+      <w:bookmarkStart w:id="74" w:name="_Toc243007782"/>
+      <w:r>
         <w:t>Inserire spessori e proprietà dei terreni</w:t>
       </w:r>
       <w:bookmarkEnd w:id="74"/>
@@ -26245,8 +26257,9 @@
         <w:rPr>
           <w:noProof/>
         </w:rPr>
+        <w:lastRenderedPageBreak/>
         <w:drawing>
-          <wp:inline distT="0" distB="0" distL="0" distR="0" wp14:anchorId="719492F3" wp14:editId="6BD6736E">
+          <wp:inline distT="0" distB="0" distL="0" distR="0" wp14:anchorId="2915B6E5" wp14:editId="41162644">
             <wp:extent cx="6120000" cy="2570400"/>
             <wp:effectExtent l="0" t="0" r="0" b="0"/>
             <wp:docPr id="8" name="Picture 8" descr="Profilo dell’esempio stratificato con terreno sotto la fondazione e limiti di ricerca evidenziati in blu."/>
@@ -26295,11 +26308,7 @@
         <w:spacing w:after="140"/>
       </w:pPr>
       <w:r>
-        <w:t xml:space="preserve">La vista principale del muro rappresenta il terreno sotto il piano di posa. Prima di definire la globale mostra il terreno di fondazione con spessore grafico indicativo; con il modello </w:t>
-      </w:r>
-      <w:r>
-        <w:lastRenderedPageBreak/>
-        <w:t>globale attivo usa gli strati profondi. La vista globale completa la lettura nell’area di ricerca e permette di interrogare i dati. Una porzione disegnata non estende la profondità conosciuta delle indagini.</w:t>
+        <w:t>La vista principale del muro rappresenta il terreno sotto il piano di posa. Prima di definire la globale mostra il terreno di fondazione con spessore grafico indicativo; con il modello globale attivo usa gli strati profondi. La vista globale completa la lettura nell’area di ricerca e permette di interrogare i dati. Una porzione disegnata non estende la profondità conosciuta delle indagini.</w:t>
       </w:r>
     </w:p>
     <w:p>
@@ -26308,7 +26317,7 @@
         <w:keepNext/>
         <w:spacing w:after="140"/>
       </w:pPr>
-      <w:bookmarkStart w:id="75" w:name="_Toc243003217"/>
+      <w:bookmarkStart w:id="75" w:name="_Toc243007783"/>
       <w:r>
         <w:t>Controllare rilievo falda sisma e ricerca</w:t>
       </w:r>
@@ -26353,7 +26362,7 @@
         <w:keepNext/>
         <w:spacing w:after="140"/>
       </w:pPr>
-      <w:bookmarkStart w:id="76" w:name="_Toc243003218"/>
+      <w:bookmarkStart w:id="76" w:name="_Toc243007784"/>
       <w:r>
         <w:t>Leggere il risultato e riprodurre l’esempio</w:t>
       </w:r>
@@ -26382,7 +26391,11 @@
         <w:t>γ</w:t>
       </w:r>
       <w:r>
-        <w:t xml:space="preserve">R/F. Il caso iniziale è quello con tasso maggiore, non necessariamente quello con F minore se </w:t>
+        <w:t xml:space="preserve">R/F. Il caso iniziale è quello con tasso maggiore, non </w:t>
+      </w:r>
+      <w:r>
+        <w:lastRenderedPageBreak/>
+        <w:t xml:space="preserve">necessariamente quello con F minore se </w:t>
       </w:r>
       <w:r>
         <w:rPr>
@@ -26451,9 +26464,8 @@
         <w:keepNext/>
         <w:spacing w:after="140"/>
       </w:pPr>
-      <w:bookmarkStart w:id="77" w:name="_Toc243003219"/>
-      <w:r>
-        <w:lastRenderedPageBreak/>
+      <w:bookmarkStart w:id="77" w:name="_Toc243007785"/>
+      <w:r>
         <w:t>Esempio salvato e risultati ripercorribili</w:t>
       </w:r>
       <w:bookmarkEnd w:id="77"/>
@@ -26906,8 +26918,9 @@
         <w:rPr>
           <w:noProof/>
         </w:rPr>
+        <w:lastRenderedPageBreak/>
         <w:drawing>
-          <wp:inline distT="0" distB="0" distL="0" distR="0" wp14:anchorId="1D17263E" wp14:editId="1C22E5ED">
+          <wp:inline distT="0" distB="0" distL="0" distR="0" wp14:anchorId="09C6C597" wp14:editId="2996DEE4">
             <wp:extent cx="6120000" cy="2570400"/>
             <wp:effectExtent l="0" t="0" r="0" b="0"/>
             <wp:docPr id="9" name="Picture 9" descr="Superficie della seconda combinazione: il tasso supera 1 e il cerchio è rosso. L’esempio conserva l’esito sfavorevole per mostrare la lettura della verifica."/>
@@ -26974,9 +26987,8 @@
         <w:keepNext/>
         <w:spacing w:after="140"/>
       </w:pPr>
-      <w:bookmarkStart w:id="78" w:name="_Toc243003220"/>
-      <w:r>
-        <w:lastRenderedPageBreak/>
+      <w:bookmarkStart w:id="78" w:name="_Toc243007786"/>
+      <w:r>
         <w:t>Portanza, cedimenti e armature dei muri: procedura</w:t>
       </w:r>
       <w:bookmarkEnd w:id="78"/>
@@ -26995,7 +27007,7 @@
         <w:keepNext/>
         <w:spacing w:after="140"/>
       </w:pPr>
-      <w:bookmarkStart w:id="79" w:name="_Toc243003221"/>
+      <w:bookmarkStart w:id="79" w:name="_Toc243007787"/>
       <w:r>
         <w:t>Scegliere il controllo</w:t>
       </w:r>
@@ -27504,7 +27516,7 @@
         <w:keepNext/>
         <w:spacing w:after="140"/>
       </w:pPr>
-      <w:bookmarkStart w:id="80" w:name="_Toc243003222"/>
+      <w:bookmarkStart w:id="80" w:name="_Toc243007788"/>
       <w:r>
         <w:t>Procedura e lettura</w:t>
       </w:r>
@@ -27540,9 +27552,8 @@
         <w:keepNext/>
         <w:spacing w:after="140"/>
       </w:pPr>
-      <w:bookmarkStart w:id="81" w:name="_Toc243003223"/>
-      <w:r>
-        <w:lastRenderedPageBreak/>
+      <w:bookmarkStart w:id="81" w:name="_Toc243007789"/>
+      <w:r>
         <w:t>Dati della portanza sismica</w:t>
       </w:r>
       <w:bookmarkEnd w:id="81"/>
@@ -27614,7 +27625,7 @@
         <w:keepNext/>
         <w:spacing w:after="140"/>
       </w:pPr>
-      <w:bookmarkStart w:id="82" w:name="_Toc243003224"/>
+      <w:bookmarkStart w:id="82" w:name="_Toc243007790"/>
       <w:r>
         <w:t>Dati dei cedimenti</w:t>
       </w:r>
@@ -27651,7 +27662,7 @@
         <w:keepNext/>
         <w:spacing w:after="140"/>
       </w:pPr>
-      <w:bookmarkStart w:id="83" w:name="_Toc243003225"/>
+      <w:bookmarkStart w:id="83" w:name="_Toc243007791"/>
       <w:r>
         <w:t>Importare una storia Newmark</w:t>
       </w:r>
@@ -27662,7 +27673,11 @@
         <w:spacing w:after="140"/>
       </w:pPr>
       <w:r>
-        <w:t>In Azioni aprire Spostamenti permanenti e aggiungere una storia. Scegliere SLD o SLV, inserire ky/g, fattore di scala e limite di spostamento. ky/g è la soglia di inizio scorrimento del muro, da ricavare da un’analisi di equilibrio: non coincide con ag/g e non viene dedotta automaticamente dal coefficiente kh.</w:t>
+        <w:t xml:space="preserve">In Azioni aprire Spostamenti permanenti e aggiungere una storia. Scegliere SLD o SLV, inserire ky/g, fattore di scala e limite di spostamento. ky/g è la soglia di inizio scorrimento </w:t>
+      </w:r>
+      <w:r>
+        <w:lastRenderedPageBreak/>
+        <w:t>del muro, da ricavare da un’analisi di equilibrio: non coincide con ag/g e non viene dedotta automaticamente dal coefficiente kh.</w:t>
       </w:r>
     </w:p>
     <w:p>
@@ -27679,7 +27694,7 @@
         <w:keepNext/>
         <w:spacing w:after="140"/>
       </w:pPr>
-      <w:bookmarkStart w:id="84" w:name="_Toc243003226"/>
+      <w:bookmarkStart w:id="84" w:name="_Toc243007792"/>
       <w:r>
         <w:t>Disporre e proporre le armature</w:t>
       </w:r>
@@ -27706,7 +27721,6 @@
         <w:spacing w:after="140"/>
       </w:pPr>
       <w:r>
-        <w:lastRenderedPageBreak/>
         <w:t>Calcola armature cerca diametri e numeri interi di barre entro i limiti impostati. Ogni candidato viene controllato con GPC a N–M, a taglio e in SLE; la proposta usa armature simmetriche per zona, poi modificabili. L’area stimata dalla flessione serve soltanto a scartare candidati impossibili. La verifica finale include i dettagli: una sezione resistente può avere una piega o una giunzione che non entra. In tal caso l’esito lo segnala e può occorrere aumentare lo spessore. La ricerca è interrompibile. Preme</w:t>
       </w:r>
       <w:r>
@@ -27730,7 +27744,7 @@
         <w:keepNext/>
         <w:spacing w:after="140"/>
       </w:pPr>
-      <w:bookmarkStart w:id="85" w:name="_Toc243003227"/>
+      <w:bookmarkStart w:id="85" w:name="_Toc243007793"/>
       <w:r>
         <w:t>Tavola delle armature e distinta ferri del muro</w:t>
       </w:r>
@@ -27749,10 +27763,11 @@
         <w:spacing w:after="140"/>
       </w:pPr>
       <w:r>
-        <w:t>Dopo il ricalcolo, premere Tavola armature e distinta ferri nel riquadro di input oppure Distinta ferri in Verifiche. La finestra ha selezione della pagina e zoom. La prima tavola presenta la sezione quotata con le marche delle principali e la tabella dei pezzi del tratto. Le pagine successive separano le sagome e riportano diametro, faccia, tratti A/B/C, arco, mandrino, sviluppo totale, passo e sovrapposizione. P identifica le principali, S le secondarie lungo muro e C i collegamenti. Le due zone del fusto</w:t>
-      </w:r>
-      <w:r>
-        <w:t xml:space="preserve"> mantengono marche distinte.</w:t>
+        <w:t xml:space="preserve">Dopo il ricalcolo, premere Tavola armature e distinta ferri nel riquadro di input oppure Distinta ferri in Verifiche. La finestra ha selezione della pagina e zoom. La prima tavola </w:t>
+      </w:r>
+      <w:r>
+        <w:lastRenderedPageBreak/>
+        <w:t>presenta la sezione quotata con le marche delle principali e la tabella dei pezzi del tratto. Le pagine successive separano le sagome e riportano diametro, faccia, tratti A/B/C, arco, mandrino, sviluppo totale, passo e sovrapposizione. P identifica le principali, S le secondarie lungo muro e C i collegamenti. Le due zone del fusto mantengono marche distinte.</w:t>
       </w:r>
     </w:p>
     <w:p>
@@ -27780,9 +27795,8 @@
         <w:rPr>
           <w:noProof/>
         </w:rPr>
-        <w:lastRenderedPageBreak/>
         <w:drawing>
-          <wp:inline distT="0" distB="0" distL="0" distR="0" wp14:anchorId="01DB80EE" wp14:editId="5CEDD70B">
+          <wp:inline distT="0" distB="0" distL="0" distR="0" wp14:anchorId="1BF18AAD" wp14:editId="1C61CB04">
             <wp:extent cx="6120000" cy="4316786"/>
             <wp:effectExtent l="0" t="0" r="0" b="0"/>
             <wp:docPr id="10" name="Picture 10" descr="Esempio di distinta del muro con due zone di armatura e tratto di quattro metri"/>
@@ -27831,7 +27845,11 @@
         <w:spacing w:after="140"/>
       </w:pPr>
       <w:r>
-        <w:t>Esempio riapribile: supporto/artefatti/muri-materiali-distinta-20261005/interfaccia/distinta-due-zone.anthea. Il muro ha H=3 m, due zone con cambio a 1,5 m e un tratto lungo 4 m. La distinta mostra 23 pezzi per ciascuna marca principale e segnala lo sviluppo mancante dei collegamenti C1. I PDF e i Word della stessa cartella consentono di ripercorrere la lettura. L'esempio illustra input e computo, non costituisce un muro esecutivo verificato.</w:t>
+        <w:t xml:space="preserve">Esempio riapribile: supporto/artefatti/muri-materiali-distinta-20261005/interfaccia/distinta-due-zone.anthea. Il muro ha H=3 m, due zone con cambio a 1,5 m e un tratto lungo 4 m. La distinta mostra 23 pezzi per ciascuna marca principale e segnala lo sviluppo mancante dei collegamenti C1. I PDF e i Word della stessa </w:t>
+      </w:r>
+      <w:r>
+        <w:lastRenderedPageBreak/>
+        <w:t>cartella consentono di ripercorrere la lettura. L'esempio illustra input e computo, non costituisce un muro esecutivo verificato.</w:t>
       </w:r>
     </w:p>
     <w:p>
@@ -27840,7 +27858,7 @@
         <w:keepNext/>
         <w:spacing w:after="140"/>
       </w:pPr>
-      <w:bookmarkStart w:id="86" w:name="_Toc243003228"/>
+      <w:bookmarkStart w:id="86" w:name="_Toc243007794"/>
       <w:r>
         <w:t>Efficienza orizzontale della palificata</w:t>
       </w:r>
@@ -27860,7 +27878,7 @@
         <w:keepNext/>
         <w:spacing w:after="140"/>
       </w:pPr>
-      <w:bookmarkStart w:id="87" w:name="_Toc243003229"/>
+      <w:bookmarkStart w:id="87" w:name="_Toc243007795"/>
       <w:r>
         <w:t>Apertura e geometria</w:t>
       </w:r>
@@ -27879,7 +27897,6 @@
         <w:spacing w:after="140"/>
       </w:pPr>
       <w:r>
-        <w:lastRenderedPageBreak/>
         <w:t xml:space="preserve">Scegliere in alto a sinistra Rettangolare, Quinconce, Triangolare, Pentagonale, Esagonale oppure Generica. Gli input sottostanti generano automaticamente la disposizione: Nx/Ny e Sx/D/Sy/D per le file; numero di pali sul lato e S/D per il triangolo; anelli, suddivisioni, centro e S/D per i poligoni. Quinconce alterna file di N e N−1 pali con sfalsamento di mezzo interasse. Il triangolo è pieno; i poligoni usano anelli concentrici con suddivisioni crescenti. Le coordinate sono modificabili solo in Generica. </w:t>
       </w:r>
       <w:r>
@@ -27900,7 +27917,7 @@
         <w:keepNext/>
         <w:spacing w:after="140"/>
       </w:pPr>
-      <w:bookmarkStart w:id="88" w:name="_Toc243003230"/>
+      <w:bookmarkStart w:id="88" w:name="_Toc243007796"/>
       <w:r>
         <w:t>Metodo e applicabilità</w:t>
       </w:r>
@@ -28192,6 +28209,7 @@
               <w:rPr>
                 <w:sz w:val="21"/>
               </w:rPr>
+              <w:lastRenderedPageBreak/>
               <w:t>FHWA 2018</w:t>
             </w:r>
           </w:p>
@@ -28486,11 +28504,10 @@
         <w:spacing w:after="140"/>
       </w:pPr>
       <w:r>
-        <w:t xml:space="preserve">Il riconoscimento automatico accetta una griglia cartesiana completa e uniforme nel riferimento del carico, anche se ruotata rispetto agli assi globali. Le file vengono distinte con tolleranza D per 10 alla meno 6. Per geometrie irregolari o H obliqua, i metodi per file non vengono applicati automaticamente. Aprire Applicabilità e interassi rappresentativi e, solo dopo una valutazione ingegneristica, accettare l'estensione per file proiettate e </w:t>
-      </w:r>
-      <w:r>
-        <w:lastRenderedPageBreak/>
-        <w:t>assegnare S parallelo e S trasversale. Per Caltrans, accettata l'estensione, la media degli interassi fra file proiettate è disponibile automaticamente; si può assegnare un interasse rappresentativo diverso. L'estensione resta identificata negli avvisi.</w:t>
+        <w:t xml:space="preserve">Il riconoscimento automatico accetta una griglia cartesiana completa e uniforme nel riferimento del carico, anche se ruotata rispetto agli assi globali. Le file vengono distinte con tolleranza D per 10 alla meno 6. Per geometrie irregolari o H obliqua, i metodi per file non vengono applicati automaticamente. Aprire Applicabilità e interassi rappresentativi e, solo dopo una valutazione ingegneristica, accettare l'estensione per file proiettate e assegnare S parallelo e S trasversale. Per Caltrans, accettata </w:t>
+      </w:r>
+      <w:r>
+        <w:t>l'estensione, la media degli interassi fra file proiettate è disponibile automaticamente; si può assegnare un interasse rappresentativo diverso. L'estensione resta identificata negli avvisi.</w:t>
       </w:r>
     </w:p>
     <w:p>
@@ -28518,7 +28535,7 @@
         <w:keepNext/>
         <w:spacing w:after="140"/>
       </w:pPr>
-      <w:bookmarkStart w:id="89" w:name="_Toc243003231"/>
+      <w:bookmarkStart w:id="89" w:name="_Toc243007797"/>
       <w:r>
         <w:t>Risultati e confronto</w:t>
       </w:r>
@@ -28540,6 +28557,7 @@
         <w:spacing w:after="140"/>
       </w:pPr>
       <w:r>
+        <w:lastRenderedPageBreak/>
         <w:t>La tabella di confronto indica separatamente grandezza, valore e indisponibilità. Selezionare ciascun metodo per leggere fonte, avvisi e dettaglio dei pali. Il dettaglio riporta fila, coordinate proiettate, beta, alfa e coefficiente finale. Alfa riguarda la modifica Caltrans; per gli altri p-multiplier vale uno. I coefficienti di Davisson non devono essere letti come p-multiplier.</w:t>
       </w:r>
     </w:p>
@@ -28565,9 +28583,8 @@
         <w:keepNext/>
         <w:spacing w:after="140"/>
       </w:pPr>
-      <w:bookmarkStart w:id="90" w:name="_Toc243003232"/>
-      <w:r>
-        <w:lastRenderedPageBreak/>
+      <w:bookmarkStart w:id="90" w:name="_Toc243007798"/>
+      <w:r>
         <w:t>Risposta elastica del palo orizzontale</w:t>
       </w:r>
       <w:bookmarkEnd w:id="90"/>
@@ -28586,7 +28603,7 @@
         <w:keepNext/>
         <w:spacing w:after="140"/>
       </w:pPr>
-      <w:bookmarkStart w:id="91" w:name="_Toc243003233"/>
+      <w:bookmarkStart w:id="91" w:name="_Toc243007799"/>
       <w:r>
         <w:t>Dati iniziali condivisi</w:t>
       </w:r>
@@ -28622,10 +28639,11 @@
         <w:spacing w:after="140"/>
       </w:pPr>
       <w:r>
-        <w:t xml:space="preserve">EJ viene mostrato in sola lettura con E, J, unità e origine. Per il palo in calcestruzzo si usa la sezione circolare integra lorda, con Ecm del materiale: sono esclusi il contributo aggiuntivo delle armature, fessurazione e viscosità. Per il micropalo CHS si usa il solo tubo di acciaio; il contributo della malta non è incluso. Il modulo elastico del tubo è nei dati iniziali di sezione. L'opzione avanzata Override EJ, nello stesso editor, richiede valore e motivazione; conserva anche il valore geometrico di </w:t>
-      </w:r>
-      <w:r>
-        <w:t>base. Il momento resistente My della verifica Broms non sostituisce EJ.</w:t>
+        <w:t xml:space="preserve">EJ viene mostrato in sola lettura con E, J, unità e origine. Per il palo in calcestruzzo si usa la sezione circolare integra lorda, con Ecm del materiale: sono esclusi il contributo aggiuntivo delle armature, fessurazione e viscosità. Per il micropalo CHS si usa il solo tubo di acciaio; il contributo della malta non è incluso. Il modulo elastico del tubo è nei </w:t>
+      </w:r>
+      <w:r>
+        <w:lastRenderedPageBreak/>
+        <w:t>dati iniziali di sezione. L'opzione avanzata Override EJ, nello stesso editor, richiede valore e motivazione; conserva anche il valore geometrico di base. Il momento resistente My della verifica Broms non sostituisce EJ.</w:t>
       </w:r>
     </w:p>
     <w:p>
@@ -28642,7 +28660,7 @@
         <w:keepNext/>
         <w:spacing w:after="140"/>
       </w:pPr>
-      <w:bookmarkStart w:id="92" w:name="_Toc243003234"/>
+      <w:bookmarkStart w:id="92" w:name="_Toc243007800"/>
       <w:r>
         <w:t>Parametri nella riga dello strato</w:t>
       </w:r>
@@ -28670,11 +28688,7 @@
         <w:t>γ</w:t>
       </w:r>
       <w:r>
-        <w:t xml:space="preserve">/1,35. Sciolto usa A 100–300, media 200; Medio 300–1000, media 650; Denso 1000–3000, media 2000. A è </w:t>
-      </w:r>
-      <w:r>
-        <w:lastRenderedPageBreak/>
-        <w:t>adimensionale. I valori consigliati nel libro restano separati: 200, 600 e 1500. La modalità nh direttamente da tabella 14.5 mostra nella riga i valori non immerso / immerso e usa la falda condivisa; nh* abilita un override esplicito in kN/m³ con motivazione. Il valore adottato da una tabella in N/cm³ viene convertito in Checker.</w:t>
+        <w:t>/1,35. Sciolto usa A 100–300, media 200; Medio 300–1000, media 650; Denso 1000–3000, media 2000. A è adimensionale. I valori consigliati nel libro restano separati: 200, 600 e 1500. La modalità nh direttamente da tabella 14.5 mostra nella riga i valori non immerso / immerso e usa la falda condivisa; nh* abilita un override esplicito in kN/m³ con motivazione. Il valore adottato da una tabella in N/cm³ viene convertito in Checker.</w:t>
       </w:r>
     </w:p>
     <w:p>
@@ -28694,7 +28708,7 @@
         <w:keepNext/>
         <w:spacing w:after="140"/>
       </w:pPr>
-      <w:bookmarkStart w:id="93" w:name="_Toc243003235"/>
+      <w:bookmarkStart w:id="93" w:name="_Toc243007801"/>
       <w:r>
         <w:t>Sforzo normale e lettura dei diagrammi</w:t>
       </w:r>
@@ -28731,8 +28745,9 @@
         <w:keepNext/>
         <w:spacing w:after="140"/>
       </w:pPr>
-      <w:bookmarkStart w:id="94" w:name="_Toc243003236"/>
-      <w:r>
+      <w:bookmarkStart w:id="94" w:name="_Toc243007802"/>
+      <w:r>
+        <w:lastRenderedPageBreak/>
         <w:t>Materiali e parametri per strato</w:t>
       </w:r>
       <w:bookmarkEnd w:id="94"/>
@@ -28761,8 +28776,16 @@
         <w:spacing w:after="140"/>
       </w:pPr>
       <w:r>
-        <w:lastRenderedPageBreak/>
-        <w:t xml:space="preserve">Coefficienti unitari è disattivato inizialmente. Attivandolo si usa una configurazione custom della normativa di sezione con tutti i fattori gamma e alpha_cc pari a 1. Il foglio c.a. di approfondimento eredita la stessa normativa: anche taglio, torsione, ancoraggi e dettagli costruttivi usano </w:t>
+        <w:t>Coefficienti unitari è disattivato inizialmente. Attivandolo si usa una configurazione custom della normativa di sezione con tutti i fattori gamma e alpha_cc pari a 1. Il foglio c.a. di approfondimento eredita la stessa normativa: anche taglio, torsione, ancoraggi, dettagli costruttivi e primo snervamento della curva M–</w:t>
+      </w:r>
+      <w:r>
+        <w:rPr>
+          <w:rFonts w:ascii="Calibri" w:eastAsia="Calibri" w:hAnsi="Calibri" w:cs="Calibri"/>
+        </w:rPr>
+        <w:t>χ</w:t>
+      </w:r>
+      <w:r>
+        <w:t xml:space="preserve"> usano </w:t>
       </w:r>
       <w:r>
         <w:rPr>
@@ -28791,7 +28814,7 @@
         <w:keepNext/>
         <w:spacing w:after="140"/>
       </w:pPr>
-      <w:bookmarkStart w:id="95" w:name="_Toc243003237"/>
+      <w:bookmarkStart w:id="95" w:name="_Toc243007803"/>
       <w:r>
         <w:t>Avanzamento e controlli da completare</w:t>
       </w:r>
@@ -28810,10 +28833,11 @@
         <w:spacing w:after="140"/>
       </w:pPr>
       <w:r>
-        <w:t xml:space="preserve">Il riepilogo di ogni tratto elenca sempre i controlli non soddisfatti, quelli da completare e quelli esclusi. Il comportamento iniziale è Pilastro, modificabile in Trave oppure Solo controlli comuni nelle ipotesi. È una scelta esplicita dei dettagli da controllare. I minimi specifici dei pali rimangono separati. Esposizione, resistenza del calcestruzzo, vita utile e qualità del copriferro provengono dalla sezione principale; il cmin,dur è calcolato con Checker. Un valore manuale precedente viene conservato </w:t>
-      </w:r>
-      <w:r>
-        <w:t>come override esplicito. Il foglio c.a. aperto dal tratto riceve esposizione e comportamento impostati.</w:t>
+        <w:t xml:space="preserve">Il riepilogo di ogni tratto elenca sempre i controlli non soddisfatti, quelli da completare e quelli esclusi. Il comportamento iniziale è Pilastro, modificabile in Trave oppure Solo </w:t>
+      </w:r>
+      <w:r>
+        <w:lastRenderedPageBreak/>
+        <w:t>controlli comuni nelle ipotesi. È una scelta esplicita dei dettagli da controllare. I minimi specifici dei pali rimangono separati. Esposizione, resistenza del calcestruzzo, vita utile e qualità del copriferro provengono dalla sezione principale; il cmin,dur è calcolato con Checker. Un valore manuale precedente viene conservato come override esplicito. Il foglio c.a. aperto dal tratto riceve esposizione e comportamento impostati.</w:t>
       </w:r>
     </w:p>
     <w:p>
@@ -28829,11 +28853,10 @@
         <w:spacing w:after="140"/>
       </w:pPr>
       <w:r>
-        <w:t xml:space="preserve">La proposta cerca il primo attraversamento discendente di metà del massimo assoluto del momento, dopo l'ultimo massimo. La quota effettiva è quella realizzabile più vicina su griglia di 0,5 m, con tratti almeno di 3 m e sviluppo entro le barre commerciali assegnate. Oltre il cambio è predisposta una sezione personalizzabile con armatura iniziale copiata dalla principale: usare Dimensiona o modificarla e controllare gli esiti. In assenza di </w:t>
-      </w:r>
-      <w:r>
-        <w:lastRenderedPageBreak/>
-        <w:t>attraversamento realizzabile resta una proposta costruttiva senza riduzione automatica. Quota teorica, quota proposta e criterio sono salvati.</w:t>
+        <w:t>La proposta cerca il primo attraversamento discendente di metà del massimo assoluto del momento, dopo l'ultimo massimo. La quota effettiva è quella realizzabile più vicina su griglia di 0,5 m, con tratti almeno di 3 m e sviluppo entro le barre commerciali assegnate. Oltre il cambio è predisposta una sezione personalizzabile con armatura iniziale copiata dalla principale: usare Dimensiona o modificarla e controllare gli esiti. In assenza di attraversamento realizzabile resta una proposta costruttiva senza ri</w:t>
+      </w:r>
+      <w:r>
+        <w:t>duzione automatica. Quota teorica, quota proposta e criterio sono salvati.</w:t>
       </w:r>
     </w:p>
     <w:p>
@@ -28842,7 +28865,7 @@
         <w:keepNext/>
         <w:spacing w:after="140"/>
       </w:pPr>
-      <w:bookmarkStart w:id="96" w:name="_Toc243003238"/>
+      <w:bookmarkStart w:id="96" w:name="_Toc243007804"/>
       <w:r>
         <w:t>Tratti colorati e verificatore della sezione</w:t>
       </w:r>
@@ -28883,6 +28906,7 @@
         <w:spacing w:after="140"/>
       </w:pPr>
       <w:r>
+        <w:lastRenderedPageBreak/>
         <w:t>Proponi suddivisione usa quote su griglia di 0,5 m, mantenendo esatta la punta, e non genera tratti inferiori a 3 m. Considera domanda, sviluppo delle barre e lunghezze commerciali preferite 6/8/10/12 m, comprensive della sovrapposizione. Se i vincoli sono incompatibili presenta una spiegazione, senza introdurre tratti corti. La proposta deve essere applicata esplicitamente e conserva nell'archivio i tratti sostituiti. Le quote e il numero dei tratti restano modificabili.</w:t>
       </w:r>
     </w:p>
@@ -28909,11 +28933,7 @@
         <w:t>φ</w:t>
       </w:r>
       <w:r>
-        <w:t xml:space="preserve">24 dà 1,44 m, arrotondati a 1,50 m. Il pulsante Distinta ferri di ogni tratto apre la distinta e la seleziona nel riepilogo a destra. Barre e staffe sono visibili inizialmente; la scelta di richiudere il pannello viene conservata durante il ricalcolo. I testi si aggiornano anche mantenendo il cursore in un campo. Quando la distinta non può essere prodotta, la vista delle armature e il tratto mostrano il motivo specifico, senza un riquadro bianco o </w:t>
-      </w:r>
-      <w:r>
-        <w:lastRenderedPageBreak/>
-        <w:t>un’attesa permanente. La distinta di ciascun tratto indica i</w:t>
+        <w:t>24 dà 1,44 m, arrotondati a 1,50 m. Il pulsante Distinta ferri di ogni tratto apre la distinta e la seleziona nel riepilogo a destra. Barre e staffe sono visibili inizialmente; la scelta di richiudere il pannello viene conservata durante il ricalcolo. I testi si aggiornano anche mantenendo il cursore in un campo. Quando la distinta non può essere prodotta, la vista delle armature e il tratto mostrano il motivo specifico, senza un riquadro bianco o un’attesa permanente. La distinta di ciascun tratto indica i</w:t>
       </w:r>
       <w:r>
         <w:t>l proprio gruppo, quantità, diametro, quote fisiche, lunghezza di taglio, barra commerciale e sovrapposizione. Ogni pezzo è conteggiato una sola volta; i giunti richiamano i pezzi collegati senza aggiungere altre quantità. Le staffe riportano diametro, passo massimo, quantità e quote nominali, assegnando il confine al tratto successivo senza doppi conteggi; forma di chiusura, sviluppo e distinta esecutiva delle staffe restano da definire.</w:t>
@@ -28925,7 +28945,7 @@
         <w:keepNext/>
         <w:spacing w:after="140"/>
       </w:pPr>
-      <w:bookmarkStart w:id="97" w:name="_Toc243003239"/>
+      <w:bookmarkStart w:id="97" w:name="_Toc243007805"/>
       <w:r>
         <w:t>Approvazione delle ipotesi ed esito delle armature</w:t>
       </w:r>
@@ -28958,6 +28978,7 @@
         <w:spacing w:after="140"/>
       </w:pPr>
       <w:r>
+        <w:lastRenderedPageBreak/>
         <w:t>NTC §7.2.5 apre una finestra interna ad ANTHEA con la sintesi dei criteri e una seconda scheda contenente la pagina originale consultata, PDF 217 / stampata 213. Zoom e scorrimento consentono di leggerla anche senza Internet. Non viene aperto un browser.</w:t>
       </w:r>
     </w:p>
@@ -28986,64 +29007,67 @@
         <w:keepNext/>
         <w:spacing w:after="140"/>
       </w:pPr>
-      <w:bookmarkStart w:id="98" w:name="_Toc243003240"/>
+      <w:bookmarkStart w:id="98" w:name="_Toc243007806"/>
+      <w:r>
+        <w:t>Controlli sismici della testa del palo</w:t>
+      </w:r>
+      <w:bookmarkEnd w:id="98"/>
+    </w:p>
+    <w:p>
+      <w:pPr>
+        <w:spacing w:after="140"/>
+      </w:pPr>
+      <w:r>
+        <w:t>Nella Risposta elastica, aprire Tratti di armatura → Sisma · testa del palo · NTC §7.2.5. Attivare il controllo quando si considera una zona dissipativa presso la testa, perché non è escluso il raggiungimento della capacità. Gli archivi precedenti mantengono la modalità disattivata: non si attribuisce automaticamente natura sismica al carico esistente.</w:t>
+      </w:r>
+    </w:p>
+    <w:p>
+      <w:pPr>
+        <w:spacing w:after="140"/>
+      </w:pPr>
+      <w:r>
+        <w:t>Lasciando vuota l'estensione, Checker usa 10D dalla testa fisica del palo, comprendendo l'eventuale tratto libero. È possibile assegnare una zona più lunga; una più corta non supera il controllo di estensione. Se il palo è più corto di 10D, il programma controlla tutta la lunghezza e dichiara questa convenzione. Il confine della zona entra nella mesh. Ogni tratto che la interseca viene controllato con la propria armatura uniforme; per differenziare la staffatura, dividere il tratto alla quota voluta. L'atti</w:t>
+      </w:r>
+      <w:r>
+        <w:t>vazione non cambia automaticamente barre, passi o quote di taglio.</w:t>
+      </w:r>
+    </w:p>
+    <w:p>
+      <w:pPr>
+        <w:spacing w:after="140"/>
+      </w:pPr>
+      <w:r>
+        <w:t>Scegliere Da definire, Staffe singole oppure Spirale. In zona dissipativa una spirale non soddisfa la prescrizione delle staffe singole. Le conferme della combinazione sismica per N e V e del momento elastico non ridotto, con N concomitante, sono separate. Un modello FEM elastico non dimostra da solo che i carichi derivino da un'analisi sismica con q=1. Senza tali conferme restano disponibili i controlli geometrici, mentre quelli sulle azioni sono indicati come da completare.</w:t>
+      </w:r>
+    </w:p>
+    <w:p>
+      <w:pPr>
+        <w:spacing w:after="140"/>
+      </w:pPr>
+      <w:r>
+        <w:t>Nel riepilogo a destra selezionare Sisma · testa palo. Sono mostrati estensione, minimo longitudinale, diametro e passo delle staffe, tipologia trasversale, margine a taglio, compressione media e momento elastico, con valore, limite, quota critica e criterio. Dentro la zona valgono As almeno 1% Ac e passo massimo 6</w:t>
+      </w:r>
+      <w:r>
+        <w:rPr>
+          <w:rFonts w:ascii="Calibri" w:eastAsia="Calibri" w:hAnsi="Calibri" w:cs="Calibri"/>
+        </w:rPr>
+        <w:t>φ</w:t>
+      </w:r>
+      <w:r>
+        <w:t>L; fuori valgono 0,3% e 8</w:t>
+      </w:r>
+      <w:r>
+        <w:rPr>
+          <w:rFonts w:ascii="Calibri" w:eastAsia="Calibri" w:hAnsi="Calibri" w:cs="Calibri"/>
+        </w:rPr>
+        <w:t>φ</w:t>
+      </w:r>
+      <w:r>
+        <w:t xml:space="preserve">L. </w:t>
+      </w:r>
       <w:r>
         <w:lastRenderedPageBreak/>
-        <w:t>Controlli sismici della testa del palo</w:t>
-      </w:r>
-      <w:bookmarkEnd w:id="98"/>
-    </w:p>
-    <w:p>
-      <w:pPr>
-        <w:spacing w:after="140"/>
-      </w:pPr>
-      <w:r>
-        <w:t>Nella Risposta elastica, aprire Tratti di armatura → Sisma · testa del palo · NTC §7.2.5. Attivare il controllo quando si considera una zona dissipativa presso la testa, perché non è escluso il raggiungimento della capacità. Gli archivi precedenti mantengono la modalità disattivata: non si attribuisce automaticamente natura sismica al carico esistente.</w:t>
-      </w:r>
-    </w:p>
-    <w:p>
-      <w:pPr>
-        <w:spacing w:after="140"/>
-      </w:pPr>
-      <w:r>
-        <w:t>Lasciando vuota l'estensione, Checker usa 10D dalla testa fisica del palo, comprendendo l'eventuale tratto libero. È possibile assegnare una zona più lunga; una più corta non supera il controllo di estensione. Se il palo è più corto di 10D, il programma controlla tutta la lunghezza e dichiara questa convenzione. Il confine della zona entra nella mesh. Ogni tratto che la interseca viene controllato con la propria armatura uniforme; per differenziare la staffatura, dividere il tratto alla quota voluta. L'atti</w:t>
-      </w:r>
-      <w:r>
-        <w:t>vazione non cambia automaticamente barre, passi o quote di taglio.</w:t>
-      </w:r>
-    </w:p>
-    <w:p>
-      <w:pPr>
-        <w:spacing w:after="140"/>
-      </w:pPr>
-      <w:r>
-        <w:t>Scegliere Da definire, Staffe singole oppure Spirale. In zona dissipativa una spirale non soddisfa la prescrizione delle staffe singole. Le conferme della combinazione sismica per N e V e del momento elastico non ridotto, con N concomitante, sono separate. Un modello FEM elastico non dimostra da solo che i carichi derivino da un'analisi sismica con q=1. Senza tali conferme restano disponibili i controlli geometrici, mentre quelli sulle azioni sono indicati come da completare.</w:t>
-      </w:r>
-    </w:p>
-    <w:p>
-      <w:pPr>
-        <w:spacing w:after="140"/>
-      </w:pPr>
-      <w:r>
-        <w:t>Nel riepilogo a destra selezionare Sisma · testa palo. Sono mostrati estensione, minimo longitudinale, diametro e passo delle staffe, tipologia trasversale, margine a taglio, compressione media e momento elastico, con valore, limite, quota critica e criterio. Dentro la zona valgono As almeno 1% Ac e passo massimo 6</w:t>
-      </w:r>
-      <w:r>
-        <w:rPr>
-          <w:rFonts w:ascii="Calibri" w:eastAsia="Calibri" w:hAnsi="Calibri" w:cs="Calibri"/>
-        </w:rPr>
-        <w:t>φ</w:t>
-      </w:r>
-      <w:r>
-        <w:t>L; fuori valgono 0,3% e 8</w:t>
-      </w:r>
-      <w:r>
-        <w:rPr>
-          <w:rFonts w:ascii="Calibri" w:eastAsia="Calibri" w:hAnsi="Calibri" w:cs="Calibri"/>
-        </w:rPr>
-        <w:t>φ</w:t>
-      </w:r>
-      <w:r>
-        <w:t>L. Il diametro trasversale minimo è 8 mm. La modalità sismica applica questi minimi anche se il controllo ordinario dei minimi pali è disattivato. I coefficienti unitari/custom non possono dare un esito di conformità NTC.</w:t>
+        <w:t>Il diametro trasversale minimo è 8 mm. La modalità sismica applica questi minimi anche se il controllo ordinario dei minimi pali è disattivato. I coefficienti unitari/custom non possono dare un esito di conformità NTC.</w:t>
       </w:r>
     </w:p>
     <w:p>
@@ -29062,7 +29086,6 @@
         <w:spacing w:after="140"/>
       </w:pPr>
       <w:r>
-        <w:lastRenderedPageBreak/>
         <w:t>Il controllo riguarda le prescrizioni di testa e le condizioni semplificate in assenza di una valutazione specifica di duttilità. Non genera combinazioni sismiche, azioni cinematiche, zone dissipative profonde, verifiche del nodo palo-plinto o dettagli esecutivi. I relativi limiti sono elencati nel riepilogo. Il pulsante NTC apre la finestra interna con sintesi e pagina originale: NTC 2018 §7.2.5, Gazzetta Ufficiale, pagina PDF 217, stampata 213.</w:t>
       </w:r>
     </w:p>
@@ -29072,7 +29095,7 @@
         <w:keepNext/>
         <w:spacing w:after="140"/>
       </w:pPr>
-      <w:bookmarkStart w:id="99" w:name="_Toc243003241"/>
+      <w:bookmarkStart w:id="99" w:name="_Toc243007807"/>
       <w:r>
         <w:t>Ricalcolo delle sollecitazioni e delle resistenze</w:t>
       </w:r>
@@ -29095,7 +29118,7 @@
         <w:keepNext/>
         <w:spacing w:after="140"/>
       </w:pPr>
-      <w:bookmarkStart w:id="100" w:name="_Toc243003242"/>
+      <w:bookmarkStart w:id="100" w:name="_Toc243007808"/>
       <w:r>
         <w:t>Tratti e verifica delle sezioni</w:t>
       </w:r>
@@ -29117,10 +29140,11 @@
         <w:spacing w:after="140"/>
       </w:pPr>
       <w:r>
-        <w:t>Confermare nelle ipotesi la natura delle azioni di progetto e il modello di taglio circolare equivalente, con z/d assegnato. Le verifiche impiegano N, V e M alla stessa quota, includendo interfacce, confini dei tratti, campioni interni ed estremi dei polinomi FEM. Il riepilogo mostra la sezione critica e la sezione trasversale segue la quota selezionata. Gli esiti distinguono non verificabile, non soddisfatto, parziale e soddisfatto N–M–V con dettagli ancora da completare. Il verificatore c.a. non si applic</w:t>
-      </w:r>
-      <w:r>
-        <w:t>a ai CHS.</w:t>
+        <w:t xml:space="preserve">Confermare nelle ipotesi la natura delle azioni di progetto e il modello di taglio circolare equivalente, con z/d assegnato. Le verifiche impiegano N, V e M alla stessa quota, </w:t>
+      </w:r>
+      <w:r>
+        <w:lastRenderedPageBreak/>
+        <w:t>includendo interfacce, confini dei tratti, campioni interni ed estremi dei polinomi FEM. Il riepilogo mostra la sezione critica e la sezione trasversale segue la quota selezionata. Gli esiti distinguono non verificabile, non soddisfatto, parziale e soddisfatto N–M–V con dettagli ancora da completare. Il verificatore c.a. non si applica ai CHS.</w:t>
       </w:r>
     </w:p>
     <w:p>
@@ -29137,7 +29161,7 @@
         <w:keepNext/>
         <w:spacing w:after="140"/>
       </w:pPr>
-      <w:bookmarkStart w:id="101" w:name="_Toc243003243"/>
+      <w:bookmarkStart w:id="101" w:name="_Toc243007809"/>
       <w:r>
         <w:t>Proposte e vista delle armature</w:t>
       </w:r>
@@ -29156,42 +29180,42 @@
         <w:spacing w:after="140"/>
       </w:pPr>
       <w:r>
+        <w:t>L'opzione minimi pali controlla il sottoinsieme NTC 2018 §7.2.5: As almeno 0,3% Ac, staffe di almeno 8 mm e passo non superiore a 8 diametri longitudinali. Non attiva una verifica sismica completa né definisce le zone dissipative. Il dimensionamento può non trovare una soluzione nel catalogo assegnato: ampliare consapevolmente il catalogo o modificare la sezione.</w:t>
+      </w:r>
+    </w:p>
+    <w:p>
+      <w:pPr>
+        <w:spacing w:after="140"/>
+      </w:pPr>
+      <w:r>
+        <w:t>Tavola armature e distinta ferri presenta un solo palo in elevazione a sinistra, le singole barre sviluppate lateralmente con marche B01, B02 e successive al centro e le sezioni trasversali dei tratti a destra. Tutte le quote si riferiscono alla testa e condividono la scala verticale; le quote fisiche dei gruppi sono leggibili accanto alle barre. I richiami S01, S02 e successivi identificano le zone di staffatura e le righe della distinta. La tabella inferiore collega marche, tratti, quantità, diametri, quo</w:t>
+      </w:r>
+      <w:r>
+        <w:t>te, lunghezze di taglio, barre commerciali e giunti. I gruppi dei tratti e i relativi tagli sono riportati una sola volta. Apri tavola armature apre la vista ingrandita con zoom ed esportazione PNG.</w:t>
+      </w:r>
+    </w:p>
+    <w:p>
+      <w:pPr>
+        <w:spacing w:after="140"/>
+      </w:pPr>
+      <w:r>
+        <w:t>La fine del tratto è la fine fisica delle barre. Con un palo di 20 m, tratti 0–12, 12–18 e 18–20 m e sovrapposizione adottata di 1,20 m, i gruppi risultano 0–12, 10,80–18 e 16,80–20 m: lunghezze 12,00, 7,20 e 3,20 m. Il primo gruppo parte dalla testa; ogni gruppo seguente risale di l0 rispetto al proprio inizio. Anche due tratti con identica armatura rimangono gruppi separati. Il calcolo non sposta le estremità per soddisfare ancoraggi o sviluppo: segnala gli eventuali controlli da completare.</w:t>
+      </w:r>
+    </w:p>
+    <w:p>
+      <w:pPr>
+        <w:spacing w:after="140"/>
+      </w:pPr>
+      <w:r>
+        <w:t>Un gruppo è spezzato internamente soltanto se non entra nelle lunghezze commerciali ammesse; i tagli conservano il primo inizio e l'ultima fine, con sovrapposizioni intermedie comprese nelle quantità. Un tratto netto di 12 m dopo il primo richiede più di 12 m di barra per il giunto entrante: con limite commerciale 12 m viene quindi spezzato. Le barre commerciali più lunghe vengono tagliate alla lunghezza richiesta, senza allungare il gruppo.</w:t>
+      </w:r>
+    </w:p>
+    <w:p>
+      <w:pPr>
+        <w:spacing w:after="140"/>
+      </w:pPr>
+      <w:r>
         <w:lastRenderedPageBreak/>
-        <w:t>L'opzione minimi pali controlla il sottoinsieme NTC 2018 §7.2.5: As almeno 0,3% Ac, staffe di almeno 8 mm e passo non superiore a 8 diametri longitudinali. Non attiva una verifica sismica completa né definisce le zone dissipative. Il dimensionamento può non trovare una soluzione nel catalogo assegnato: ampliare consapevolmente il catalogo o modificare la sezione.</w:t>
-      </w:r>
-    </w:p>
-    <w:p>
-      <w:pPr>
-        <w:spacing w:after="140"/>
-      </w:pPr>
-      <w:r>
-        <w:t>Tavola armature e distinta ferri presenta un solo palo in elevazione a sinistra, le singole barre sviluppate lateralmente con marche B01, B02 e successive al centro e le sezioni trasversali dei tratti a destra. Tutte le quote si riferiscono alla testa e condividono la scala verticale; le quote fisiche dei gruppi sono leggibili accanto alle barre. I richiami S01, S02 e successivi identificano le zone di staffatura e le righe della distinta. La tabella inferiore collega marche, tratti, quantità, diametri, quo</w:t>
-      </w:r>
-      <w:r>
-        <w:t>te, lunghezze di taglio, barre commerciali e giunti. I gruppi dei tratti e i relativi tagli sono riportati una sola volta. Apri tavola armature apre la vista ingrandita con zoom ed esportazione PNG.</w:t>
-      </w:r>
-    </w:p>
-    <w:p>
-      <w:pPr>
-        <w:spacing w:after="140"/>
-      </w:pPr>
-      <w:r>
-        <w:t>La fine del tratto è la fine fisica delle barre. Con un palo di 20 m, tratti 0–12, 12–18 e 18–20 m e sovrapposizione adottata di 1,20 m, i gruppi risultano 0–12, 10,80–18 e 16,80–20 m: lunghezze 12,00, 7,20 e 3,20 m. Il primo gruppo parte dalla testa; ogni gruppo seguente risale di l0 rispetto al proprio inizio. Anche due tratti con identica armatura rimangono gruppi separati. Il calcolo non sposta le estremità per soddisfare ancoraggi o sviluppo: segnala gli eventuali controlli da completare.</w:t>
-      </w:r>
-    </w:p>
-    <w:p>
-      <w:pPr>
-        <w:spacing w:after="140"/>
-      </w:pPr>
-      <w:r>
-        <w:t>Un gruppo è spezzato internamente soltanto se non entra nelle lunghezze commerciali ammesse; i tagli conservano il primo inizio e l'ultima fine, con sovrapposizioni intermedie comprese nelle quantità. Un tratto netto di 12 m dopo il primo richiede più di 12 m di barra per il giunto entrante: con limite commerciale 12 m viene quindi spezzato. Le barre commerciali più lunghe vengono tagliate alla lunghezza richiesta, senza allungare il gruppo.</w:t>
-      </w:r>
-    </w:p>
-    <w:p>
-      <w:pPr>
-        <w:spacing w:after="140"/>
-      </w:pPr>
-      <w:r>
         <w:t>I giunti J mostrano coppie effettivamente allineate rispetto a quelle previste, quote, lunghezze iniziale, richiesta, adottata ed effettiva. Passando da 20 barre equidistanti a 12, non tutte le direzioni coincidono: il programma conserva quantità e tagli ma segnala la disposizione trasversale da definire. Finestra troppo corta, giunti interferenti e distanza non ammessa impediscono di considerare il dettaglio soddisfatto. Le sezioni sono nominali; accostamento, confinamento, sfalsamento e chiusure delle sta</w:t>
       </w:r>
       <w:r>
@@ -29211,11 +29235,10 @@
         <w:spacing w:after="140"/>
       </w:pPr>
       <w:r>
-        <w:t xml:space="preserve">L’esempio Palo 12 m con quattro tratti (../esempi/palo-orizzontale-armature/palo-12m-quattro-tratti.programma) mostra quattro gruppi distinti; il riepilogo (../esempi/palo-orizzontale-armature/palo-12m-quattro-tratti.pdf) descrive input e limiti. L’esempio </w:t>
-      </w:r>
-      <w:r>
-        <w:lastRenderedPageBreak/>
-        <w:t>Palo 20 m, tagli 12–18–20 (../esempi/palo-orizzontale-armature/palo-20m-tagli-12-18-20.programma) usa 20Ø20 nel primo tratto e 12Ø16 negli altri: le sovrapposizioni adottate sono rispettivamente 1,20 e 1,00 m. Le barre risultano 0–12, 10,80–18 e 17–20 m. Il riepilogo degli input (../esempi/palo-orizzontale-armature/palo-20m-tagli-12-18-20.pdf) esplicita anche le coppie da sistemare al cambio 20→12.</w:t>
+        <w:t xml:space="preserve">L’esempio Palo 12 m con quattro tratti (../esempi/palo-orizzontale-armature/palo-12m-quattro-tratti.programma) mostra quattro gruppi distinti; il riepilogo (../esempi/palo-orizzontale-armature/palo-12m-quattro-tratti.pdf) descrive input e limiti. L’esempio Palo 20 m, tagli 12–18–20 (../esempi/palo-orizzontale-armature/palo-20m-tagli-12-18-20.programma) usa 20Ø20 nel primo tratto e 12Ø16 negli altri: le sovrapposizioni adottate sono rispettivamente 1,20 e 1,00 m. Le barre risultano 0–12, 10,80–18 e 17–20 m. </w:t>
+      </w:r>
+      <w:r>
+        <w:t>Il riepilogo degli input (../esempi/palo-orizzontale-armature/palo-20m-tagli-12-18-20.pdf) esplicita anche le coppie da sistemare al cambio 20→12.</w:t>
       </w:r>
     </w:p>
     <w:p>
@@ -29232,7 +29255,7 @@
         <w:keepNext/>
         <w:spacing w:after="140"/>
       </w:pPr>
-      <w:bookmarkStart w:id="102" w:name="_Toc243003244"/>
+      <w:bookmarkStart w:id="102" w:name="_Toc243007810"/>
       <w:r>
         <w:t>Esempio riproducibile e limiti</w:t>
       </w:r>
@@ -29263,8 +29286,9 @@
         <w:keepNext/>
         <w:spacing w:after="140"/>
       </w:pPr>
-      <w:bookmarkStart w:id="103" w:name="_Toc243003245"/>
-      <w:r>
+      <w:bookmarkStart w:id="103" w:name="_Toc243007811"/>
+      <w:r>
+        <w:lastRenderedPageBreak/>
         <w:t>Wiki e centro della conoscenza</w:t>
       </w:r>
       <w:bookmarkEnd w:id="103"/>
@@ -29275,7 +29299,7 @@
         <w:keepNext/>
         <w:spacing w:after="140"/>
       </w:pPr>
-      <w:bookmarkStart w:id="104" w:name="_Toc243003246"/>
+      <w:bookmarkStart w:id="104" w:name="_Toc243007812"/>
       <w:r>
         <w:t>Wiki del modulo e aiuti sui singoli dati</w:t>
       </w:r>
@@ -29303,7 +29327,7 @@
         <w:keepNext/>
         <w:spacing w:after="140"/>
       </w:pPr>
-      <w:bookmarkStart w:id="105" w:name="_Toc243003247"/>
+      <w:bookmarkStart w:id="105" w:name="_Toc243007813"/>
       <w:r>
         <w:t>Consultare la nuova biblioteca tecnica</w:t>
       </w:r>
@@ -29314,11 +29338,7 @@
         <w:spacing w:after="140"/>
       </w:pPr>
       <w:r>
-        <w:t xml:space="preserve">La biblioteca tecnica (Wiki: Biblioteca tecnica lezioni con esempi svolti) raccoglie le lezioni di ANTHEA con esempi numerici svolti su geotecnica, calcestruzzo armato e ponti. Cercare un termine come taglio, copriferro, consolidazione, MASW o cassoni. Ogni </w:t>
-      </w:r>
-      <w:r>
-        <w:lastRenderedPageBreak/>
-        <w:t>lezione dichiara ipotesi, unità e limiti; la data di revisione non significa aggiornamento normativo automatico del contenuto.</w:t>
+        <w:t>La biblioteca tecnica (Wiki: Biblioteca tecnica lezioni con esempi svolti) raccoglie le lezioni di ANTHEA con esempi numerici svolti su geotecnica, calcestruzzo armato e ponti. Cercare un termine come taglio, copriferro, consolidazione, MASW o cassoni. Ogni lezione dichiara ipotesi, unità e limiti; la data di revisione non significa aggiornamento normativo automatico del contenuto.</w:t>
       </w:r>
     </w:p>
     <w:p>
@@ -29327,7 +29347,7 @@
         <w:keepNext/>
         <w:spacing w:after="140"/>
       </w:pPr>
-      <w:bookmarkStart w:id="106" w:name="_Toc243003248"/>
+      <w:bookmarkStart w:id="106" w:name="_Toc243007814"/>
       <w:r>
         <w:t>Engineering Handbook</w:t>
       </w:r>
@@ -29368,6 +29388,7 @@
         <w:spacing w:after="140"/>
       </w:pPr>
       <w:r>
+        <w:lastRenderedPageBreak/>
         <w:t>I prerequisiti precedono il testo; fonti, correlati e navigazione precedente/indice/successivo chiudono la lettura. I collegamenti usano identificativi centrali: titolo e destinazione vengono risolti dal catalogo. La validazione controlla identità, categorie, capitoli, sezioni, figure e riferimenti; le prove WPF verificano formule e pagine in entrambi i temi.</w:t>
       </w:r>
     </w:p>
@@ -29385,7 +29406,7 @@
         <w:keepNext/>
         <w:spacing w:after="140"/>
       </w:pPr>
-      <w:bookmarkStart w:id="107" w:name="_Toc243003249"/>
+      <w:bookmarkStart w:id="107" w:name="_Toc243007815"/>
       <w:r>
         <w:t>Cercare e scegliere un percorso</w:t>
       </w:r>
@@ -29405,9 +29426,8 @@
         <w:keepNext/>
         <w:spacing w:after="140"/>
       </w:pPr>
-      <w:bookmarkStart w:id="108" w:name="_Toc243003250"/>
-      <w:r>
-        <w:lastRenderedPageBreak/>
+      <w:bookmarkStart w:id="108" w:name="_Toc243007816"/>
+      <w:r>
         <w:t>Leggere e riprendere</w:t>
       </w:r>
       <w:bookmarkEnd w:id="108"/>
@@ -29434,7 +29454,7 @@
         <w:keepNext/>
         <w:spacing w:after="140"/>
       </w:pPr>
-      <w:bookmarkStart w:id="109" w:name="_Toc243003251"/>
+      <w:bookmarkStart w:id="109" w:name="_Toc243007817"/>
       <w:r>
         <w:t>Passare dalla teoria al calcolo</w:t>
       </w:r>
@@ -29461,7 +29481,11 @@
         <w:spacing w:after="140"/>
       </w:pPr>
       <w:r>
-        <w:t>Per gli elementi Beam, il percorso consigliato è leggere il modello, confrontare reazioni e momento con l'esempio manuale, aprire la Sezione in c.a. e modificare altezza o verso del momento. La Wiki distingue l'analisi della trave dalla verifica della sezione: non introduce un nuovo solutore FEM generale.</w:t>
+        <w:t xml:space="preserve">Per gli elementi Beam, il percorso consigliato è leggere il modello, confrontare reazioni e momento con l'esempio manuale, aprire la Sezione in c.a. e modificare altezza o verso </w:t>
+      </w:r>
+      <w:r>
+        <w:lastRenderedPageBreak/>
+        <w:t>del momento. La Wiki distingue l'analisi della trave dalla verifica della sezione: non introduce un nuovo solutore FEM generale.</w:t>
       </w:r>
     </w:p>
     <w:p>
@@ -29470,7 +29494,7 @@
         <w:keepNext/>
         <w:spacing w:after="140"/>
       </w:pPr>
-      <w:bookmarkStart w:id="110" w:name="_Toc243003252"/>
+      <w:bookmarkStart w:id="110" w:name="_Toc243007818"/>
       <w:r>
         <w:t>Progetti e problemi frequenti</w:t>
       </w:r>
@@ -29490,7 +29514,7 @@
         <w:keepNext/>
         <w:spacing w:after="140"/>
       </w:pPr>
-      <w:bookmarkStart w:id="111" w:name="_Toc243003253"/>
+      <w:bookmarkStart w:id="111" w:name="_Toc243007819"/>
       <w:r>
         <w:t>Modulo Sezione in c.a.</w:t>
       </w:r>
@@ -29502,7 +29526,7 @@
         <w:keepNext/>
         <w:spacing w:after="140"/>
       </w:pPr>
-      <w:bookmarkStart w:id="112" w:name="_Toc243003254"/>
+      <w:bookmarkStart w:id="112" w:name="_Toc243007820"/>
       <w:r>
         <w:t>Controllare norma e dati ereditati</w:t>
       </w:r>
@@ -29513,11 +29537,10 @@
         <w:spacing w:after="140"/>
       </w:pPr>
       <w:r>
-        <w:t xml:space="preserve">La norma selezionata governa i coefficienti iniziali. Cambiarla richiede il controllo dei parametri assegnati e il ricalcolo. Un documento salvato da una versione di ANTHEA che non registrava ancora la norma si apre con NTC 2018, la norma con cui era stato </w:t>
-      </w:r>
-      <w:r>
-        <w:lastRenderedPageBreak/>
-        <w:t>calcolato. Un documento attuale senza norma è incompleto, perché ANTHEA la registra sempre: l'apertura si ferma con un messaggio e occorre ripristinare una copia del documento. I campi assenti integrati dalla preparazione del documento sono elencati in Valori integrati dal documento precedente. Valori nulli, testi errati e norme sconosciute richiedono invece una correzione.</w:t>
+        <w:t>La norma selezionata governa i coefficienti iniziali. Cambiarla richiede il controllo dei parametri assegnati e il ricalcolo. Un documento salvato da una versione di ANTHEA che non registrava ancora la norma si apre con NTC 2018, la norma con cui era stato calcolato. Un documento attuale senza norma è incompleto, perché ANTHEA la registra sempre: l'apertura si ferma con un messaggio e occorre ripristinare una copia del documento. I campi assenti integrati dalla preparazione del documento sono elencati in Va</w:t>
+      </w:r>
+      <w:r>
+        <w:t>lori integrati dal documento precedente. Valori nulli, testi errati e norme sconosciute richiedono invece una correzione.</w:t>
       </w:r>
     </w:p>
     <w:p>
@@ -29542,7 +29565,7 @@
         <w:keepNext/>
         <w:spacing w:after="140"/>
       </w:pPr>
-      <w:bookmarkStart w:id="113" w:name="_Toc243003255"/>
+      <w:bookmarkStart w:id="113" w:name="_Toc243007821"/>
       <w:r>
         <w:t>A cosa serve e quando usarlo</w:t>
       </w:r>
@@ -29570,8 +29593,9 @@
         <w:keepNext/>
         <w:spacing w:after="140"/>
       </w:pPr>
-      <w:bookmarkStart w:id="114" w:name="_Toc243003256"/>
-      <w:r>
+      <w:bookmarkStart w:id="114" w:name="_Toc243007822"/>
+      <w:r>
+        <w:lastRenderedPageBreak/>
         <w:t>Input geometria e unità</w:t>
       </w:r>
       <w:bookmarkEnd w:id="114"/>
@@ -30165,7 +30189,7 @@
         <w:keepNext/>
         <w:spacing w:after="140"/>
       </w:pPr>
-      <w:bookmarkStart w:id="115" w:name="_Toc243003257"/>
+      <w:bookmarkStart w:id="115" w:name="_Toc243007823"/>
       <w:r>
         <w:t>Input materiali armature e default</w:t>
       </w:r>
@@ -30201,8 +30225,9 @@
         <w:keepNext/>
         <w:spacing w:after="140"/>
       </w:pPr>
-      <w:bookmarkStart w:id="116" w:name="_Toc243003258"/>
-      <w:r>
+      <w:bookmarkStart w:id="116" w:name="_Toc243007824"/>
+      <w:r>
+        <w:lastRenderedPageBreak/>
         <w:t>Input azioni e convenzioni</w:t>
       </w:r>
       <w:bookmarkEnd w:id="116"/>
@@ -30229,7 +30254,7 @@
         <w:keepNext/>
         <w:spacing w:after="140"/>
       </w:pPr>
-      <w:bookmarkStart w:id="117" w:name="_Toc243003259"/>
+      <w:bookmarkStart w:id="117" w:name="_Toc243007825"/>
       <w:r>
         <w:t>Descrizione del calcolo</w:t>
       </w:r>
@@ -30248,7 +30273,6 @@
         <w:spacing w:after="140"/>
       </w:pPr>
       <w:r>
-        <w:lastRenderedPageBreak/>
         <w:t>I ricalcoli e le viste dipendono dalla scheda attiva. Aspetta la conclusione del calcolo e controlla warning e combinazione selezionata prima di esportare. Un input visivamente corretto ma non ancora calcolato non rende corrente un risultato precedente.</w:t>
       </w:r>
     </w:p>
@@ -30258,7 +30282,7 @@
         <w:keepNext/>
         <w:spacing w:after="140"/>
       </w:pPr>
-      <w:bookmarkStart w:id="118" w:name="_Toc243003260"/>
+      <w:bookmarkStart w:id="118" w:name="_Toc243007826"/>
       <w:r>
         <w:t>Output e lettura dei risultati</w:t>
       </w:r>
@@ -30766,7 +30790,11 @@
         <w:spacing w:after="140"/>
       </w:pPr>
       <w:r>
-        <w:t>Leggi il nome della combinazione e il metodo prima del colore o del rapporto. Un esito favorevole riguarda quel controllo con quegli input. Guarda anche la deformata di sezione e il bordo più sollecitato: un segno sbagliato può produrre un risultato plausibile ma riferito all'armatura opposta.</w:t>
+        <w:t xml:space="preserve">Leggi il nome della combinazione e il metodo prima del colore o del rapporto. Un esito favorevole riguarda quel controllo con quegli input. Guarda anche la deformata di </w:t>
+      </w:r>
+      <w:r>
+        <w:lastRenderedPageBreak/>
+        <w:t>sezione e il bordo più sollecitato: un segno sbagliato può produrre un risultato plausibile ma riferito all'armatura opposta.</w:t>
       </w:r>
     </w:p>
     <w:p>
@@ -30775,7 +30803,7 @@
         <w:keepNext/>
         <w:spacing w:after="140"/>
       </w:pPr>
-      <w:bookmarkStart w:id="119" w:name="_Toc243003261"/>
+      <w:bookmarkStart w:id="119" w:name="_Toc243007827"/>
       <w:r>
         <w:t>Warning e problemi frequenti</w:t>
       </w:r>
@@ -30813,7 +30841,7 @@
         <w:keepNext/>
         <w:spacing w:after="140"/>
       </w:pPr>
-      <w:bookmarkStart w:id="120" w:name="_Toc243003262"/>
+      <w:bookmarkStart w:id="120" w:name="_Toc243007828"/>
       <w:r>
         <w:t>Esempio completo dalla Wiki</w:t>
       </w:r>
@@ -30824,11 +30852,7 @@
         <w:spacing w:after="140"/>
       </w:pPr>
       <w:r>
-        <w:t xml:space="preserve">La trave appoggiata del capitolo Beam ha L = 8 m e q = 25 kN/m, assunto già come azione di progetto. Il momento massimo è qL²/8 = 200 kNm. Apri esempio crea una sezione </w:t>
-      </w:r>
-      <w:r>
-        <w:lastRenderedPageBreak/>
-        <w:t>rettangolare 600 × 800 mm, C35/45, B450C, con le armature iniziali sopra descritte e una sola terna plastica N = 0, Mx = 200 kNm, My = 0.</w:t>
+        <w:t>La trave appoggiata del capitolo Beam ha L = 8 m e q = 25 kN/m, assunto già come azione di progetto. Il momento massimo è qL²/8 = 200 kNm. Apri esempio crea una sezione rettangolare 600 × 800 mm, C35/45, B450C, con le armature iniziali sopra descritte e una sola terna plastica N = 0, Mx = 200 kNm, My = 0.</w:t>
       </w:r>
     </w:p>
     <w:p>
@@ -30899,7 +30923,7 @@
         <w:keepNext/>
         <w:spacing w:after="140"/>
       </w:pPr>
-      <w:bookmarkStart w:id="121" w:name="_Toc243003263"/>
+      <w:bookmarkStart w:id="121" w:name="_Toc243007829"/>
       <w:r>
         <w:t>Teoria collegata e riepilogo</w:t>
       </w:r>
@@ -30918,6 +30942,7 @@
         <w:spacing w:after="140"/>
       </w:pPr>
       <w:r>
+        <w:lastRenderedPageBreak/>
         <w:t>Il percorso completo richiede un modello globale plausibile, azioni coerenti, una sezione fisicamente realizzabile e verifiche appropriate ai diversi stati limite. Un esempio numerico aiuta a imparare il metodo; la verifica del progetto richiede i dati reali e tutti i meccanismi rilevanti.</w:t>
       </w:r>
     </w:p>
@@ -30927,7 +30952,7 @@
         <w:keepNext/>
         <w:spacing w:after="140"/>
       </w:pPr>
-      <w:bookmarkStart w:id="122" w:name="_Toc243003264"/>
+      <w:bookmarkStart w:id="122" w:name="_Toc243007830"/>
       <w:r>
         <w:t>Domini tridimensionali e bidimensionali</w:t>
       </w:r>
@@ -30946,19 +30971,42 @@
         <w:spacing w:after="140"/>
       </w:pPr>
       <w:r>
-        <w:t>Un dominio bidimensionale è una sezione o una proiezione del problema. Se il punto ha componenti fuori dal piano rappresentato, leggere l'indicazione di proiezione e non trattare l'immagine come una verifica completa della pressoflessione deviata. I quattro momenti rapidi Mx positivo e negativo, My positivo e negativo sono utili per orientarsi, ma non descrivono da soli l'intero dominio N Mx My.</w:t>
-      </w:r>
-    </w:p>
-    <w:p>
-      <w:pPr>
-        <w:spacing w:after="140"/>
-      </w:pPr>
-      <w:r>
-        <w:t xml:space="preserve">Nei nuovi fogli scegliere separatamente lo Stato limite (SLU o SLV) e il Criterio resistente (Plastico o Elastico). Il criterio si imposta nella verifica, nelle schede dominio 3D e dominio 2D, e si applica alle combinazioni dei due stati limite. Cambiarlo aggiorna i domini e i </w:t>
-      </w:r>
-      <w:r>
-        <w:lastRenderedPageBreak/>
-        <w:t>risultati. Non vengono calcolati sempre entrambi i criteri. La ricerca della resistenza, ad esempio N costante, rimane una scelta distinta.</w:t>
+        <w:t>Un dominio bidimensionale è una sezione o una proiezione del problema. Se il punto ha componenti fuori dal piano rappresentato, leggere l'indicazione di proiezione e non trattare l'immagine come una verifica completa della pressoflessione deviata. Con «Proietta azioni sul piano» il grafico N–M mostra il punto verificato: M</w:t>
+      </w:r>
+      <w:r>
+        <w:rPr>
+          <w:rFonts w:ascii="Calibri" w:eastAsia="Calibri" w:hAnsi="Calibri" w:cs="Calibri"/>
+        </w:rPr>
+        <w:t>θ</w:t>
+      </w:r>
+      <w:r>
+        <w:t xml:space="preserve"> = Mx cos </w:t>
+      </w:r>
+      <w:r>
+        <w:rPr>
+          <w:rFonts w:ascii="Calibri" w:eastAsia="Calibri" w:hAnsi="Calibri" w:cs="Calibri"/>
+        </w:rPr>
+        <w:t>θ</w:t>
+      </w:r>
+      <w:r>
+        <w:t xml:space="preserve"> + My sin </w:t>
+      </w:r>
+      <w:r>
+        <w:rPr>
+          <w:rFonts w:ascii="Calibri" w:eastAsia="Calibri" w:hAnsi="Calibri" w:cs="Calibri"/>
+        </w:rPr>
+        <w:t>θ</w:t>
+      </w:r>
+      <w:r>
+        <w:t xml:space="preserve"> con N invariato, sulla retta dall'origine a Rd. I quattro momenti rapidi Mx positivo e negativo, My positivo e negativo sono utili per orientarsi, ma non descrivono da soli l'intero dominio N Mx My.</w:t>
+      </w:r>
+    </w:p>
+    <w:p>
+      <w:pPr>
+        <w:spacing w:after="140"/>
+      </w:pPr>
+      <w:r>
+        <w:t>Nei nuovi fogli scegliere separatamente lo Stato limite (SLU o SLV) e il Criterio resistente (Plastico o Elastico). Il criterio si imposta nella verifica, nelle schede dominio 3D e dominio 2D, e si applica alle combinazioni dei due stati limite. Cambiarlo aggiorna i domini e i risultati. Non vengono calcolati sempre entrambi i criteri. La ricerca della resistenza, ad esempio N costante, rimane una scelta distinta.</w:t>
       </w:r>
     </w:p>
     <w:p>
@@ -30975,7 +31023,7 @@
         <w:keepNext/>
         <w:spacing w:after="140"/>
       </w:pPr>
-      <w:bookmarkStart w:id="123" w:name="_Toc243003265"/>
+      <w:bookmarkStart w:id="123" w:name="_Toc243007831"/>
       <w:r>
         <w:t>Tensioni e fessurazione</w:t>
       </w:r>
@@ -31002,10 +31050,11 @@
         <w:spacing w:after="140"/>
       </w:pPr>
       <w:r>
-        <w:t>La trazione dell'intera sezione segue un ramo specifico con regioni di bordo. Le superfici interne dei fori compatibili hanno controlli dedicati; una superficie tesa priva di armatura efficace rende la verifica non soddisfatta, una priva di interasse definito la lascia incompleta. Il disegno completo non dimostra la completezza dei controlli. Analogamente, una soluzione tensionale non lineare o una sezione con tendini può avere disponibilità diversa per il controllo di fessurazione. Leggere lo stato della s</w:t>
-      </w:r>
-      <w:r>
-        <w:t>ingola verifica, non soltanto il grafico delle tensioni.</w:t>
+        <w:t xml:space="preserve">La trazione dell'intera sezione segue un ramo specifico con regioni di bordo. Le superfici interne dei fori compatibili hanno controlli dedicati; una superficie tesa priva di armatura efficace rende la verifica non soddisfatta, una priva di interasse definito la lascia </w:t>
+      </w:r>
+      <w:r>
+        <w:lastRenderedPageBreak/>
+        <w:t>incompleta. Il disegno completo non dimostra la completezza dei controlli. Analogamente, una soluzione tensionale non lineare o una sezione con tendini può avere disponibilità diversa per il controllo di fessurazione. Leggere lo stato della singola verifica, non soltanto il grafico delle tensioni.</w:t>
       </w:r>
     </w:p>
     <w:p>
@@ -31014,7 +31063,7 @@
         <w:keepNext/>
         <w:spacing w:after="140"/>
       </w:pPr>
-      <w:bookmarkStart w:id="124" w:name="_Toc243003266"/>
+      <w:bookmarkStart w:id="124" w:name="_Toc243007832"/>
       <w:r>
         <w:t>Taglio torsione e dettagli</w:t>
       </w:r>
@@ -31041,11 +31090,10 @@
         <w:spacing w:after="140"/>
       </w:pPr>
       <w:r>
-        <w:t xml:space="preserve">Nella scheda dettagli costruttivi scegliere il tipo di elemento e completare le informazioni su diametri, passi, sovrapposizioni, ancoraggi e copriferro. Gli ancoraggi seguono il campo Barre della sezione: con Liscia restano da completare, anche nelle proposte della ricerca delle armature. Per i minimi di armatura dei pilastri la scheda usa la compressione </w:t>
-      </w:r>
-      <w:r>
-        <w:lastRenderedPageBreak/>
-        <w:t>più gravosa fra tutte le combinazioni del foglio e indica quella che governa. Se governa una combinazione SLE, il valore è segnalato come di esercizio: controllare che le combinazioni SLU e SLV siano complete. «Da completare» non equivale a «Verificato». I controlli automatici riguardano le condizioni esplicitamente rappresentate; ganci, nodi, confinamento e situazioni esecutive speciali possono richiedere valutazioni aggiuntive.</w:t>
+        <w:t>Nella scheda dettagli costruttivi scegliere il tipo di elemento e completare le informazioni su diametri, passi, sovrapposizioni, ancoraggi e copriferro. Gli ancoraggi seguono il campo Barre della sezione: con Liscia restano da completare, anche nelle proposte della ricerca delle armature. Per i minimi di armatura dei pilastri la scheda usa la compressione più gravosa fra tutte le combinazioni del foglio e indica quella che governa. Se governa una combinazione SLE, il valore è segnalato come di esercizio: c</w:t>
+      </w:r>
+      <w:r>
+        <w:t>ontrollare che le combinazioni SLU e SLV siano complete. «Da completare» non equivale a «Verificato». I controlli automatici riguardano le condizioni esplicitamente rappresentate; ganci, nodi, confinamento e situazioni esecutive speciali possono richiedere valutazioni aggiuntive.</w:t>
       </w:r>
     </w:p>
     <w:p>
@@ -31054,7 +31102,7 @@
         <w:keepNext/>
         <w:spacing w:after="140"/>
       </w:pPr>
-      <w:bookmarkStart w:id="125" w:name="_Toc243003267"/>
+      <w:bookmarkStart w:id="125" w:name="_Toc243007833"/>
       <w:r>
         <w:t>Curva momento curvatura e aggiornamento</w:t>
       </w:r>
@@ -31074,7 +31122,7 @@
         <w:t>χ</w:t>
       </w:r>
       <w:r>
-        <w:t xml:space="preserve"> si avvia con il proprio comando. Assegnare N, direzione del momento, numero di passi e distribuzione dei punti. Esaminare la progressione della risposta e le deformazioni terminali. La curva arriva al limite trattato dal motore e non descrive automaticamente un ramo post picco di degradazione della struttura.</w:t>
+        <w:t xml:space="preserve"> si avvia con il proprio comando. Assegnare N, direzione del momento, numero di passi e distribuzione dei punti. Il campo «CLS teso nelle risposte», Trascurato oppure Tension stiffening, riguarda solo i punti della curva: punto limite e verifiche non lo usano. Esaminare la progressione della risposta e le deformazioni terminali. La curva arriva al limite trattato dal motore e non descrive automaticamente un ramo post picco di degradazione della struttura.</w:t>
       </w:r>
     </w:p>
     <w:p>
@@ -31093,6 +31141,7 @@
         <w:spacing w:after="140"/>
       </w:pPr>
       <w:r>
+        <w:lastRenderedPageBreak/>
         <w:t>Se si modifica l'input mentre sono visibili risultati precedenti, le sezioni strutturali possono segnalarli come «DA AGGIORNARE». Quel risultato non deve essere esportato o letto come riferito ai nuovi dati. Attendere il completamento del ricalcolo e controllare lo stato. La conservazione grafica serve a orientarsi durante l'editing, non a certificare la validità di valori obsoleti.</w:t>
       </w:r>
     </w:p>
@@ -31110,7 +31159,7 @@
         <w:keepNext/>
         <w:spacing w:after="140"/>
       </w:pPr>
-      <w:bookmarkStart w:id="126" w:name="_Toc243003268"/>
+      <w:bookmarkStart w:id="126" w:name="_Toc243007834"/>
       <w:r>
         <w:t>Importare ed esportare le azioni</w:t>
       </w:r>
@@ -31140,32 +31189,35 @@
         <w:spacing w:after="140"/>
       </w:pPr>
       <w:r>
+        <w:t>Sono ammesse SLU, SLV, Rara, Frequente e Quasi permanente. Ogni riga deve contenere tutte le sei componenti, anche se alcune non sono utilizzate da una specifica verifica. Scrivere 0 per una componente nulla; una cella vuota non è uno zero. N è negativo a compressione. Le azioni devono essere già combinate e coefficientate: il programma non riapplica i coefficienti dei carichi.</w:t>
+      </w:r>
+    </w:p>
+    <w:p>
+      <w:pPr>
+        <w:spacing w:after="140"/>
+      </w:pPr>
+      <w:r>
+        <w:t>SLU e SLV alimentano i domini 2D e 3D e le verifiche di taglio e torsione. Le tre combinazioni SLE alimentano i rispettivi controlli tensionali e di fessurazione previsti dalle impostazioni. La famiglia di input Taglio non esiste nel nuovo schema; la scheda Taglio e torsione resta disponibile per impostazioni ed esiti.</w:t>
+      </w:r>
+    </w:p>
+    <w:p>
+      <w:pPr>
+        <w:spacing w:after="140"/>
+      </w:pPr>
+      <w:r>
+        <w:t>Importa e sostituisci sostituisce l’intero elenco della finestra; Importa e aggiungi conserva le righe già presenti. Aggiungi, Duplica ed Elimina permettono l’editing manuale. Le modifiche restano nella finestra fino ad Applica; Annulla conserva il foglio. Dopo Applica le verifiche vengono aggiornate. Esporta Excel salva tutte le righe del nuovo elenco.</w:t>
+      </w:r>
+    </w:p>
+    <w:p>
+      <w:pPr>
+        <w:spacing w:after="140"/>
+      </w:pPr>
+      <w:r>
+        <w:t xml:space="preserve">I vecchi file Excel con Famiglia e i vecchi documenti restano leggibili. Nell’editor la colonna Origine precedente identifica Plastico, Elastico o Taglio: assegnare esplicitamente SLU o SLV alle rispettive righe e completare le componenti mancanti. Per </w:t>
+      </w:r>
+      <w:r>
         <w:lastRenderedPageBreak/>
-        <w:t>Sono ammesse SLU, SLV, Rara, Frequente e Quasi permanente. Ogni riga deve contenere tutte le sei componenti, anche se alcune non sono utilizzate da una specifica verifica. Scrivere 0 per una componente nulla; una cella vuota non è uno zero. N è negativo a compressione. Le azioni devono essere già combinate e coefficientate: il programma non riapplica i coefficienti dei carichi.</w:t>
-      </w:r>
-    </w:p>
-    <w:p>
-      <w:pPr>
-        <w:spacing w:after="140"/>
-      </w:pPr>
-      <w:r>
-        <w:t>SLU e SLV alimentano i domini 2D e 3D e le verifiche di taglio e torsione. Le tre combinazioni SLE alimentano i rispettivi controlli tensionali e di fessurazione previsti dalle impostazioni. La famiglia di input Taglio non esiste nel nuovo schema; la scheda Taglio e torsione resta disponibile per impostazioni ed esiti.</w:t>
-      </w:r>
-    </w:p>
-    <w:p>
-      <w:pPr>
-        <w:spacing w:after="140"/>
-      </w:pPr>
-      <w:r>
-        <w:t>Importa e sostituisci sostituisce l’intero elenco della finestra; Importa e aggiungi conserva le righe già presenti. Aggiungi, Duplica ed Elimina permettono l’editing manuale. Le modifiche restano nella finestra fino ad Applica; Annulla conserva il foglio. Dopo Applica le verifiche vengono aggiornate. Esporta Excel salva tutte le righe del nuovo elenco.</w:t>
-      </w:r>
-    </w:p>
-    <w:p>
-      <w:pPr>
-        <w:spacing w:after="140"/>
-      </w:pPr>
-      <w:r>
-        <w:t>I vecchi file Excel con Famiglia e i vecchi documenti restano leggibili. Nell’editor la colonna Origine precedente identifica Plastico, Elastico o Taglio: assegnare esplicitamente SLU o SLV alle rispettive righe e completare le componenti mancanti. Per la riga selezionata, Vuoti a zero è un’assegnazione esplicita da usare soltanto quando le componenti sono effettivamente nulle. Le righe storiche non vengono fuse dal nome e il criterio resistente rimane selezionabile nella verifica.</w:t>
+        <w:t>la riga selezionata, Vuoti a zero è un’assegnazione esplicita da usare soltanto quando le componenti sono effettivamente nulle. Le righe storiche non vengono fuse dal nome e il criterio resistente rimane selezionabile nella verifica.</w:t>
       </w:r>
     </w:p>
     <w:p>
@@ -31190,7 +31242,7 @@
         <w:keepNext/>
         <w:spacing w:after="140"/>
       </w:pPr>
-      <w:bookmarkStart w:id="127" w:name="_Toc243003269"/>
+      <w:bookmarkStart w:id="127" w:name="_Toc243007835"/>
       <w:r>
         <w:t>Report short della sezione in calcestruzzo armato</w:t>
       </w:r>
@@ -31209,11 +31261,7 @@
         <w:spacing w:after="140"/>
       </w:pPr>
       <w:r>
-        <w:t xml:space="preserve">La prima pagina raccoglie geometria, coordinate delle armature o definizione degli anelli regolari, staffe, materiali, coefficienti e opzioni di calcolo. La seconda contiene una combinazione governante per ciascuna verifica: SLU N–Mx–My, SLV N–Mx–My, taglio, </w:t>
-      </w:r>
-      <w:r>
-        <w:lastRenderedPageBreak/>
-        <w:t>tensioni rara, fessurazione frequente, tensioni quasi permanente e fessurazione quasi permanente. Azioni, resistenze o limiti, tasso ed esito sono racchiusi in due tabelle.</w:t>
+        <w:t>La prima pagina raccoglie geometria, coordinate delle armature o definizione degli anelli regolari, staffe, materiali, coefficienti e opzioni di calcolo. La seconda contiene una combinazione governante per ciascuna verifica: SLU N–Mx–My, SLV N–Mx–My, taglio, tensioni rara, fessurazione frequente, tensioni quasi permanente e fessurazione quasi permanente. Azioni, resistenze o limiti, tasso ed esito sono racchiusi in due tabelle.</w:t>
       </w:r>
     </w:p>
     <w:p>
@@ -31238,7 +31286,7 @@
         <w:keepNext/>
         <w:spacing w:after="140"/>
       </w:pPr>
-      <w:bookmarkStart w:id="128" w:name="_Toc243003270"/>
+      <w:bookmarkStart w:id="128" w:name="_Toc243007836"/>
       <w:r>
         <w:t>Leggere asse neutro, mappe e report</w:t>
       </w:r>
@@ -31249,7 +31297,11 @@
         <w:spacing w:after="140"/>
       </w:pPr>
       <w:r>
-        <w:t>La linea dell'asse neutro rappresenta deformazione nulla dello stato selezionato. Nei domini il piano è quello del punto resistente; nelle SLE è quello dell'azione assegnata. Una mappa normalizzata alla resistenza del materiale non sostituisce il controllo dei limiti SLE. Con campo uniforme l'asse può non essere definito; un asse esterno non indica da solo un errore.</w:t>
+        <w:t xml:space="preserve">La linea dell'asse neutro rappresenta deformazione nulla dello stato selezionato. Nei domini il piano è quello del punto resistente; nelle SLE è quello dell'azione assegnata. Una mappa normalizzata alla resistenza del materiale non sostituisce il controllo dei </w:t>
+      </w:r>
+      <w:r>
+        <w:lastRenderedPageBreak/>
+        <w:t>limiti SLE. Con campo uniforme l'asse può non essere definito; un asse esterno non indica da solo un errore.</w:t>
       </w:r>
     </w:p>
     <w:p>
@@ -31291,7 +31343,7 @@
         <w:keepNext/>
         <w:spacing w:after="140"/>
       </w:pPr>
-      <w:bookmarkStart w:id="129" w:name="_Toc243003271"/>
+      <w:bookmarkStart w:id="129" w:name="_Toc243007837"/>
       <w:r>
         <w:t>Interpretazione dei risultati e controlli indipendenti</w:t>
       </w:r>
@@ -31311,7 +31363,7 @@
         <w:keepNext/>
         <w:spacing w:after="140"/>
       </w:pPr>
-      <w:bookmarkStart w:id="130" w:name="_Toc243003272"/>
+      <w:bookmarkStart w:id="130" w:name="_Toc243007838"/>
       <w:r>
         <w:t>Dalla domanda alla capacità</w:t>
       </w:r>
@@ -31322,11 +31374,7 @@
         <w:spacing w:after="140"/>
       </w:pPr>
       <w:r>
-        <w:t xml:space="preserve">Un rapporto fra domanda e capacità ha significato solo se le due grandezze descrivono lo stesso meccanismo. Non confrontare un momento elastico, una capacità plastica e </w:t>
-      </w:r>
-      <w:r>
-        <w:lastRenderedPageBreak/>
-        <w:t>un limite di fessurazione come se fossero tre versioni dello stesso controllo. Un esito verde riguarda il controllo indicato nella scheda e non l'intera opera.</w:t>
+        <w:t>Un rapporto fra domanda e capacità ha significato solo se le due grandezze descrivono lo stesso meccanismo. Non confrontare un momento elastico, una capacità plastica e un limite di fessurazione come se fossero tre versioni dello stesso controllo. Un esito verde riguarda il controllo indicato nella scheda e non l'intera opera.</w:t>
       </w:r>
     </w:p>
     <w:p>
@@ -31335,7 +31383,7 @@
         <w:keepNext/>
         <w:spacing w:after="140"/>
       </w:pPr>
-      <w:bookmarkStart w:id="131" w:name="_Toc243003273"/>
+      <w:bookmarkStart w:id="131" w:name="_Toc243007839"/>
       <w:r>
         <w:t>Controllo numerico e fisico</w:t>
       </w:r>
@@ -31355,7 +31403,7 @@
         <w:keepNext/>
         <w:spacing w:after="140"/>
       </w:pPr>
-      <w:bookmarkStart w:id="132" w:name="_Toc243003274"/>
+      <w:bookmarkStart w:id="132" w:name="_Toc243007840"/>
       <w:r>
         <w:t>Archiviazione</w:t>
       </w:r>
@@ -31375,7 +31423,7 @@
         <w:keepNext/>
         <w:spacing w:after="140"/>
       </w:pPr>
-      <w:bookmarkStart w:id="133" w:name="_Toc243003275"/>
+      <w:bookmarkStart w:id="133" w:name="_Toc243007841"/>
       <w:r>
         <w:t>Tutorial dal modello Beam alla verifica di sezione</w:t>
       </w:r>
@@ -31395,8 +31443,9 @@
         <w:keepNext/>
         <w:spacing w:after="140"/>
       </w:pPr>
-      <w:bookmarkStart w:id="134" w:name="_Toc243003276"/>
-      <w:r>
+      <w:bookmarkStart w:id="134" w:name="_Toc243007842"/>
+      <w:r>
+        <w:lastRenderedPageBreak/>
         <w:t>Capisci e controlla</w:t>
       </w:r>
       <w:bookmarkEnd w:id="134"/>
@@ -31415,7 +31464,7 @@
         <w:keepNext/>
         <w:spacing w:after="140"/>
       </w:pPr>
-      <w:bookmarkStart w:id="135" w:name="_Toc243003277"/>
+      <w:bookmarkStart w:id="135" w:name="_Toc243007843"/>
       <w:r>
         <w:t>Calcola e modifica</w:t>
       </w:r>
@@ -31435,7 +31484,7 @@
         <w:keepNext/>
         <w:spacing w:after="140"/>
       </w:pPr>
-      <w:bookmarkStart w:id="136" w:name="_Toc243003278"/>
+      <w:bookmarkStart w:id="136" w:name="_Toc243007844"/>
       <w:r>
         <w:t>Osserva e archivia</w:t>
       </w:r>
@@ -31455,9 +31504,8 @@
         <w:keepNext/>
         <w:spacing w:after="140"/>
       </w:pPr>
-      <w:bookmarkStart w:id="137" w:name="_Toc243003279"/>
-      <w:r>
-        <w:lastRenderedPageBreak/>
+      <w:bookmarkStart w:id="137" w:name="_Toc243007845"/>
+      <w:r>
         <w:t>Fondazioni superficiali</w:t>
       </w:r>
       <w:bookmarkEnd w:id="137"/>
@@ -31487,7 +31535,7 @@
         <w:keepNext/>
         <w:spacing w:after="140"/>
       </w:pPr>
-      <w:bookmarkStart w:id="138" w:name="_Toc243003280"/>
+      <w:bookmarkStart w:id="138" w:name="_Toc243007846"/>
       <w:r>
         <w:t>Preparazione e scelta del metodo</w:t>
       </w:r>
@@ -31506,6 +31554,7 @@
         <w:spacing w:after="140"/>
       </w:pPr>
       <w:r>
+        <w:lastRenderedPageBreak/>
         <w:t>Le formulazioni disponibili hanno campi differenti. Terzaghi accetta carichi verticali centrati e una striscia, un quadrato o un cerchio con D/B non maggiore di 1. Brinch Hansen accetta soltanto carichi normali. Meyerhof accetta carichi inclinati soltanto sulla striscia. Eurocodice 7 e Vesić trattano l'inclinazione delle azioni nei due assi. Il cerchio deve essere centrato; la sua larghezza è il diametro. Queste restrizioni sono controllate dal calcolo.</w:t>
       </w:r>
     </w:p>
@@ -31515,7 +31564,7 @@
         <w:keepNext/>
         <w:spacing w:after="140"/>
       </w:pPr>
-      <w:bookmarkStart w:id="139" w:name="_Toc243003281"/>
+      <w:bookmarkStart w:id="139" w:name="_Toc243007847"/>
       <w:r>
         <w:t>Geometria terreno falda e azioni</w:t>
       </w:r>
@@ -31606,53 +31655,50 @@
         <w:t>γ</w:t>
       </w:r>
       <w:r>
-        <w:t xml:space="preserve"> dello stesso strato, come nel palo verticale; non equivale a un valore saturo misurato. Assegnarlo quando disponibile. La tipologia non </w:t>
+        <w:t xml:space="preserve"> dello stesso strato, come nel palo verticale; non equivale a un valore saturo misurato. Assegnarlo quando disponibile. La tipologia non converte automaticamente c</w:t>
+      </w:r>
+      <w:r>
+        <w:rPr>
+          <w:rFonts w:ascii="Calibri" w:eastAsia="Calibri" w:hAnsi="Calibri" w:cs="Calibri"/>
+        </w:rPr>
+        <w:t>′</w:t>
+      </w:r>
+      <w:r>
+        <w:t xml:space="preserve"> in cu: il drenaggio scelto stabilisce quali resistenze usa il calcolo.</w:t>
+      </w:r>
+    </w:p>
+    <w:p>
+      <w:pPr>
+        <w:spacing w:after="140"/>
+      </w:pPr>
+      <w:r>
+        <w:t xml:space="preserve">La falda è idrostatica e la sua profondità è non negativa dal piano campagna. Sopra la base sono ammessi materiali diversi, integrati nel confinamento q. Sotto la base tutti gli strati devono avere proprietà resistenti e pesi omogenei: confermare l'ipotesi di semispazio, estesa oltre la profondità rappresentata. All'interfaccia il terreno portante è quello inferiore. Un profilo eterogeneo sotto la base viene conservato, ma il calcolo si arresta senza ricorrere a medie. Il profilo deve raggiungere una quota </w:t>
+      </w:r>
+      <w:r>
+        <w:t>inferiore al piano di posa.</w:t>
+      </w:r>
+    </w:p>
+    <w:p>
+      <w:pPr>
+        <w:spacing w:after="140"/>
+      </w:pPr>
+      <w:r>
+        <w:t>Invia / carica terreno trasferisce una copia del sondaggio verso gli altri fogli compatibili, mantenendo parametri, falda e quota di riferimento. Nei Progetti gli stessi campi partecipano al confronto e all'applicazione dei dati comuni; spessori e numero degli strati devono essere coerenti. Non vengono trasferite azioni o formule specifiche del palo. La classe del calcestruzzo, fck e il diagramma usano catalogo e denominazioni comuni. Restano dati descrittivi del progetto: non modificano la capacità portant</w:t>
+      </w:r>
+      <w:r>
+        <w:t>e e non introducono una verifica strutturale o un peso proprio automatico.</w:t>
+      </w:r>
+    </w:p>
+    <w:p>
+      <w:pPr>
+        <w:spacing w:after="140"/>
+      </w:pPr>
+      <w:r>
+        <w:t xml:space="preserve">N, Hx, Hy in kN e Mx, My in kNm sono risultanti al piano di posa già combinate, comprensive dei pesi della fondazione e del ricoprimento. Nel drenato N è efficace al netto della sottospinta; nel non drenato è totale, senza sottrarre la pressione interstiziale al piano di posa. Il foglio non genera le combinazioni né aggiunge automaticamente questi pesi. Il sovraccarico esterno inserito in kPa contribuisce al </w:t>
       </w:r>
       <w:r>
         <w:lastRenderedPageBreak/>
-        <w:t>converte automaticamente c</w:t>
-      </w:r>
-      <w:r>
-        <w:rPr>
-          <w:rFonts w:ascii="Calibri" w:eastAsia="Calibri" w:hAnsi="Calibri" w:cs="Calibri"/>
-        </w:rPr>
-        <w:t>′</w:t>
-      </w:r>
-      <w:r>
-        <w:t xml:space="preserve"> in cu: il drenaggio scelto stabilisce quali resistenze usa il calcolo.</w:t>
-      </w:r>
-    </w:p>
-    <w:p>
-      <w:pPr>
-        <w:spacing w:after="140"/>
-      </w:pPr>
-      <w:r>
-        <w:t xml:space="preserve">La falda è idrostatica e la sua profondità è non negativa dal piano campagna. Sopra la base sono ammessi materiali diversi, integrati nel confinamento q. Sotto la base tutti gli strati devono avere proprietà resistenti e pesi omogenei: confermare l'ipotesi di semispazio, estesa oltre la profondità rappresentata. All'interfaccia il terreno portante è quello inferiore. Un profilo eterogeneo sotto la base viene conservato, ma il calcolo si arresta senza ricorrere a medie. Il profilo deve raggiungere una quota </w:t>
-      </w:r>
-      <w:r>
-        <w:t>inferiore al piano di posa.</w:t>
-      </w:r>
-    </w:p>
-    <w:p>
-      <w:pPr>
-        <w:spacing w:after="140"/>
-      </w:pPr>
-      <w:r>
-        <w:t>Invia / carica terreno trasferisce una copia del sondaggio verso gli altri fogli compatibili, mantenendo parametri, falda e quota di riferimento. Nei Progetti gli stessi campi partecipano al confronto e all'applicazione dei dati comuni; spessori e numero degli strati devono essere coerenti. Non vengono trasferite azioni o formule specifiche del palo. La classe del calcestruzzo, fck e il diagramma usano catalogo e denominazioni comuni. Restano dati descrittivi del progetto: non modificano la capacità portant</w:t>
-      </w:r>
-      <w:r>
-        <w:t>e e non introducono una verifica strutturale o un peso proprio automatico.</w:t>
-      </w:r>
-    </w:p>
-    <w:p>
-      <w:pPr>
-        <w:spacing w:after="140"/>
-      </w:pPr>
-      <w:r>
-        <w:t>N, Hx, Hy in kN e Mx, My in kNm sono risultanti al piano di posa già combinate, comprensive dei pesi della fondazione e del ricoprimento. Nel drenato N è efficace al netto della sottospinta; nel non drenato è totale, senza sottrarre la pressione interstiziale al piano di posa. Il foglio non genera le combinazioni né aggiunge automaticamente questi pesi. Il sovraccarico esterno inserito in kPa contribuisce al confinamento laterale q: non viene aggiunto a N. Per NTC 2018 confermare esplicitamente la preparazi</w:t>
-      </w:r>
-      <w:r>
-        <w:t>one delle azioni A1.</w:t>
+        <w:t>confinamento laterale q: non viene aggiunto a N. Per NTC 2018 confermare esplicitamente la preparazione delle azioni A1.</w:t>
       </w:r>
     </w:p>
     <w:p>
@@ -31678,7 +31724,7 @@
         <w:keepNext/>
         <w:spacing w:after="140"/>
       </w:pPr>
-      <w:bookmarkStart w:id="140" w:name="_Toc243003282"/>
+      <w:bookmarkStart w:id="140" w:name="_Toc243007848"/>
       <w:r>
         <w:t>Lettura delle viste grafiche</w:t>
       </w:r>
@@ -31741,7 +31787,6 @@
         <w:spacing w:after="140"/>
       </w:pPr>
       <w:r>
-        <w:lastRenderedPageBreak/>
         <w:t>Rottura mostra un riferimento di Prandtl per striscia su terreno privo di peso, con cuneo e ventagli logaritmici nelle sezioni X e Y. È uno schema illustrativo; non è la superficie critica calcolata per il metodo selezionato, non descrive una rottura tridimensionale e non determina profondità o estensione dell'indagine.</w:t>
       </w:r>
     </w:p>
@@ -31777,7 +31822,7 @@
         <w:keepNext/>
         <w:spacing w:after="140"/>
       </w:pPr>
-      <w:bookmarkStart w:id="141" w:name="_Toc243003283"/>
+      <w:bookmarkStart w:id="141" w:name="_Toc243007849"/>
       <w:r>
         <w:t>Esempio verificato e lettura dei risultati</w:t>
       </w:r>
@@ -32097,6 +32142,7 @@
               <w:rPr>
                 <w:sz w:val="21"/>
               </w:rPr>
+              <w:lastRenderedPageBreak/>
               <w:t>q efficace</w:t>
             </w:r>
           </w:p>
@@ -32473,7 +32519,7 @@
         <w:keepNext/>
         <w:spacing w:after="140"/>
       </w:pPr>
-      <w:bookmarkStart w:id="142" w:name="_Toc243003284"/>
+      <w:bookmarkStart w:id="142" w:name="_Toc243007850"/>
       <w:r>
         <w:t>Salvataggio errori e report</w:t>
       </w:r>
@@ -32484,11 +32530,7 @@
         <w:spacing w:after="140"/>
       </w:pPr>
       <w:r>
-        <w:t xml:space="preserve">Il salvataggio del foglio o del progetto conserva scelte, azioni e nome della combinazione. Dopo una modifica i risultati precedenti sono invalidati; alla riapertura premere Calcola. Report Word e PDF produce le due edizioni affiancate, con dati, </w:t>
-      </w:r>
-      <w:r>
-        <w:lastRenderedPageBreak/>
-        <w:t>coefficienti, esito, campo di applicazione e versione della libreria. F1 o Guida apre questa pagina; la teoria della portanza (Wiki: Fondazioni superficiali) descrive le formule.</w:t>
+        <w:t>Il salvataggio del foglio o del progetto conserva scelte, azioni e nome della combinazione. Dopo una modifica i risultati precedenti sono invalidati; alla riapertura premere Calcola. Report Word e PDF produce le due edizioni affiancate, con dati, coefficienti, esito, campo di applicazione e versione della libreria. F1 o Guida apre questa pagina; la teoria della portanza (Wiki: Fondazioni superficiali) descrive le formule.</w:t>
       </w:r>
     </w:p>
     <w:p>
@@ -32513,7 +32555,7 @@
         <w:keepNext/>
         <w:spacing w:after="140"/>
       </w:pPr>
-      <w:bookmarkStart w:id="143" w:name="_Toc243003285"/>
+      <w:bookmarkStart w:id="143" w:name="_Toc243007851"/>
       <w:r>
         <w:lastRenderedPageBreak/>
         <w:t>Modelli e importazione da MIDAS</w:t>
@@ -32534,7 +32576,7 @@
         <w:keepNext/>
         <w:spacing w:after="140"/>
       </w:pPr>
-      <w:bookmarkStart w:id="144" w:name="_Toc243003286"/>
+      <w:bookmarkStart w:id="144" w:name="_Toc243007852"/>
       <w:r>
         <w:t>Entrare nel modulo</w:t>
       </w:r>
@@ -32634,7 +32676,7 @@
         <w:keepNext/>
         <w:spacing w:after="140"/>
       </w:pPr>
-      <w:bookmarkStart w:id="145" w:name="_Toc243003287"/>
+      <w:bookmarkStart w:id="145" w:name="_Toc243007853"/>
       <w:r>
         <w:t>Preparare la connessione</w:t>
       </w:r>
@@ -32680,7 +32722,7 @@
         <w:keepNext/>
         <w:spacing w:after="140"/>
       </w:pPr>
-      <w:bookmarkStart w:id="146" w:name="_Toc243003288"/>
+      <w:bookmarkStart w:id="146" w:name="_Toc243007854"/>
       <w:r>
         <w:t>Eseguire la prima importazione</w:t>
       </w:r>
@@ -32962,7 +33004,7 @@
         <w:keepNext/>
         <w:spacing w:after="140"/>
       </w:pPr>
-      <w:bookmarkStart w:id="147" w:name="_Toc243003289"/>
+      <w:bookmarkStart w:id="147" w:name="_Toc243007855"/>
       <w:r>
         <w:t>Scegliere il contenuto da acquisire</w:t>
       </w:r>
@@ -33312,7 +33354,7 @@
         <w:keepNext/>
         <w:spacing w:after="140"/>
       </w:pPr>
-      <w:bookmarkStart w:id="148" w:name="_Toc243003290"/>
+      <w:bookmarkStart w:id="148" w:name="_Toc243007856"/>
       <w:r>
         <w:lastRenderedPageBreak/>
         <w:t>Controllare il modello acquisito</w:t>
@@ -33448,7 +33490,7 @@
         <w:keepNext/>
         <w:spacing w:after="140"/>
       </w:pPr>
-      <w:bookmarkStart w:id="149" w:name="_Toc243003291"/>
+      <w:bookmarkStart w:id="149" w:name="_Toc243007857"/>
       <w:r>
         <w:t>Importare e visualizzare i risultati per fase</w:t>
       </w:r>
@@ -33599,7 +33641,7 @@
         <w:keepNext/>
         <w:spacing w:after="140"/>
       </w:pPr>
-      <w:bookmarkStart w:id="150" w:name="_Toc243003292"/>
+      <w:bookmarkStart w:id="150" w:name="_Toc243007858"/>
       <w:r>
         <w:t>Aggiornare una copia esistente</w:t>
       </w:r>
@@ -33663,7 +33705,7 @@
         <w:keepNext/>
         <w:spacing w:after="140"/>
       </w:pPr>
-      <w:bookmarkStart w:id="151" w:name="_Toc243003293"/>
+      <w:bookmarkStart w:id="151" w:name="_Toc243007859"/>
       <w:r>
         <w:t>Risolvere le interruzioni e conoscere i limiti</w:t>
       </w:r>
@@ -34086,7 +34128,7 @@
         <w:keepNext/>
         <w:spacing w:after="140"/>
       </w:pPr>
-      <w:bookmarkStart w:id="152" w:name="_Toc243003294"/>
+      <w:bookmarkStart w:id="152" w:name="_Toc243007860"/>
       <w:r>
         <w:t>Reologia del calcestruzzo</w:t>
       </w:r>
@@ -34115,7 +34157,7 @@
         <w:keepNext/>
         <w:spacing w:after="140"/>
       </w:pPr>
-      <w:bookmarkStart w:id="153" w:name="_Toc243003295"/>
+      <w:bookmarkStart w:id="153" w:name="_Toc243007861"/>
       <w:r>
         <w:t>Impostare materiale ambiente ed età</w:t>
       </w:r>
@@ -34152,7 +34194,7 @@
         <w:keepNext/>
         <w:spacing w:after="140"/>
       </w:pPr>
-      <w:bookmarkStart w:id="154" w:name="_Toc243003296"/>
+      <w:bookmarkStart w:id="154" w:name="_Toc243007862"/>
       <w:r>
         <w:t>Leggere grafico tabella e limite a infinito</w:t>
       </w:r>
@@ -34288,7 +34330,7 @@
         <w:keepNext/>
         <w:spacing w:after="140"/>
       </w:pPr>
-      <w:bookmarkStart w:id="155" w:name="_Toc243003297"/>
+      <w:bookmarkStart w:id="155" w:name="_Toc243007863"/>
       <w:r>
         <w:t>Usare il risultato nel progetto</w:t>
       </w:r>
@@ -34369,7 +34411,7 @@
         <w:keepNext/>
         <w:spacing w:after="140"/>
       </w:pPr>
-      <w:bookmarkStart w:id="156" w:name="_Toc243003298"/>
+      <w:bookmarkStart w:id="156" w:name="_Toc243007864"/>
       <w:r>
         <w:t>Esaminare le sezioni del modello</w:t>
       </w:r>
@@ -34421,7 +34463,7 @@
         </w:rPr>
         <w:lastRenderedPageBreak/>
         <w:drawing>
-          <wp:inline distT="0" distB="0" distL="0" distR="0" wp14:anchorId="2B5F9DC3" wp14:editId="0E340760">
+          <wp:inline distT="0" distB="0" distL="0" distR="0" wp14:anchorId="6EB62CD2" wp14:editId="5DE2625B">
             <wp:extent cx="6120000" cy="4267204"/>
             <wp:effectExtent l="0" t="0" r="0" b="0"/>
             <wp:docPr id="11" name="Picture 11" descr="Finestra di dettaglio con una sezione composta di esempio"/>
@@ -34471,7 +34513,7 @@
         <w:keepNext/>
         <w:spacing w:after="140"/>
       </w:pPr>
-      <w:bookmarkStart w:id="157" w:name="_Toc243003299"/>
+      <w:bookmarkStart w:id="157" w:name="_Toc243007865"/>
       <w:r>
         <w:t>Leggere geometria proprietà e attributi</w:t>
       </w:r>
@@ -34585,7 +34627,7 @@
         <w:keepNext/>
         <w:spacing w:after="140"/>
       </w:pPr>
-      <w:bookmarkStart w:id="158" w:name="_Toc243003300"/>
+      <w:bookmarkStart w:id="158" w:name="_Toc243007866"/>
       <w:r>
         <w:lastRenderedPageBreak/>
         <w:t>Individuare gli elementi e leggere i volumi</w:t>
